--- a/doc/Пояснительная записка 2.docx
+++ b/doc/Пояснительная записка 2.docx
@@ -369,39 +369,7 @@
           <w:sz w:val="28"/>
           <w:szCs w:val="28"/>
         </w:rPr>
-        <w:t xml:space="preserve">Для разработки данного программного продукта можно использовать следующие инструментальные средства: Project </w:t>
-      </w:r>
-      <w:proofErr w:type="spellStart"/>
-      <w:r>
-        <w:rPr>
-          <w:sz w:val="28"/>
-          <w:szCs w:val="28"/>
-        </w:rPr>
-        <w:t>Rider</w:t>
-      </w:r>
-      <w:proofErr w:type="spellEnd"/>
-      <w:r>
-        <w:rPr>
-          <w:sz w:val="28"/>
-          <w:szCs w:val="28"/>
-        </w:rPr>
-        <w:t xml:space="preserve">, </w:t>
-      </w:r>
-      <w:proofErr w:type="spellStart"/>
-      <w:r>
-        <w:rPr>
-          <w:sz w:val="28"/>
-          <w:szCs w:val="28"/>
-        </w:rPr>
-        <w:t>SharpDevelop</w:t>
-      </w:r>
-      <w:proofErr w:type="spellEnd"/>
-      <w:r>
-        <w:rPr>
-          <w:sz w:val="28"/>
-          <w:szCs w:val="28"/>
-        </w:rPr>
-        <w:t xml:space="preserve"> и Visual Studio. Рассмотрим каждое и сравним их друг с другом.</w:t>
+        <w:t>Для разработки данного программного продукта можно использовать следующие инструментальные средства: Project Rider, SharpDevelop и Visual Studio. Рассмотрим каждое и сравним их друг с другом.</w:t>
       </w:r>
     </w:p>
     <w:p>
@@ -428,9 +396,8 @@
           <w:sz w:val="28"/>
           <w:szCs w:val="28"/>
         </w:rPr>
-        <w:t xml:space="preserve">Project </w:t>
-      </w:r>
-      <w:proofErr w:type="spellStart"/>
+        <w:t xml:space="preserve">Project Rider </w:t>
+      </w:r>
       <w:r>
         <w:rPr>
           <w:rFonts w:ascii="Times New Roman" w:hAnsi="Times New Roman" w:cs="Times New Roman"/>
@@ -438,9 +405,8 @@
           <w:sz w:val="28"/>
           <w:szCs w:val="28"/>
         </w:rPr>
-        <w:t>Rider</w:t>
-      </w:r>
-      <w:proofErr w:type="spellEnd"/>
+        <w:t>-</w:t>
+      </w:r>
       <w:r>
         <w:rPr>
           <w:rFonts w:ascii="Times New Roman" w:hAnsi="Times New Roman" w:cs="Times New Roman"/>
@@ -453,129 +419,11 @@
       <w:r>
         <w:rPr>
           <w:rFonts w:ascii="Times New Roman" w:hAnsi="Times New Roman" w:cs="Times New Roman"/>
-          <w:b/>
-          <w:sz w:val="28"/>
-          <w:szCs w:val="28"/>
-        </w:rPr>
-        <w:t>-</w:t>
-      </w:r>
-      <w:r>
-        <w:rPr>
-          <w:rFonts w:ascii="Times New Roman" w:hAnsi="Times New Roman" w:cs="Times New Roman"/>
-          <w:b/>
-          <w:sz w:val="28"/>
-          <w:szCs w:val="28"/>
-        </w:rPr>
-        <w:t xml:space="preserve"> </w:t>
-      </w:r>
-      <w:r>
-        <w:rPr>
-          <w:rFonts w:ascii="Times New Roman" w:hAnsi="Times New Roman" w:cs="Times New Roman"/>
           <w:bCs/>
           <w:sz w:val="28"/>
           <w:szCs w:val="28"/>
         </w:rPr>
-        <w:t xml:space="preserve">кроссплатформенная IDE от </w:t>
-      </w:r>
-      <w:proofErr w:type="spellStart"/>
-      <w:r>
-        <w:rPr>
-          <w:rFonts w:ascii="Times New Roman" w:hAnsi="Times New Roman" w:cs="Times New Roman"/>
-          <w:bCs/>
-          <w:sz w:val="28"/>
-          <w:szCs w:val="28"/>
-        </w:rPr>
-        <w:t>JetBrains</w:t>
-      </w:r>
-      <w:proofErr w:type="spellEnd"/>
-      <w:r>
-        <w:rPr>
-          <w:rFonts w:ascii="Times New Roman" w:hAnsi="Times New Roman" w:cs="Times New Roman"/>
-          <w:bCs/>
-          <w:sz w:val="28"/>
-          <w:szCs w:val="28"/>
-        </w:rPr>
-        <w:t xml:space="preserve"> для разработки на .NET и в игровых движках, сочетает кроссплатформенность (Windows/</w:t>
-      </w:r>
-      <w:proofErr w:type="spellStart"/>
-      <w:r>
-        <w:rPr>
-          <w:rFonts w:ascii="Times New Roman" w:hAnsi="Times New Roman" w:cs="Times New Roman"/>
-          <w:bCs/>
-          <w:sz w:val="28"/>
-          <w:szCs w:val="28"/>
-        </w:rPr>
-        <w:t>macOS</w:t>
-      </w:r>
-      <w:proofErr w:type="spellEnd"/>
-      <w:r>
-        <w:rPr>
-          <w:rFonts w:ascii="Times New Roman" w:hAnsi="Times New Roman" w:cs="Times New Roman"/>
-          <w:bCs/>
-          <w:sz w:val="28"/>
-          <w:szCs w:val="28"/>
-        </w:rPr>
-        <w:t xml:space="preserve">/Linux), интеллектуальное редактирование (умное завершение, </w:t>
-      </w:r>
-      <w:proofErr w:type="spellStart"/>
-      <w:r>
-        <w:rPr>
-          <w:rFonts w:ascii="Times New Roman" w:hAnsi="Times New Roman" w:cs="Times New Roman"/>
-          <w:bCs/>
-          <w:sz w:val="28"/>
-          <w:szCs w:val="28"/>
-        </w:rPr>
-        <w:t>автоимпорты</w:t>
-      </w:r>
-      <w:proofErr w:type="spellEnd"/>
-      <w:r>
-        <w:rPr>
-          <w:rFonts w:ascii="Times New Roman" w:hAnsi="Times New Roman" w:cs="Times New Roman"/>
-          <w:bCs/>
-          <w:sz w:val="28"/>
-          <w:szCs w:val="28"/>
-        </w:rPr>
-        <w:t xml:space="preserve">, шаблоны), мощный анализ и рефакторинг кода, тесную интеграцию с продуктами </w:t>
-      </w:r>
-      <w:proofErr w:type="spellStart"/>
-      <w:r>
-        <w:rPr>
-          <w:rFonts w:ascii="Times New Roman" w:hAnsi="Times New Roman" w:cs="Times New Roman"/>
-          <w:bCs/>
-          <w:sz w:val="28"/>
-          <w:szCs w:val="28"/>
-        </w:rPr>
-        <w:t>JetBrains</w:t>
-      </w:r>
-      <w:proofErr w:type="spellEnd"/>
-      <w:r>
-        <w:rPr>
-          <w:rFonts w:ascii="Times New Roman" w:hAnsi="Times New Roman" w:cs="Times New Roman"/>
-          <w:bCs/>
-          <w:sz w:val="28"/>
-          <w:szCs w:val="28"/>
-        </w:rPr>
-        <w:t xml:space="preserve"> и расширенные средства отладки и тестирования (включая поддержку многопоточности и </w:t>
-      </w:r>
-      <w:proofErr w:type="spellStart"/>
-      <w:r>
-        <w:rPr>
-          <w:rFonts w:ascii="Times New Roman" w:hAnsi="Times New Roman" w:cs="Times New Roman"/>
-          <w:bCs/>
-          <w:sz w:val="28"/>
-          <w:szCs w:val="28"/>
-        </w:rPr>
-        <w:t>async</w:t>
-      </w:r>
-      <w:proofErr w:type="spellEnd"/>
-      <w:r>
-        <w:rPr>
-          <w:rFonts w:ascii="Times New Roman" w:hAnsi="Times New Roman" w:cs="Times New Roman"/>
-          <w:bCs/>
-          <w:sz w:val="28"/>
-          <w:szCs w:val="28"/>
-        </w:rPr>
-        <w:t>).</w:t>
+        <w:t>кроссплатформенная IDE от JetBrains для разработки на .NET и в игровых движках, сочетает кроссплатформенность (Windows/macOS/Linux), интеллектуальное редактирование (умное завершение, автоимпорты, шаблоны), мощный анализ и рефакторинг кода, тесную интеграцию с продуктами JetBrains и расширенные средства отладки и тестирования (включая поддержку многопоточности и async).</w:t>
       </w:r>
     </w:p>
     <w:p>
@@ -595,7 +443,6 @@
           <w:szCs w:val="28"/>
         </w:rPr>
       </w:pPr>
-      <w:proofErr w:type="spellStart"/>
       <w:r>
         <w:rPr>
           <w:rFonts w:ascii="Times New Roman" w:hAnsi="Times New Roman" w:cs="Times New Roman"/>
@@ -605,7 +452,6 @@
         </w:rPr>
         <w:t>SharpDevelop</w:t>
       </w:r>
-      <w:proofErr w:type="spellEnd"/>
       <w:r>
         <w:rPr>
           <w:rFonts w:ascii="Times New Roman" w:hAnsi="Times New Roman" w:cs="Times New Roman"/>
@@ -631,27 +477,7 @@
           <w:sz w:val="28"/>
           <w:szCs w:val="28"/>
         </w:rPr>
-        <w:t xml:space="preserve"> бесплатная IDE с открытым исходным кодом для разработки под .NET и </w:t>
-      </w:r>
-      <w:proofErr w:type="spellStart"/>
-      <w:r>
-        <w:rPr>
-          <w:rFonts w:ascii="Times New Roman" w:hAnsi="Times New Roman" w:cs="Times New Roman"/>
-          <w:bCs/>
-          <w:sz w:val="28"/>
-          <w:szCs w:val="28"/>
-        </w:rPr>
-        <w:t>Mono</w:t>
-      </w:r>
-      <w:proofErr w:type="spellEnd"/>
-      <w:r>
-        <w:rPr>
-          <w:rFonts w:ascii="Times New Roman" w:hAnsi="Times New Roman" w:cs="Times New Roman"/>
-          <w:bCs/>
-          <w:sz w:val="28"/>
-          <w:szCs w:val="28"/>
-        </w:rPr>
-        <w:t>, сочетает лёгкость и низкие требования к ресурсам, поддержку основных языков и технологий .NET и простой интуитивный интерфейс, удобный для начинающих.</w:t>
+        <w:t xml:space="preserve"> бесплатная IDE с открытым исходным кодом для разработки под .NET и Mono, сочетает лёгкость и низкие требования к ресурсам, поддержку основных языков и технологий .NET и простой интуитивный интерфейс, удобный для начинающих.</w:t>
       </w:r>
     </w:p>
     <w:p>
@@ -705,9 +531,8 @@
           <w:sz w:val="28"/>
           <w:szCs w:val="28"/>
         </w:rPr>
-        <w:t xml:space="preserve"> мощная IDE от Microsoft для разработки под Windows, </w:t>
-      </w:r>
-      <w:proofErr w:type="spellStart"/>
+        <w:t xml:space="preserve"> мощная IDE от Microsoft для разработки под Windows, macOS, Android, iOS и веб, объединяющая поддержку множества языков (C#, </w:t>
+      </w:r>
       <w:r>
         <w:rPr>
           <w:rFonts w:ascii="Times New Roman" w:hAnsi="Times New Roman" w:cs="Times New Roman"/>
@@ -715,9 +540,8 @@
           <w:sz w:val="28"/>
           <w:szCs w:val="28"/>
         </w:rPr>
-        <w:t>macOS</w:t>
-      </w:r>
-      <w:proofErr w:type="spellEnd"/>
+        <w:t>VB.NET</w:t>
+      </w:r>
       <w:r>
         <w:rPr>
           <w:rFonts w:ascii="Times New Roman" w:hAnsi="Times New Roman" w:cs="Times New Roman"/>
@@ -725,125 +549,7 @@
           <w:sz w:val="28"/>
           <w:szCs w:val="28"/>
         </w:rPr>
-        <w:t xml:space="preserve">, </w:t>
-      </w:r>
-      <w:proofErr w:type="spellStart"/>
-      <w:r>
-        <w:rPr>
-          <w:rFonts w:ascii="Times New Roman" w:hAnsi="Times New Roman" w:cs="Times New Roman"/>
-          <w:bCs/>
-          <w:sz w:val="28"/>
-          <w:szCs w:val="28"/>
-        </w:rPr>
-        <w:t>Android</w:t>
-      </w:r>
-      <w:proofErr w:type="spellEnd"/>
-      <w:r>
-        <w:rPr>
-          <w:rFonts w:ascii="Times New Roman" w:hAnsi="Times New Roman" w:cs="Times New Roman"/>
-          <w:bCs/>
-          <w:sz w:val="28"/>
-          <w:szCs w:val="28"/>
-        </w:rPr>
-        <w:t xml:space="preserve">, </w:t>
-      </w:r>
-      <w:proofErr w:type="spellStart"/>
-      <w:r>
-        <w:rPr>
-          <w:rFonts w:ascii="Times New Roman" w:hAnsi="Times New Roman" w:cs="Times New Roman"/>
-          <w:bCs/>
-          <w:sz w:val="28"/>
-          <w:szCs w:val="28"/>
-        </w:rPr>
-        <w:t>iOS</w:t>
-      </w:r>
-      <w:proofErr w:type="spellEnd"/>
-      <w:r>
-        <w:rPr>
-          <w:rFonts w:ascii="Times New Roman" w:hAnsi="Times New Roman" w:cs="Times New Roman"/>
-          <w:bCs/>
-          <w:sz w:val="28"/>
-          <w:szCs w:val="28"/>
-        </w:rPr>
-        <w:t xml:space="preserve"> и веб, объединяющая поддержку множества языков (C#, </w:t>
-      </w:r>
-      <w:r>
-        <w:rPr>
-          <w:rFonts w:ascii="Times New Roman" w:hAnsi="Times New Roman" w:cs="Times New Roman"/>
-          <w:bCs/>
-          <w:sz w:val="28"/>
-          <w:szCs w:val="28"/>
-        </w:rPr>
-        <w:t>VB.NET</w:t>
-      </w:r>
-      <w:r>
-        <w:rPr>
-          <w:rFonts w:ascii="Times New Roman" w:hAnsi="Times New Roman" w:cs="Times New Roman"/>
-          <w:bCs/>
-          <w:sz w:val="28"/>
-          <w:szCs w:val="28"/>
-        </w:rPr>
-        <w:t xml:space="preserve">, F#, C++, JavaScript, </w:t>
-      </w:r>
-      <w:proofErr w:type="spellStart"/>
-      <w:r>
-        <w:rPr>
-          <w:rFonts w:ascii="Times New Roman" w:hAnsi="Times New Roman" w:cs="Times New Roman"/>
-          <w:bCs/>
-          <w:sz w:val="28"/>
-          <w:szCs w:val="28"/>
-        </w:rPr>
-        <w:t>TypeScript</w:t>
-      </w:r>
-      <w:proofErr w:type="spellEnd"/>
-      <w:r>
-        <w:rPr>
-          <w:rFonts w:ascii="Times New Roman" w:hAnsi="Times New Roman" w:cs="Times New Roman"/>
-          <w:bCs/>
-          <w:sz w:val="28"/>
-          <w:szCs w:val="28"/>
-        </w:rPr>
-        <w:t>, Python и др.), продвинутые инструменты редактирования, анализа и рефакторинга кода, расширенные возможности отладки (включая многопоточность и удалённую отладку), встроенные средства командной работы (</w:t>
-      </w:r>
-      <w:proofErr w:type="spellStart"/>
-      <w:r>
-        <w:rPr>
-          <w:rFonts w:ascii="Times New Roman" w:hAnsi="Times New Roman" w:cs="Times New Roman"/>
-          <w:bCs/>
-          <w:sz w:val="28"/>
-          <w:szCs w:val="28"/>
-        </w:rPr>
-        <w:t>Git</w:t>
-      </w:r>
-      <w:proofErr w:type="spellEnd"/>
-      <w:r>
-        <w:rPr>
-          <w:rFonts w:ascii="Times New Roman" w:hAnsi="Times New Roman" w:cs="Times New Roman"/>
-          <w:bCs/>
-          <w:sz w:val="28"/>
-          <w:szCs w:val="28"/>
-        </w:rPr>
-        <w:t xml:space="preserve">, TFS), широкую расширяемость через Visual Studio </w:t>
-      </w:r>
-      <w:proofErr w:type="spellStart"/>
-      <w:r>
-        <w:rPr>
-          <w:rFonts w:ascii="Times New Roman" w:hAnsi="Times New Roman" w:cs="Times New Roman"/>
-          <w:bCs/>
-          <w:sz w:val="28"/>
-          <w:szCs w:val="28"/>
-        </w:rPr>
-        <w:t>Marketplace</w:t>
-      </w:r>
-      <w:proofErr w:type="spellEnd"/>
-      <w:r>
-        <w:rPr>
-          <w:rFonts w:ascii="Times New Roman" w:hAnsi="Times New Roman" w:cs="Times New Roman"/>
-          <w:bCs/>
-          <w:sz w:val="28"/>
-          <w:szCs w:val="28"/>
-        </w:rPr>
-        <w:t xml:space="preserve"> и мощные инструменты тестирования.</w:t>
+        <w:t>, F#, C++, JavaScript, TypeScript, Python и др.), продвинутые инструменты редактирования, анализа и рефакторинга кода, расширенные возможности отладки (включая многопоточность и удалённую отладку), встроенные средства командной работы (Git, TFS), широкую расширяемость через Visual Studio Marketplace и мощные инструменты тестирования.</w:t>
       </w:r>
     </w:p>
     <w:p>
@@ -1123,27 +829,7 @@
           <w:szCs w:val="28"/>
         </w:rPr>
         <w:noBreakHyphen/>
-        <w:t xml:space="preserve">ориентированный язык от Microsoft для платформы .NET, сочетающий простой и понятный синтаксис, тесную интеграцию с .NET и Visual Studio, кроссплатформенность (.NET Core/.NET 5/6) и строгую типизацию, обеспечивающие </w:t>
-      </w:r>
-      <w:proofErr w:type="spellStart"/>
-      <w:r>
-        <w:rPr>
-          <w:rFonts w:ascii="Times New Roman" w:hAnsi="Times New Roman" w:cs="Times New Roman"/>
-          <w:bCs/>
-          <w:sz w:val="28"/>
-          <w:szCs w:val="28"/>
-        </w:rPr>
-        <w:t>быстую</w:t>
-      </w:r>
-      <w:proofErr w:type="spellEnd"/>
-      <w:r>
-        <w:rPr>
-          <w:rFonts w:ascii="Times New Roman" w:hAnsi="Times New Roman" w:cs="Times New Roman"/>
-          <w:bCs/>
-          <w:sz w:val="28"/>
-          <w:szCs w:val="28"/>
-        </w:rPr>
-        <w:t xml:space="preserve"> разработку надежных веб</w:t>
+        <w:t>ориентированный язык от Microsoft для платформы .NET, сочетающий простой и понятный синтаксис, тесную интеграцию с .NET и Visual Studio, кроссплатформенность (.NET Core/.NET 5/6) и строгую типизацию, обеспечивающие быстую разработку надежных веб</w:t>
       </w:r>
       <w:r>
         <w:rPr>
@@ -1207,47 +893,7 @@
           <w:sz w:val="28"/>
           <w:szCs w:val="28"/>
         </w:rPr>
-        <w:t xml:space="preserve"> высокоуровневый язык общего назначения, созданный Гвидо ван </w:t>
-      </w:r>
-      <w:proofErr w:type="spellStart"/>
-      <w:r>
-        <w:rPr>
-          <w:rFonts w:ascii="Times New Roman" w:hAnsi="Times New Roman" w:cs="Times New Roman"/>
-          <w:bCs/>
-          <w:sz w:val="28"/>
-          <w:szCs w:val="28"/>
-        </w:rPr>
-        <w:t>Россумом</w:t>
-      </w:r>
-      <w:proofErr w:type="spellEnd"/>
-      <w:r>
-        <w:rPr>
-          <w:rFonts w:ascii="Times New Roman" w:hAnsi="Times New Roman" w:cs="Times New Roman"/>
-          <w:bCs/>
-          <w:sz w:val="28"/>
-          <w:szCs w:val="28"/>
-        </w:rPr>
-        <w:t xml:space="preserve"> в 1991 году; отличается простым читаемым синтаксисом, кроссплатформенностью (Windows/</w:t>
-      </w:r>
-      <w:proofErr w:type="spellStart"/>
-      <w:r>
-        <w:rPr>
-          <w:rFonts w:ascii="Times New Roman" w:hAnsi="Times New Roman" w:cs="Times New Roman"/>
-          <w:bCs/>
-          <w:sz w:val="28"/>
-          <w:szCs w:val="28"/>
-        </w:rPr>
-        <w:t>macOS</w:t>
-      </w:r>
-      <w:proofErr w:type="spellEnd"/>
-      <w:r>
-        <w:rPr>
-          <w:rFonts w:ascii="Times New Roman" w:hAnsi="Times New Roman" w:cs="Times New Roman"/>
-          <w:bCs/>
-          <w:sz w:val="28"/>
-          <w:szCs w:val="28"/>
-        </w:rPr>
-        <w:t>/Linux) и богатой стандартной библиотекой, ускоряющей разработку широкого круга приложений.</w:t>
+        <w:t xml:space="preserve"> высокоуровневый язык общего назначения, созданный Гвидо ван Россумом в 1991 году; отличается простым читаемым синтаксисом, кроссплатформенностью (Windows/macOS/Linux) и богатой стандартной библиотекой, ускоряющей разработку широкого круга приложений.</w:t>
       </w:r>
     </w:p>
     <w:p>
@@ -1397,39 +1043,7 @@
           <w:sz w:val="28"/>
           <w:szCs w:val="28"/>
         </w:rPr>
-        <w:t xml:space="preserve">Для организации входных и выходных данных необходима база данных. Visual Studio поддерживает работу с различными базами данных, например MySQL, </w:t>
-      </w:r>
-      <w:proofErr w:type="spellStart"/>
-      <w:r>
-        <w:rPr>
-          <w:sz w:val="28"/>
-          <w:szCs w:val="28"/>
-        </w:rPr>
-        <w:t>SQLite</w:t>
-      </w:r>
-      <w:proofErr w:type="spellEnd"/>
-      <w:r>
-        <w:rPr>
-          <w:sz w:val="28"/>
-          <w:szCs w:val="28"/>
-        </w:rPr>
-        <w:t xml:space="preserve"> и </w:t>
-      </w:r>
-      <w:proofErr w:type="spellStart"/>
-      <w:r>
-        <w:rPr>
-          <w:sz w:val="28"/>
-          <w:szCs w:val="28"/>
-        </w:rPr>
-        <w:t>PostgreSQL</w:t>
-      </w:r>
-      <w:proofErr w:type="spellEnd"/>
-      <w:r>
-        <w:rPr>
-          <w:sz w:val="28"/>
-          <w:szCs w:val="28"/>
-        </w:rPr>
-        <w:t>.</w:t>
+        <w:t>Для организации входных и выходных данных необходима база данных. Visual Studio поддерживает работу с различными базами данных, например MySQL, SQLite и PostgreSQL.</w:t>
       </w:r>
     </w:p>
     <w:p>
@@ -1503,7 +1117,6 @@
           <w:szCs w:val="28"/>
         </w:rPr>
       </w:pPr>
-      <w:proofErr w:type="spellStart"/>
       <w:r>
         <w:rPr>
           <w:rFonts w:ascii="Times New Roman" w:hAnsi="Times New Roman" w:cs="Times New Roman"/>
@@ -1514,7 +1127,6 @@
         </w:rPr>
         <w:t>SQLite</w:t>
       </w:r>
-      <w:proofErr w:type="spellEnd"/>
       <w:r>
         <w:rPr>
           <w:rFonts w:ascii="Times New Roman" w:hAnsi="Times New Roman" w:cs="Times New Roman"/>
@@ -1537,25 +1149,7 @@
           <w:sz w:val="28"/>
           <w:szCs w:val="28"/>
         </w:rPr>
-        <w:t xml:space="preserve"> </w:t>
-      </w:r>
-      <w:proofErr w:type="spellStart"/>
-      <w:r>
-        <w:rPr>
-          <w:rFonts w:ascii="Times New Roman" w:hAnsi="Times New Roman" w:cs="Times New Roman"/>
-          <w:sz w:val="28"/>
-          <w:szCs w:val="28"/>
-        </w:rPr>
-        <w:t>лёгковесная</w:t>
-      </w:r>
-      <w:proofErr w:type="spellEnd"/>
-      <w:r>
-        <w:rPr>
-          <w:rFonts w:ascii="Times New Roman" w:hAnsi="Times New Roman" w:cs="Times New Roman"/>
-          <w:sz w:val="28"/>
-          <w:szCs w:val="28"/>
-        </w:rPr>
-        <w:t xml:space="preserve"> встраиваемая реляционная СУБД без отдельного серверного процесса, идеальная для небольших проектов и мобильных приложений; отличается компактностью, простой интеграцией и настройкой (включая Visual Studio) и поддержкой большинства стандартных SQL</w:t>
+        <w:t xml:space="preserve"> лёгковесная встраиваемая реляционная СУБД без отдельного серверного процесса, идеальная для небольших проектов и мобильных приложений; отличается компактностью, простой интеграцией и настройкой (включая Visual Studio) и поддержкой большинства стандартных SQL</w:t>
       </w:r>
       <w:r>
         <w:rPr>
@@ -1583,7 +1177,6 @@
           <w:szCs w:val="28"/>
         </w:rPr>
       </w:pPr>
-      <w:proofErr w:type="spellStart"/>
       <w:r>
         <w:rPr>
           <w:rFonts w:ascii="Times New Roman" w:hAnsi="Times New Roman" w:cs="Times New Roman"/>
@@ -1594,7 +1187,6 @@
         </w:rPr>
         <w:t>PostgreSQL</w:t>
       </w:r>
-      <w:proofErr w:type="spellEnd"/>
       <w:r>
         <w:rPr>
           <w:rFonts w:ascii="Times New Roman" w:hAnsi="Times New Roman" w:cs="Times New Roman"/>
@@ -1646,43 +1238,7 @@
           <w:sz w:val="28"/>
           <w:szCs w:val="28"/>
         </w:rPr>
-        <w:t xml:space="preserve">Сравнив вышеперечисленные СУБД, можем сделать вывод, что </w:t>
-      </w:r>
-      <w:proofErr w:type="spellStart"/>
-      <w:r>
-        <w:rPr>
-          <w:rFonts w:eastAsia="Calibri"/>
-          <w:sz w:val="28"/>
-          <w:szCs w:val="28"/>
-        </w:rPr>
-        <w:t>PostgreSQL</w:t>
-      </w:r>
-      <w:proofErr w:type="spellEnd"/>
-      <w:r>
-        <w:rPr>
-          <w:rFonts w:eastAsia="Calibri"/>
-          <w:sz w:val="28"/>
-          <w:szCs w:val="28"/>
-        </w:rPr>
-        <w:t xml:space="preserve">  требует какое-то количество времени на изучение и больше подходит для больших проектов. </w:t>
-      </w:r>
-      <w:proofErr w:type="spellStart"/>
-      <w:r>
-        <w:rPr>
-          <w:rFonts w:eastAsia="Calibri"/>
-          <w:sz w:val="28"/>
-          <w:szCs w:val="28"/>
-        </w:rPr>
-        <w:t>SQLite</w:t>
-      </w:r>
-      <w:proofErr w:type="spellEnd"/>
-      <w:r>
-        <w:rPr>
-          <w:rFonts w:eastAsia="Calibri"/>
-          <w:sz w:val="28"/>
-          <w:szCs w:val="28"/>
-        </w:rPr>
-        <w:t xml:space="preserve"> отлично подходит для небольших приложений, не требующих отдельного сервера, но при выполнении сложных запросов и транзакций может снижаться производительность. Самым оптимальным вариантом для разрабатываемого приложения является MySQL, совмещающая в себе высокую производительность и отличную интеграцию с Visual Studio.</w:t>
+        <w:t>Сравнив вышеперечисленные СУБД, можем сделать вывод, что PostgreSQL  требует какое-то количество времени на изучение и больше подходит для больших проектов. SQLite отлично подходит для небольших приложений, не требующих отдельного сервера, но при выполнении сложных запросов и транзакций может снижаться производительность. Самым оптимальным вариантом для разрабатываемого приложения является MySQL, совмещающая в себе высокую производительность и отличную интеграцию с Visual Studio.</w:t>
       </w:r>
     </w:p>
     <w:p>
@@ -1713,7 +1269,6 @@
           <w:rFonts w:eastAsia="Calibri"/>
           <w:sz w:val="28"/>
           <w:szCs w:val="28"/>
-          <w:highlight w:val="yellow"/>
         </w:rPr>
         <w:lastRenderedPageBreak/>
         <w:t>База данных состоит из 7 таблиц в соответствии с рисунком 1.2.1.</w:t>
@@ -1734,13 +1289,13 @@
       <w:r>
         <w:rPr>
           <w:rFonts w:eastAsia="Calibri"/>
-          <w:noProof/>
-          <w:sz w:val="28"/>
-          <w:szCs w:val="28"/>
+          <w:sz w:val="28"/>
+          <w:szCs w:val="28"/>
+          <w:lang w:val="en-US"/>
         </w:rPr>
         <w:drawing>
-          <wp:inline distT="0" distB="0" distL="0" distR="0" wp14:anchorId="5B8BC796" wp14:editId="1C749E36">
-            <wp:extent cx="4634345" cy="3863214"/>
+          <wp:inline distT="0" distB="0" distL="0" distR="0" wp14:anchorId="20AECBA4" wp14:editId="41957A6F">
+            <wp:extent cx="4437687" cy="3531870"/>
             <wp:effectExtent l="0" t="0" r="0" b="0"/>
             <wp:docPr id="1" name="Рисунок 1"/>
             <wp:cNvGraphicFramePr>
@@ -1754,7 +1309,7 @@
                     <pic:cNvPicPr/>
                   </pic:nvPicPr>
                   <pic:blipFill>
-                    <a:blip r:embed="rId8" cstate="print"/>
+                    <a:blip r:embed="rId8"/>
                     <a:stretch>
                       <a:fillRect/>
                     </a:stretch>
@@ -1762,7 +1317,7 @@
                   <pic:spPr>
                     <a:xfrm>
                       <a:off x="0" y="0"/>
-                      <a:ext cx="4662927" cy="3887040"/>
+                      <a:ext cx="4443542" cy="3536530"/>
                     </a:xfrm>
                     <a:prstGeom prst="rect">
                       <a:avLst/>
@@ -1878,7 +1433,7 @@
           <w:sz w:val="28"/>
           <w:szCs w:val="28"/>
         </w:rPr>
-        <w:t>9</w:t>
+        <w:t>7</w:t>
       </w:r>
       <w:r>
         <w:rPr>
@@ -2197,7 +1752,6 @@
                 <w:szCs w:val="28"/>
               </w:rPr>
             </w:pPr>
-            <w:proofErr w:type="spellStart"/>
             <w:r>
               <w:rPr>
                 <w:color w:val="000000"/>
@@ -2206,7 +1760,6 @@
               </w:rPr>
               <w:t>ID_Contract</w:t>
             </w:r>
-            <w:proofErr w:type="spellEnd"/>
           </w:p>
         </w:tc>
         <w:tc>
@@ -2293,7 +1846,6 @@
                 <w:szCs w:val="28"/>
               </w:rPr>
             </w:pPr>
-            <w:proofErr w:type="spellStart"/>
             <w:r>
               <w:rPr>
                 <w:color w:val="000000"/>
@@ -2302,7 +1854,6 @@
               </w:rPr>
               <w:t>Name_contract</w:t>
             </w:r>
-            <w:proofErr w:type="spellEnd"/>
           </w:p>
         </w:tc>
         <w:tc>
@@ -2376,7 +1927,15 @@
                 <w:sz w:val="28"/>
                 <w:szCs w:val="28"/>
               </w:rPr>
-              <w:t>Цена</w:t>
+              <w:t>Да</w:t>
+            </w:r>
+            <w:r>
+              <w:rPr>
+                <w:color w:val="000000"/>
+                <w:sz w:val="28"/>
+                <w:szCs w:val="28"/>
+              </w:rPr>
+              <w:t>та подписания</w:t>
             </w:r>
           </w:p>
         </w:tc>
@@ -2399,115 +1958,8 @@
                 <w:sz w:val="28"/>
                 <w:szCs w:val="28"/>
               </w:rPr>
-              <w:t>Cost</w:t>
-            </w:r>
-          </w:p>
-        </w:tc>
-        <w:tc>
-          <w:tcPr>
-            <w:tcW w:w="1319" w:type="dxa"/>
-          </w:tcPr>
-          <w:p>
-            <w:pPr>
-              <w:spacing w:line="360" w:lineRule="auto"/>
-              <w:rPr>
-                <w:color w:val="000000"/>
-                <w:sz w:val="28"/>
-                <w:szCs w:val="28"/>
-                <w:lang w:val="en-US"/>
-              </w:rPr>
-            </w:pPr>
-            <w:r>
-              <w:rPr>
-                <w:color w:val="000000"/>
-                <w:sz w:val="28"/>
-                <w:szCs w:val="28"/>
-                <w:lang w:val="en-US"/>
-              </w:rPr>
-              <w:t>DECIMAL</w:t>
-            </w:r>
-          </w:p>
-        </w:tc>
-        <w:tc>
-          <w:tcPr>
-            <w:tcW w:w="1484" w:type="dxa"/>
-          </w:tcPr>
-          <w:p>
-            <w:pPr>
-              <w:spacing w:line="360" w:lineRule="auto"/>
-              <w:rPr>
-                <w:color w:val="000000"/>
-                <w:sz w:val="28"/>
-                <w:szCs w:val="28"/>
-              </w:rPr>
-            </w:pPr>
-            <w:r>
-              <w:rPr>
-                <w:color w:val="000000"/>
-                <w:sz w:val="28"/>
-                <w:szCs w:val="28"/>
-                <w:lang w:val="en-US"/>
-              </w:rPr>
-              <w:t>(20)</w:t>
-            </w:r>
-          </w:p>
-        </w:tc>
-      </w:tr>
-      <w:tr>
-        <w:tc>
-          <w:tcPr>
-            <w:tcW w:w="3610" w:type="dxa"/>
-          </w:tcPr>
-          <w:p>
-            <w:pPr>
-              <w:spacing w:line="360" w:lineRule="auto"/>
-              <w:rPr>
-                <w:color w:val="000000"/>
-                <w:sz w:val="28"/>
-                <w:szCs w:val="28"/>
-              </w:rPr>
-            </w:pPr>
-            <w:r>
-              <w:rPr>
-                <w:color w:val="000000"/>
-                <w:sz w:val="28"/>
-                <w:szCs w:val="28"/>
-              </w:rPr>
-              <w:t>Да</w:t>
-            </w:r>
-            <w:r>
-              <w:rPr>
-                <w:color w:val="000000"/>
-                <w:sz w:val="28"/>
-                <w:szCs w:val="28"/>
-              </w:rPr>
-              <w:t>та подписания</w:t>
-            </w:r>
-          </w:p>
-        </w:tc>
-        <w:tc>
-          <w:tcPr>
-            <w:tcW w:w="3611" w:type="dxa"/>
-          </w:tcPr>
-          <w:p>
-            <w:pPr>
-              <w:spacing w:line="360" w:lineRule="auto"/>
-              <w:rPr>
-                <w:color w:val="000000"/>
-                <w:sz w:val="28"/>
-                <w:szCs w:val="28"/>
-              </w:rPr>
-            </w:pPr>
-            <w:proofErr w:type="spellStart"/>
-            <w:r>
-              <w:rPr>
-                <w:color w:val="000000"/>
-                <w:sz w:val="28"/>
-                <w:szCs w:val="28"/>
-              </w:rPr>
               <w:t>date_signing</w:t>
             </w:r>
-            <w:proofErr w:type="spellEnd"/>
           </w:p>
         </w:tc>
         <w:tc>
@@ -2709,7 +2161,7 @@
                 <w:sz w:val="28"/>
                 <w:szCs w:val="28"/>
               </w:rPr>
-              <w:t>Сроки строительства</w:t>
+              <w:t>Дата окончания контракта</w:t>
             </w:r>
           </w:p>
         </w:tc>
@@ -2724,18 +2176,18 @@
                 <w:color w:val="000000"/>
                 <w:sz w:val="28"/>
                 <w:szCs w:val="28"/>
-              </w:rPr>
-            </w:pPr>
-            <w:proofErr w:type="spellStart"/>
-            <w:r>
-              <w:rPr>
-                <w:color w:val="000000"/>
-                <w:sz w:val="28"/>
-                <w:szCs w:val="28"/>
-              </w:rPr>
-              <w:t>Construction_Dates</w:t>
-            </w:r>
-            <w:proofErr w:type="spellEnd"/>
+                <w:lang w:val="en-US"/>
+              </w:rPr>
+            </w:pPr>
+            <w:r>
+              <w:rPr>
+                <w:color w:val="000000"/>
+                <w:sz w:val="28"/>
+                <w:szCs w:val="28"/>
+                <w:lang w:val="en-US"/>
+              </w:rPr>
+              <w:t>END_DATE</w:t>
+            </w:r>
           </w:p>
         </w:tc>
         <w:tc>
@@ -2759,7 +2211,7 @@
                 <w:szCs w:val="28"/>
                 <w:lang w:val="en-US"/>
               </w:rPr>
-              <w:t>INT</w:t>
+              <w:t>DATE</w:t>
             </w:r>
           </w:p>
         </w:tc>
@@ -2774,6 +2226,7 @@
                 <w:color w:val="000000"/>
                 <w:sz w:val="28"/>
                 <w:szCs w:val="28"/>
+                <w:lang w:val="en-US"/>
               </w:rPr>
             </w:pPr>
           </w:p>
@@ -2791,15 +2244,16 @@
                 <w:color w:val="000000"/>
                 <w:sz w:val="28"/>
                 <w:szCs w:val="28"/>
-              </w:rPr>
-            </w:pPr>
-            <w:r>
-              <w:rPr>
-                <w:color w:val="000000"/>
-                <w:sz w:val="28"/>
-                <w:szCs w:val="28"/>
-              </w:rPr>
-              <w:t>Дата окончания контракта</w:t>
+                <w:lang w:val="en-US"/>
+              </w:rPr>
+            </w:pPr>
+            <w:r>
+              <w:rPr>
+                <w:color w:val="000000"/>
+                <w:sz w:val="28"/>
+                <w:szCs w:val="28"/>
+              </w:rPr>
+              <w:t>Идентификатор клиента</w:t>
             </w:r>
           </w:p>
         </w:tc>
@@ -2824,7 +2278,7 @@
                 <w:szCs w:val="28"/>
                 <w:lang w:val="en-US"/>
               </w:rPr>
-              <w:t>END_DATE</w:t>
+              <w:t>Clients_ID_Client</w:t>
             </w:r>
           </w:p>
         </w:tc>
@@ -2849,7 +2303,7 @@
                 <w:szCs w:val="28"/>
                 <w:lang w:val="en-US"/>
               </w:rPr>
-              <w:t>DATE</w:t>
+              <w:t>INT</w:t>
             </w:r>
           </w:p>
         </w:tc>
@@ -2891,7 +2345,7 @@
                 <w:sz w:val="28"/>
                 <w:szCs w:val="28"/>
               </w:rPr>
-              <w:t>Идентификатор клиента</w:t>
+              <w:t>Идентификатор сотрудника</w:t>
             </w:r>
           </w:p>
         </w:tc>
@@ -2909,7 +2363,6 @@
                 <w:lang w:val="en-US"/>
               </w:rPr>
             </w:pPr>
-            <w:proofErr w:type="spellStart"/>
             <w:r>
               <w:rPr>
                 <w:color w:val="000000"/>
@@ -2917,9 +2370,8 @@
                 <w:szCs w:val="28"/>
                 <w:lang w:val="en-US"/>
               </w:rPr>
-              <w:t>Clients_ID_Client</w:t>
-            </w:r>
-            <w:proofErr w:type="spellEnd"/>
+              <w:t>worker_ID_worker</w:t>
+            </w:r>
           </w:p>
         </w:tc>
         <w:tc>
@@ -2976,6 +2428,29 @@
                 <w:color w:val="000000"/>
                 <w:sz w:val="28"/>
                 <w:szCs w:val="28"/>
+              </w:rPr>
+            </w:pPr>
+            <w:r>
+              <w:rPr>
+                <w:color w:val="000000"/>
+                <w:sz w:val="28"/>
+                <w:szCs w:val="28"/>
+              </w:rPr>
+              <w:t>Связывающая таблица между таблицей «Контракты» и «Объекты»</w:t>
+            </w:r>
+          </w:p>
+        </w:tc>
+        <w:tc>
+          <w:tcPr>
+            <w:tcW w:w="3611" w:type="dxa"/>
+          </w:tcPr>
+          <w:p>
+            <w:pPr>
+              <w:spacing w:line="360" w:lineRule="auto"/>
+              <w:rPr>
+                <w:color w:val="000000"/>
+                <w:sz w:val="28"/>
+                <w:szCs w:val="28"/>
                 <w:lang w:val="en-US"/>
               </w:rPr>
             </w:pPr>
@@ -2984,129 +2459,10 @@
                 <w:color w:val="000000"/>
                 <w:sz w:val="28"/>
                 <w:szCs w:val="28"/>
-              </w:rPr>
-              <w:t>Идентификатор сотрудника</w:t>
-            </w:r>
-          </w:p>
-        </w:tc>
-        <w:tc>
-          <w:tcPr>
-            <w:tcW w:w="3611" w:type="dxa"/>
-          </w:tcPr>
-          <w:p>
-            <w:pPr>
-              <w:spacing w:line="360" w:lineRule="auto"/>
-              <w:rPr>
-                <w:color w:val="000000"/>
-                <w:sz w:val="28"/>
-                <w:szCs w:val="28"/>
                 <w:lang w:val="en-US"/>
               </w:rPr>
-            </w:pPr>
-            <w:proofErr w:type="spellStart"/>
-            <w:r>
-              <w:rPr>
-                <w:color w:val="000000"/>
-                <w:sz w:val="28"/>
-                <w:szCs w:val="28"/>
-                <w:lang w:val="en-US"/>
-              </w:rPr>
-              <w:t>worker_ID_worker</w:t>
-            </w:r>
-            <w:proofErr w:type="spellEnd"/>
-          </w:p>
-        </w:tc>
-        <w:tc>
-          <w:tcPr>
-            <w:tcW w:w="1319" w:type="dxa"/>
-          </w:tcPr>
-          <w:p>
-            <w:pPr>
-              <w:spacing w:line="360" w:lineRule="auto"/>
-              <w:rPr>
-                <w:color w:val="000000"/>
-                <w:sz w:val="28"/>
-                <w:szCs w:val="28"/>
-                <w:lang w:val="en-US"/>
-              </w:rPr>
-            </w:pPr>
-            <w:r>
-              <w:rPr>
-                <w:color w:val="000000"/>
-                <w:sz w:val="28"/>
-                <w:szCs w:val="28"/>
-                <w:lang w:val="en-US"/>
-              </w:rPr>
-              <w:t>INT</w:t>
-            </w:r>
-          </w:p>
-        </w:tc>
-        <w:tc>
-          <w:tcPr>
-            <w:tcW w:w="1484" w:type="dxa"/>
-          </w:tcPr>
-          <w:p>
-            <w:pPr>
-              <w:spacing w:line="360" w:lineRule="auto"/>
-              <w:rPr>
-                <w:color w:val="000000"/>
-                <w:sz w:val="28"/>
-                <w:szCs w:val="28"/>
-                <w:lang w:val="en-US"/>
-              </w:rPr>
-            </w:pPr>
-          </w:p>
-        </w:tc>
-      </w:tr>
-      <w:tr>
-        <w:tc>
-          <w:tcPr>
-            <w:tcW w:w="3610" w:type="dxa"/>
-          </w:tcPr>
-          <w:p>
-            <w:pPr>
-              <w:spacing w:line="360" w:lineRule="auto"/>
-              <w:rPr>
-                <w:color w:val="000000"/>
-                <w:sz w:val="28"/>
-                <w:szCs w:val="28"/>
-              </w:rPr>
-            </w:pPr>
-            <w:r>
-              <w:rPr>
-                <w:color w:val="000000"/>
-                <w:sz w:val="28"/>
-                <w:szCs w:val="28"/>
-              </w:rPr>
-              <w:t>Связывающая таблица между таблицей «Контракты» и «Объекты»</w:t>
-            </w:r>
-          </w:p>
-        </w:tc>
-        <w:tc>
-          <w:tcPr>
-            <w:tcW w:w="3611" w:type="dxa"/>
-          </w:tcPr>
-          <w:p>
-            <w:pPr>
-              <w:spacing w:line="360" w:lineRule="auto"/>
-              <w:rPr>
-                <w:color w:val="000000"/>
-                <w:sz w:val="28"/>
-                <w:szCs w:val="28"/>
-                <w:lang w:val="en-US"/>
-              </w:rPr>
-            </w:pPr>
-            <w:proofErr w:type="spellStart"/>
-            <w:r>
-              <w:rPr>
-                <w:color w:val="000000"/>
-                <w:sz w:val="28"/>
-                <w:szCs w:val="28"/>
-                <w:lang w:val="en-US"/>
-              </w:rPr>
               <w:t>connection_contract_object_idconnection_contract_object</w:t>
             </w:r>
-            <w:proofErr w:type="spellEnd"/>
           </w:p>
         </w:tc>
         <w:tc>
@@ -3402,7 +2758,6 @@
                 <w:szCs w:val="28"/>
               </w:rPr>
             </w:pPr>
-            <w:proofErr w:type="spellStart"/>
             <w:r>
               <w:rPr>
                 <w:color w:val="000000"/>
@@ -3411,7 +2766,6 @@
               </w:rPr>
               <w:t>ID_Role</w:t>
             </w:r>
-            <w:proofErr w:type="spellEnd"/>
           </w:p>
         </w:tc>
         <w:tc>
@@ -3498,7 +2852,6 @@
                 <w:szCs w:val="28"/>
               </w:rPr>
             </w:pPr>
-            <w:proofErr w:type="spellStart"/>
             <w:r>
               <w:rPr>
                 <w:color w:val="000000"/>
@@ -3507,7 +2860,6 @@
               </w:rPr>
               <w:t>Role</w:t>
             </w:r>
-            <w:proofErr w:type="spellEnd"/>
           </w:p>
         </w:tc>
         <w:tc>
@@ -3942,7 +3294,6 @@
                 <w:szCs w:val="28"/>
               </w:rPr>
             </w:pPr>
-            <w:proofErr w:type="spellStart"/>
             <w:r>
               <w:rPr>
                 <w:color w:val="000000"/>
@@ -3951,7 +3302,6 @@
               </w:rPr>
               <w:t>ID_worker</w:t>
             </w:r>
-            <w:proofErr w:type="spellEnd"/>
           </w:p>
         </w:tc>
         <w:tc>
@@ -4178,7 +3528,6 @@
                 <w:szCs w:val="28"/>
               </w:rPr>
             </w:pPr>
-            <w:proofErr w:type="spellStart"/>
             <w:r>
               <w:rPr>
                 <w:color w:val="000000"/>
@@ -4187,7 +3536,6 @@
               </w:rPr>
               <w:t>ID_Clientsl</w:t>
             </w:r>
-            <w:proofErr w:type="spellEnd"/>
           </w:p>
         </w:tc>
         <w:tc>
@@ -4414,7 +3762,6 @@
                 <w:szCs w:val="28"/>
               </w:rPr>
             </w:pPr>
-            <w:proofErr w:type="spellStart"/>
             <w:r>
               <w:rPr>
                 <w:color w:val="000000"/>
@@ -4423,7 +3770,6 @@
               </w:rPr>
               <w:t>Age</w:t>
             </w:r>
-            <w:proofErr w:type="spellEnd"/>
           </w:p>
         </w:tc>
         <w:tc>
@@ -4512,7 +3858,6 @@
                 <w:szCs w:val="28"/>
               </w:rPr>
             </w:pPr>
-            <w:proofErr w:type="spellStart"/>
             <w:r>
               <w:rPr>
                 <w:color w:val="000000"/>
@@ -4521,7 +3866,6 @@
               </w:rPr>
               <w:t>phone</w:t>
             </w:r>
-            <w:proofErr w:type="spellEnd"/>
           </w:p>
         </w:tc>
         <w:tc>
@@ -4611,7 +3955,6 @@
                 <w:szCs w:val="28"/>
               </w:rPr>
             </w:pPr>
-            <w:proofErr w:type="spellStart"/>
             <w:r>
               <w:rPr>
                 <w:color w:val="000000"/>
@@ -4620,7 +3963,6 @@
               </w:rPr>
               <w:t>Role_worker_ID_Role</w:t>
             </w:r>
-            <w:proofErr w:type="spellEnd"/>
           </w:p>
         </w:tc>
         <w:tc>
@@ -4710,7 +4052,6 @@
                 <w:szCs w:val="28"/>
               </w:rPr>
             </w:pPr>
-            <w:proofErr w:type="spellStart"/>
             <w:r>
               <w:rPr>
                 <w:color w:val="000000"/>
@@ -4719,7 +4060,6 @@
               </w:rPr>
               <w:t>IsDeleted</w:t>
             </w:r>
-            <w:proofErr w:type="spellEnd"/>
           </w:p>
         </w:tc>
         <w:tc>
@@ -4761,6 +4101,104 @@
                 <w:lang w:val="en-US"/>
               </w:rPr>
             </w:pPr>
+          </w:p>
+        </w:tc>
+      </w:tr>
+      <w:tr>
+        <w:tc>
+          <w:tcPr>
+            <w:tcW w:w="3402" w:type="dxa"/>
+          </w:tcPr>
+          <w:p>
+            <w:pPr>
+              <w:spacing w:line="360" w:lineRule="auto"/>
+              <w:rPr>
+                <w:color w:val="000000"/>
+                <w:sz w:val="28"/>
+                <w:szCs w:val="28"/>
+              </w:rPr>
+            </w:pPr>
+            <w:r>
+              <w:rPr>
+                <w:color w:val="000000"/>
+                <w:sz w:val="28"/>
+                <w:szCs w:val="28"/>
+              </w:rPr>
+              <w:t>Пароль сотрудников</w:t>
+            </w:r>
+          </w:p>
+        </w:tc>
+        <w:tc>
+          <w:tcPr>
+            <w:tcW w:w="2783" w:type="dxa"/>
+          </w:tcPr>
+          <w:p>
+            <w:pPr>
+              <w:spacing w:line="360" w:lineRule="auto"/>
+              <w:rPr>
+                <w:color w:val="000000"/>
+                <w:sz w:val="28"/>
+                <w:szCs w:val="28"/>
+              </w:rPr>
+            </w:pPr>
+            <w:r>
+              <w:rPr>
+                <w:color w:val="000000"/>
+                <w:sz w:val="28"/>
+                <w:szCs w:val="28"/>
+              </w:rPr>
+              <w:t>password</w:t>
+            </w:r>
+          </w:p>
+        </w:tc>
+        <w:tc>
+          <w:tcPr>
+            <w:tcW w:w="1701" w:type="dxa"/>
+          </w:tcPr>
+          <w:p>
+            <w:pPr>
+              <w:spacing w:line="360" w:lineRule="auto"/>
+              <w:rPr>
+                <w:color w:val="000000"/>
+                <w:sz w:val="28"/>
+                <w:szCs w:val="28"/>
+                <w:lang w:val="en-US"/>
+              </w:rPr>
+            </w:pPr>
+            <w:r>
+              <w:rPr>
+                <w:color w:val="000000"/>
+                <w:sz w:val="28"/>
+                <w:szCs w:val="28"/>
+                <w:lang w:val="en-US"/>
+              </w:rPr>
+              <w:t>CHAR</w:t>
+            </w:r>
+          </w:p>
+        </w:tc>
+        <w:tc>
+          <w:tcPr>
+            <w:tcW w:w="1791" w:type="dxa"/>
+          </w:tcPr>
+          <w:p>
+            <w:pPr>
+              <w:spacing w:line="360" w:lineRule="auto"/>
+              <w:rPr>
+                <w:color w:val="000000"/>
+                <w:sz w:val="28"/>
+                <w:szCs w:val="28"/>
+                <w:lang w:val="en-US"/>
+              </w:rPr>
+            </w:pPr>
+            <w:r>
+              <w:rPr>
+                <w:color w:val="000000"/>
+                <w:sz w:val="28"/>
+                <w:szCs w:val="28"/>
+                <w:lang w:val="en-US"/>
+              </w:rPr>
+              <w:t>(8)</w:t>
+            </w:r>
           </w:p>
         </w:tc>
       </w:tr>
@@ -4929,9 +4367,9 @@
         <w:tblLook w:val="04A0" w:firstRow="1" w:lastRow="0" w:firstColumn="1" w:lastColumn="0" w:noHBand="0" w:noVBand="1"/>
       </w:tblPr>
       <w:tblGrid>
-        <w:gridCol w:w="4102"/>
-        <w:gridCol w:w="2453"/>
-        <w:gridCol w:w="1678"/>
+        <w:gridCol w:w="4161"/>
+        <w:gridCol w:w="2463"/>
+        <w:gridCol w:w="1609"/>
         <w:gridCol w:w="1791"/>
       </w:tblGrid>
       <w:tr>
@@ -5082,7 +4520,6 @@
                 <w:szCs w:val="28"/>
               </w:rPr>
             </w:pPr>
-            <w:proofErr w:type="spellStart"/>
             <w:r>
               <w:rPr>
                 <w:color w:val="000000"/>
@@ -5091,7 +4528,6 @@
               </w:rPr>
               <w:t>ID_Status_client</w:t>
             </w:r>
-            <w:proofErr w:type="spellEnd"/>
           </w:p>
         </w:tc>
         <w:tc>
@@ -5186,7 +4622,6 @@
                 <w:szCs w:val="28"/>
               </w:rPr>
             </w:pPr>
-            <w:proofErr w:type="spellStart"/>
             <w:r>
               <w:rPr>
                 <w:color w:val="000000"/>
@@ -5195,7 +4630,6 @@
               </w:rPr>
               <w:t>status</w:t>
             </w:r>
-            <w:proofErr w:type="spellEnd"/>
           </w:p>
         </w:tc>
         <w:tc>
@@ -5296,7 +4730,6 @@
                 <w:szCs w:val="28"/>
               </w:rPr>
             </w:pPr>
-            <w:proofErr w:type="spellStart"/>
             <w:r>
               <w:rPr>
                 <w:color w:val="000000"/>
@@ -5305,7 +4738,6 @@
               </w:rPr>
               <w:t>IsDeleted</w:t>
             </w:r>
-            <w:proofErr w:type="spellEnd"/>
           </w:p>
         </w:tc>
         <w:tc>
@@ -5329,7 +4761,7 @@
                 <w:szCs w:val="28"/>
                 <w:lang w:val="en-US"/>
               </w:rPr>
-              <w:t>TINYINT(1)</w:t>
+              <w:t>INT</w:t>
             </w:r>
           </w:p>
         </w:tc>
@@ -5394,7 +4826,6 @@
         </w:rPr>
         <w:t>» (</w:t>
       </w:r>
-      <w:proofErr w:type="spellStart"/>
       <w:r>
         <w:rPr>
           <w:sz w:val="28"/>
@@ -5403,7 +4834,6 @@
         </w:rPr>
         <w:t>idconnection</w:t>
       </w:r>
-      <w:proofErr w:type="spellEnd"/>
       <w:r>
         <w:rPr>
           <w:sz w:val="28"/>
@@ -5502,6 +4932,7 @@
           <w:sz w:val="28"/>
           <w:szCs w:val="28"/>
         </w:rPr>
+        <w:lastRenderedPageBreak/>
         <w:t>Таблица 1.2.</w:t>
       </w:r>
       <w:r>
@@ -5587,7 +5018,6 @@
                 <w:sz w:val="28"/>
                 <w:szCs w:val="28"/>
               </w:rPr>
-              <w:lastRenderedPageBreak/>
               <w:t>Название столбца</w:t>
             </w:r>
           </w:p>
@@ -5714,7 +5144,6 @@
                 <w:szCs w:val="28"/>
               </w:rPr>
             </w:pPr>
-            <w:proofErr w:type="spellStart"/>
             <w:r>
               <w:rPr>
                 <w:color w:val="000000"/>
@@ -5723,7 +5152,6 @@
               </w:rPr>
               <w:t>idconnection_contract_object</w:t>
             </w:r>
-            <w:proofErr w:type="spellEnd"/>
           </w:p>
         </w:tc>
         <w:tc>
@@ -5942,15 +5370,15 @@
         <w:tblLook w:val="04A0" w:firstRow="1" w:lastRow="0" w:firstColumn="1" w:lastColumn="0" w:noHBand="0" w:noVBand="1"/>
       </w:tblPr>
       <w:tblGrid>
-        <w:gridCol w:w="3610"/>
-        <w:gridCol w:w="3611"/>
+        <w:gridCol w:w="4361"/>
+        <w:gridCol w:w="2860"/>
         <w:gridCol w:w="1319"/>
         <w:gridCol w:w="1484"/>
       </w:tblGrid>
       <w:tr>
         <w:tc>
           <w:tcPr>
-            <w:tcW w:w="3610" w:type="dxa"/>
+            <w:tcW w:w="4361" w:type="dxa"/>
             <w:vAlign w:val="center"/>
           </w:tcPr>
           <w:p>
@@ -5975,7 +5403,7 @@
         </w:tc>
         <w:tc>
           <w:tcPr>
-            <w:tcW w:w="3611" w:type="dxa"/>
+            <w:tcW w:w="2860" w:type="dxa"/>
             <w:vAlign w:val="center"/>
           </w:tcPr>
           <w:p>
@@ -6052,7 +5480,7 @@
       <w:tr>
         <w:tc>
           <w:tcPr>
-            <w:tcW w:w="3610" w:type="dxa"/>
+            <w:tcW w:w="4361" w:type="dxa"/>
           </w:tcPr>
           <w:p>
             <w:pPr>
@@ -6084,7 +5512,7 @@
         </w:tc>
         <w:tc>
           <w:tcPr>
-            <w:tcW w:w="3611" w:type="dxa"/>
+            <w:tcW w:w="2860" w:type="dxa"/>
           </w:tcPr>
           <w:p>
             <w:pPr>
@@ -6095,7 +5523,6 @@
                 <w:szCs w:val="28"/>
               </w:rPr>
             </w:pPr>
-            <w:proofErr w:type="spellStart"/>
             <w:r>
               <w:rPr>
                 <w:color w:val="000000"/>
@@ -6104,7 +5531,6 @@
               </w:rPr>
               <w:t>ID_object</w:t>
             </w:r>
-            <w:proofErr w:type="spellEnd"/>
           </w:p>
         </w:tc>
         <w:tc>
@@ -6157,7 +5583,7 @@
       <w:tr>
         <w:tc>
           <w:tcPr>
-            <w:tcW w:w="3610" w:type="dxa"/>
+            <w:tcW w:w="4361" w:type="dxa"/>
           </w:tcPr>
           <w:p>
             <w:pPr>
@@ -6180,7 +5606,7 @@
         </w:tc>
         <w:tc>
           <w:tcPr>
-            <w:tcW w:w="3611" w:type="dxa"/>
+            <w:tcW w:w="2860" w:type="dxa"/>
           </w:tcPr>
           <w:p>
             <w:pPr>
@@ -6191,7 +5617,6 @@
                 <w:szCs w:val="28"/>
               </w:rPr>
             </w:pPr>
-            <w:proofErr w:type="spellStart"/>
             <w:r>
               <w:rPr>
                 <w:color w:val="000000"/>
@@ -6200,7 +5625,6 @@
               </w:rPr>
               <w:t>square</w:t>
             </w:r>
-            <w:proofErr w:type="spellEnd"/>
           </w:p>
         </w:tc>
         <w:tc>
@@ -6253,7 +5677,7 @@
       <w:tr>
         <w:tc>
           <w:tcPr>
-            <w:tcW w:w="3610" w:type="dxa"/>
+            <w:tcW w:w="4361" w:type="dxa"/>
           </w:tcPr>
           <w:p>
             <w:pPr>
@@ -6276,7 +5700,7 @@
         </w:tc>
         <w:tc>
           <w:tcPr>
-            <w:tcW w:w="3611" w:type="dxa"/>
+            <w:tcW w:w="2860" w:type="dxa"/>
           </w:tcPr>
           <w:p>
             <w:pPr>
@@ -6287,7 +5711,6 @@
                 <w:szCs w:val="28"/>
               </w:rPr>
             </w:pPr>
-            <w:proofErr w:type="spellStart"/>
             <w:r>
               <w:rPr>
                 <w:color w:val="000000"/>
@@ -6296,7 +5719,6 @@
               </w:rPr>
               <w:t>cost</w:t>
             </w:r>
-            <w:proofErr w:type="spellEnd"/>
           </w:p>
         </w:tc>
         <w:tc>
@@ -6349,7 +5771,7 @@
       <w:tr>
         <w:tc>
           <w:tcPr>
-            <w:tcW w:w="3610" w:type="dxa"/>
+            <w:tcW w:w="4361" w:type="dxa"/>
           </w:tcPr>
           <w:p>
             <w:pPr>
@@ -6372,7 +5794,7 @@
         </w:tc>
         <w:tc>
           <w:tcPr>
-            <w:tcW w:w="3611" w:type="dxa"/>
+            <w:tcW w:w="2860" w:type="dxa"/>
           </w:tcPr>
           <w:p>
             <w:pPr>
@@ -6383,7 +5805,6 @@
                 <w:szCs w:val="28"/>
               </w:rPr>
             </w:pPr>
-            <w:proofErr w:type="spellStart"/>
             <w:r>
               <w:rPr>
                 <w:color w:val="000000"/>
@@ -6392,7 +5813,6 @@
               </w:rPr>
               <w:t>building_dates</w:t>
             </w:r>
-            <w:proofErr w:type="spellEnd"/>
           </w:p>
         </w:tc>
         <w:tc>
@@ -6445,7 +5865,7 @@
       <w:tr>
         <w:tc>
           <w:tcPr>
-            <w:tcW w:w="3610" w:type="dxa"/>
+            <w:tcW w:w="4361" w:type="dxa"/>
           </w:tcPr>
           <w:p>
             <w:pPr>
@@ -6468,7 +5888,7 @@
         </w:tc>
         <w:tc>
           <w:tcPr>
-            <w:tcW w:w="3611" w:type="dxa"/>
+            <w:tcW w:w="2860" w:type="dxa"/>
           </w:tcPr>
           <w:p>
             <w:pPr>
@@ -6479,7 +5899,6 @@
                 <w:szCs w:val="28"/>
               </w:rPr>
             </w:pPr>
-            <w:proofErr w:type="spellStart"/>
             <w:r>
               <w:rPr>
                 <w:color w:val="000000"/>
@@ -6488,7 +5907,6 @@
               </w:rPr>
               <w:t>number_floors</w:t>
             </w:r>
-            <w:proofErr w:type="spellEnd"/>
           </w:p>
         </w:tc>
         <w:tc>
@@ -6533,7 +5951,7 @@
       <w:tr>
         <w:tc>
           <w:tcPr>
-            <w:tcW w:w="3610" w:type="dxa"/>
+            <w:tcW w:w="4361" w:type="dxa"/>
           </w:tcPr>
           <w:p>
             <w:pPr>
@@ -6556,7 +5974,7 @@
         </w:tc>
         <w:tc>
           <w:tcPr>
-            <w:tcW w:w="3611" w:type="dxa"/>
+            <w:tcW w:w="2860" w:type="dxa"/>
           </w:tcPr>
           <w:p>
             <w:pPr>
@@ -6567,7 +5985,6 @@
                 <w:szCs w:val="28"/>
               </w:rPr>
             </w:pPr>
-            <w:proofErr w:type="spellStart"/>
             <w:r>
               <w:rPr>
                 <w:color w:val="000000"/>
@@ -6576,7 +5993,6 @@
               </w:rPr>
               <w:t>parking_space</w:t>
             </w:r>
-            <w:proofErr w:type="spellEnd"/>
           </w:p>
         </w:tc>
         <w:tc>
@@ -6629,7 +6045,7 @@
       <w:tr>
         <w:tc>
           <w:tcPr>
-            <w:tcW w:w="3610" w:type="dxa"/>
+            <w:tcW w:w="4361" w:type="dxa"/>
           </w:tcPr>
           <w:p>
             <w:pPr>
@@ -6640,23 +6056,13 @@
                 <w:szCs w:val="28"/>
               </w:rPr>
             </w:pPr>
-            <w:proofErr w:type="gramStart"/>
-            <w:r>
-              <w:rPr>
-                <w:color w:val="000000"/>
-                <w:sz w:val="28"/>
-                <w:szCs w:val="28"/>
-              </w:rPr>
-              <w:t>Идентификатор</w:t>
-            </w:r>
-            <w:proofErr w:type="gramEnd"/>
-            <w:r>
-              <w:rPr>
-                <w:color w:val="000000"/>
-                <w:sz w:val="28"/>
-                <w:szCs w:val="28"/>
-              </w:rPr>
-              <w:t xml:space="preserve"> с</w:t>
+            <w:r>
+              <w:rPr>
+                <w:color w:val="000000"/>
+                <w:sz w:val="28"/>
+                <w:szCs w:val="28"/>
+              </w:rPr>
+              <w:t>Идентификатор с</w:t>
             </w:r>
             <w:r>
               <w:rPr>
@@ -6669,7 +6075,7 @@
         </w:tc>
         <w:tc>
           <w:tcPr>
-            <w:tcW w:w="3611" w:type="dxa"/>
+            <w:tcW w:w="2860" w:type="dxa"/>
           </w:tcPr>
           <w:p>
             <w:pPr>
@@ -6681,7 +6087,6 @@
                 <w:lang w:val="en-US"/>
               </w:rPr>
             </w:pPr>
-            <w:proofErr w:type="spellStart"/>
             <w:r>
               <w:rPr>
                 <w:color w:val="000000"/>
@@ -6691,7 +6096,6 @@
               </w:rPr>
               <w:t>connection_contract_object_idconnection_contract_object</w:t>
             </w:r>
-            <w:proofErr w:type="spellEnd"/>
           </w:p>
         </w:tc>
         <w:tc>
@@ -6732,6 +6136,289 @@
                 <w:lang w:val="en-US"/>
               </w:rPr>
             </w:pPr>
+          </w:p>
+        </w:tc>
+      </w:tr>
+      <w:tr>
+        <w:tc>
+          <w:tcPr>
+            <w:tcW w:w="4361" w:type="dxa"/>
+          </w:tcPr>
+          <w:p>
+            <w:pPr>
+              <w:spacing w:line="360" w:lineRule="auto"/>
+              <w:rPr>
+                <w:color w:val="000000"/>
+                <w:sz w:val="28"/>
+                <w:szCs w:val="28"/>
+              </w:rPr>
+            </w:pPr>
+            <w:r>
+              <w:rPr>
+                <w:color w:val="000000"/>
+                <w:sz w:val="28"/>
+                <w:szCs w:val="28"/>
+              </w:rPr>
+              <w:t>Фото объекта</w:t>
+            </w:r>
+          </w:p>
+        </w:tc>
+        <w:tc>
+          <w:tcPr>
+            <w:tcW w:w="2860" w:type="dxa"/>
+          </w:tcPr>
+          <w:p>
+            <w:pPr>
+              <w:spacing w:line="360" w:lineRule="auto"/>
+              <w:rPr>
+                <w:color w:val="000000"/>
+                <w:sz w:val="28"/>
+                <w:szCs w:val="28"/>
+                <w:lang w:val="en-US"/>
+              </w:rPr>
+            </w:pPr>
+            <w:r>
+              <w:rPr>
+                <w:color w:val="000000"/>
+                <w:sz w:val="28"/>
+                <w:szCs w:val="28"/>
+                <w:lang w:val="en-US"/>
+              </w:rPr>
+              <w:t>photo</w:t>
+            </w:r>
+          </w:p>
+        </w:tc>
+        <w:tc>
+          <w:tcPr>
+            <w:tcW w:w="1319" w:type="dxa"/>
+          </w:tcPr>
+          <w:p>
+            <w:pPr>
+              <w:spacing w:line="360" w:lineRule="auto"/>
+              <w:rPr>
+                <w:color w:val="000000"/>
+                <w:sz w:val="28"/>
+                <w:szCs w:val="28"/>
+              </w:rPr>
+            </w:pPr>
+            <w:r>
+              <w:rPr>
+                <w:color w:val="000000"/>
+                <w:sz w:val="28"/>
+                <w:szCs w:val="28"/>
+              </w:rPr>
+              <w:t>VARCHAR</w:t>
+            </w:r>
+          </w:p>
+        </w:tc>
+        <w:tc>
+          <w:tcPr>
+            <w:tcW w:w="1484" w:type="dxa"/>
+          </w:tcPr>
+          <w:p>
+            <w:pPr>
+              <w:spacing w:line="360" w:lineRule="auto"/>
+              <w:rPr>
+                <w:color w:val="000000"/>
+                <w:sz w:val="28"/>
+                <w:szCs w:val="28"/>
+                <w:lang w:val="en-US"/>
+              </w:rPr>
+            </w:pPr>
+            <w:r>
+              <w:rPr>
+                <w:color w:val="000000"/>
+                <w:sz w:val="28"/>
+                <w:szCs w:val="28"/>
+              </w:rPr>
+              <w:t>(50)</w:t>
+            </w:r>
+          </w:p>
+        </w:tc>
+      </w:tr>
+      <w:tr>
+        <w:tc>
+          <w:tcPr>
+            <w:tcW w:w="4361" w:type="dxa"/>
+          </w:tcPr>
+          <w:p>
+            <w:pPr>
+              <w:spacing w:line="360" w:lineRule="auto"/>
+              <w:rPr>
+                <w:color w:val="000000"/>
+                <w:sz w:val="28"/>
+                <w:szCs w:val="28"/>
+              </w:rPr>
+            </w:pPr>
+            <w:r>
+              <w:rPr>
+                <w:color w:val="000000"/>
+                <w:sz w:val="28"/>
+                <w:szCs w:val="28"/>
+              </w:rPr>
+              <w:t>Идентификатор, который показывает удаляли ли его из таблицы</w:t>
+            </w:r>
+          </w:p>
+        </w:tc>
+        <w:tc>
+          <w:tcPr>
+            <w:tcW w:w="2860" w:type="dxa"/>
+          </w:tcPr>
+          <w:p>
+            <w:pPr>
+              <w:spacing w:line="360" w:lineRule="auto"/>
+              <w:rPr>
+                <w:color w:val="000000"/>
+                <w:sz w:val="28"/>
+                <w:szCs w:val="28"/>
+                <w:lang w:val="en-US"/>
+              </w:rPr>
+            </w:pPr>
+            <w:r>
+              <w:rPr>
+                <w:color w:val="000000"/>
+                <w:sz w:val="28"/>
+                <w:szCs w:val="28"/>
+                <w:lang w:val="en-US"/>
+              </w:rPr>
+              <w:t>IsDeleted</w:t>
+            </w:r>
+          </w:p>
+        </w:tc>
+        <w:tc>
+          <w:tcPr>
+            <w:tcW w:w="1319" w:type="dxa"/>
+          </w:tcPr>
+          <w:p>
+            <w:pPr>
+              <w:spacing w:line="360" w:lineRule="auto"/>
+              <w:rPr>
+                <w:color w:val="000000"/>
+                <w:sz w:val="28"/>
+                <w:szCs w:val="28"/>
+              </w:rPr>
+            </w:pPr>
+            <w:r>
+              <w:rPr>
+                <w:color w:val="000000"/>
+                <w:sz w:val="28"/>
+                <w:szCs w:val="28"/>
+              </w:rPr>
+              <w:t>INT</w:t>
+            </w:r>
+          </w:p>
+        </w:tc>
+        <w:tc>
+          <w:tcPr>
+            <w:tcW w:w="1484" w:type="dxa"/>
+          </w:tcPr>
+          <w:p>
+            <w:pPr>
+              <w:spacing w:line="360" w:lineRule="auto"/>
+              <w:rPr>
+                <w:color w:val="000000"/>
+                <w:sz w:val="28"/>
+                <w:szCs w:val="28"/>
+                <w:lang w:val="en-US"/>
+              </w:rPr>
+            </w:pPr>
+          </w:p>
+        </w:tc>
+      </w:tr>
+      <w:tr>
+        <w:tc>
+          <w:tcPr>
+            <w:tcW w:w="4361" w:type="dxa"/>
+          </w:tcPr>
+          <w:p>
+            <w:pPr>
+              <w:spacing w:line="360" w:lineRule="auto"/>
+              <w:rPr>
+                <w:color w:val="000000"/>
+                <w:sz w:val="28"/>
+                <w:szCs w:val="28"/>
+              </w:rPr>
+            </w:pPr>
+            <w:r>
+              <w:rPr>
+                <w:color w:val="000000"/>
+                <w:sz w:val="28"/>
+                <w:szCs w:val="28"/>
+              </w:rPr>
+              <w:t>Стоимость объекта</w:t>
+            </w:r>
+          </w:p>
+        </w:tc>
+        <w:tc>
+          <w:tcPr>
+            <w:tcW w:w="2860" w:type="dxa"/>
+          </w:tcPr>
+          <w:p>
+            <w:pPr>
+              <w:spacing w:line="360" w:lineRule="auto"/>
+              <w:rPr>
+                <w:color w:val="000000"/>
+                <w:sz w:val="28"/>
+                <w:szCs w:val="28"/>
+                <w:lang w:val="en-US"/>
+              </w:rPr>
+            </w:pPr>
+            <w:r>
+              <w:rPr>
+                <w:color w:val="000000"/>
+                <w:sz w:val="28"/>
+                <w:szCs w:val="28"/>
+                <w:lang w:val="en-US"/>
+              </w:rPr>
+              <w:t>cost</w:t>
+            </w:r>
+          </w:p>
+        </w:tc>
+        <w:tc>
+          <w:tcPr>
+            <w:tcW w:w="1319" w:type="dxa"/>
+          </w:tcPr>
+          <w:p>
+            <w:pPr>
+              <w:spacing w:line="360" w:lineRule="auto"/>
+              <w:rPr>
+                <w:color w:val="000000"/>
+                <w:sz w:val="28"/>
+                <w:szCs w:val="28"/>
+              </w:rPr>
+            </w:pPr>
+            <w:r>
+              <w:rPr>
+                <w:color w:val="000000"/>
+                <w:sz w:val="28"/>
+                <w:szCs w:val="28"/>
+              </w:rPr>
+              <w:t>DECIMAL</w:t>
+            </w:r>
+          </w:p>
+        </w:tc>
+        <w:tc>
+          <w:tcPr>
+            <w:tcW w:w="1484" w:type="dxa"/>
+          </w:tcPr>
+          <w:p>
+            <w:pPr>
+              <w:spacing w:line="360" w:lineRule="auto"/>
+              <w:rPr>
+                <w:color w:val="000000"/>
+                <w:sz w:val="28"/>
+                <w:szCs w:val="28"/>
+                <w:lang w:val="en-US"/>
+              </w:rPr>
+            </w:pPr>
+            <w:r>
+              <w:rPr>
+                <w:color w:val="000000"/>
+                <w:sz w:val="28"/>
+                <w:szCs w:val="28"/>
+              </w:rPr>
+              <w:t>(50,0)</w:t>
+            </w:r>
           </w:p>
         </w:tc>
       </w:tr>
@@ -6739,21 +6426,11 @@
     <w:p>
       <w:pPr>
         <w:spacing w:line="360" w:lineRule="auto"/>
+        <w:ind w:firstLine="709"/>
         <w:jc w:val="both"/>
         <w:rPr>
-          <w:color w:val="000000"/>
-          <w:sz w:val="28"/>
-          <w:szCs w:val="28"/>
-        </w:rPr>
-      </w:pPr>
-    </w:p>
-    <w:p>
-      <w:pPr>
-        <w:rPr>
-          <w:rFonts w:eastAsiaTheme="minorHAnsi"/>
-          <w:sz w:val="28"/>
-          <w:szCs w:val="28"/>
-          <w:lang w:eastAsia="en-US"/>
+          <w:sz w:val="28"/>
+          <w:szCs w:val="28"/>
         </w:rPr>
       </w:pPr>
       <w:r>
@@ -6763,22 +6440,8 @@
         </w:rPr>
         <w:br w:type="page"/>
       </w:r>
-    </w:p>
-    <w:p>
-      <w:pPr>
-        <w:pStyle w:val="ae"/>
-        <w:spacing w:after="0" w:line="360" w:lineRule="auto"/>
-        <w:ind w:left="0" w:firstLine="709"/>
-        <w:jc w:val="both"/>
-        <w:rPr>
-          <w:rFonts w:ascii="Times New Roman" w:hAnsi="Times New Roman" w:cs="Times New Roman"/>
-          <w:sz w:val="28"/>
-          <w:szCs w:val="28"/>
-        </w:rPr>
-      </w:pPr>
-      <w:r>
-        <w:rPr>
-          <w:rFonts w:ascii="Times New Roman" w:hAnsi="Times New Roman" w:cs="Times New Roman"/>
+      <w:r>
+        <w:rPr>
           <w:sz w:val="28"/>
           <w:szCs w:val="28"/>
         </w:rPr>
@@ -6787,7 +6450,6 @@
       </w:r>
       <w:r>
         <w:rPr>
-          <w:rFonts w:ascii="Times New Roman" w:hAnsi="Times New Roman" w:cs="Times New Roman"/>
           <w:sz w:val="28"/>
           <w:szCs w:val="28"/>
         </w:rPr>
@@ -6795,7 +6457,6 @@
       </w:r>
       <w:r>
         <w:rPr>
-          <w:rFonts w:ascii="Times New Roman" w:hAnsi="Times New Roman" w:cs="Times New Roman"/>
           <w:sz w:val="28"/>
           <w:szCs w:val="28"/>
         </w:rPr>
@@ -6803,16 +6464,13 @@
       </w:r>
       <w:r>
         <w:rPr>
-          <w:rFonts w:ascii="Times New Roman" w:hAnsi="Times New Roman" w:cs="Times New Roman"/>
-          <w:sz w:val="28"/>
-          <w:szCs w:val="28"/>
-          <w:lang w:val="en-US"/>
+          <w:sz w:val="28"/>
+          <w:szCs w:val="28"/>
         </w:rPr>
         <w:t>clients</w:t>
       </w:r>
       <w:r>
         <w:rPr>
-          <w:rFonts w:ascii="Times New Roman" w:hAnsi="Times New Roman" w:cs="Times New Roman"/>
           <w:sz w:val="28"/>
           <w:szCs w:val="28"/>
         </w:rPr>
@@ -6820,7 +6478,6 @@
       </w:r>
       <w:r>
         <w:rPr>
-          <w:rFonts w:ascii="Times New Roman" w:hAnsi="Times New Roman" w:cs="Times New Roman"/>
           <w:sz w:val="28"/>
           <w:szCs w:val="28"/>
         </w:rPr>
@@ -6828,7 +6485,6 @@
       </w:r>
       <w:r>
         <w:rPr>
-          <w:rFonts w:ascii="Times New Roman" w:hAnsi="Times New Roman" w:cs="Times New Roman"/>
           <w:sz w:val="28"/>
           <w:szCs w:val="28"/>
         </w:rPr>
@@ -7049,7 +6705,6 @@
                 <w:szCs w:val="28"/>
               </w:rPr>
             </w:pPr>
-            <w:proofErr w:type="spellStart"/>
             <w:r>
               <w:rPr>
                 <w:color w:val="000000"/>
@@ -7058,7 +6713,6 @@
               </w:rPr>
               <w:t>ID_Client</w:t>
             </w:r>
-            <w:proofErr w:type="spellEnd"/>
           </w:p>
         </w:tc>
         <w:tc>
@@ -7145,7 +6799,6 @@
                 <w:szCs w:val="28"/>
               </w:rPr>
             </w:pPr>
-            <w:proofErr w:type="spellStart"/>
             <w:r>
               <w:rPr>
                 <w:color w:val="000000"/>
@@ -7154,7 +6807,6 @@
               </w:rPr>
               <w:t>FullName_client</w:t>
             </w:r>
-            <w:proofErr w:type="spellEnd"/>
           </w:p>
         </w:tc>
         <w:tc>
@@ -7259,7 +6911,6 @@
                 <w:szCs w:val="28"/>
               </w:rPr>
             </w:pPr>
-            <w:proofErr w:type="spellStart"/>
             <w:r>
               <w:rPr>
                 <w:color w:val="000000"/>
@@ -7268,7 +6919,6 @@
               </w:rPr>
               <w:t>phone</w:t>
             </w:r>
-            <w:proofErr w:type="spellEnd"/>
           </w:p>
         </w:tc>
         <w:tc>
@@ -7366,7 +7016,6 @@
                 <w:szCs w:val="28"/>
               </w:rPr>
             </w:pPr>
-            <w:proofErr w:type="spellStart"/>
             <w:r>
               <w:rPr>
                 <w:color w:val="000000"/>
@@ -7375,7 +7024,6 @@
               </w:rPr>
               <w:t>Age</w:t>
             </w:r>
-            <w:proofErr w:type="spellEnd"/>
           </w:p>
         </w:tc>
         <w:tc>
@@ -7442,7 +7090,7 @@
                 <w:sz w:val="28"/>
                 <w:szCs w:val="28"/>
               </w:rPr>
-              <w:t>Квалификация клиента</w:t>
+              <w:t>День рождения клиента</w:t>
             </w:r>
           </w:p>
         </w:tc>
@@ -7459,16 +7107,14 @@
                 <w:szCs w:val="28"/>
               </w:rPr>
             </w:pPr>
-            <w:proofErr w:type="spellStart"/>
-            <w:r>
-              <w:rPr>
-                <w:color w:val="000000"/>
-                <w:sz w:val="28"/>
-                <w:szCs w:val="28"/>
-              </w:rPr>
-              <w:t>Qualified_lead</w:t>
-            </w:r>
-            <w:proofErr w:type="spellEnd"/>
+            <w:r>
+              <w:rPr>
+                <w:color w:val="000000"/>
+                <w:sz w:val="28"/>
+                <w:szCs w:val="28"/>
+              </w:rPr>
+              <w:t>Birthday</w:t>
+            </w:r>
           </w:p>
         </w:tc>
         <w:tc>
@@ -7492,7 +7138,7 @@
                 <w:szCs w:val="28"/>
                 <w:lang w:val="en-US"/>
               </w:rPr>
-              <w:t>VARCHAR</w:t>
+              <w:t>DATETIME</w:t>
             </w:r>
           </w:p>
         </w:tc>
@@ -7509,15 +7155,6 @@
                 <w:szCs w:val="28"/>
               </w:rPr>
             </w:pPr>
-            <w:r>
-              <w:rPr>
-                <w:color w:val="000000"/>
-                <w:sz w:val="28"/>
-                <w:szCs w:val="28"/>
-                <w:lang w:val="en-US"/>
-              </w:rPr>
-              <w:t>(45)</w:t>
-            </w:r>
           </w:p>
         </w:tc>
       </w:tr>
@@ -7567,7 +7204,6 @@
                 <w:lang w:val="en-US"/>
               </w:rPr>
             </w:pPr>
-            <w:proofErr w:type="spellStart"/>
             <w:r>
               <w:rPr>
                 <w:color w:val="000000"/>
@@ -7577,7 +7213,6 @@
               </w:rPr>
               <w:t>Status_client_ID_Status_client</w:t>
             </w:r>
-            <w:proofErr w:type="spellEnd"/>
           </w:p>
         </w:tc>
         <w:tc>
@@ -7770,7 +7405,6 @@
                 <w:szCs w:val="28"/>
               </w:rPr>
             </w:pPr>
-            <w:proofErr w:type="spellStart"/>
             <w:r>
               <w:rPr>
                 <w:color w:val="000000"/>
@@ -7779,7 +7413,6 @@
               </w:rPr>
               <w:t>IsDeleted</w:t>
             </w:r>
-            <w:proofErr w:type="spellEnd"/>
           </w:p>
         </w:tc>
         <w:tc>
@@ -8616,7 +8249,6 @@
               </w:rPr>
               <w:t xml:space="preserve">Печатает отчеты по </w:t>
             </w:r>
-            <w:proofErr w:type="gramStart"/>
             <w:r>
               <w:rPr>
                 <w:rFonts w:ascii="Times New Roman" w:hAnsi="Times New Roman" w:cs="Times New Roman"/>
@@ -8634,7 +8266,6 @@
               </w:rPr>
               <w:t xml:space="preserve">  клиентов</w:t>
             </w:r>
-            <w:proofErr w:type="gramEnd"/>
           </w:p>
           <w:p>
             <w:pPr>
@@ -8968,7 +8599,6 @@
               </w:rPr>
               <w:t xml:space="preserve">Печать отчетов по </w:t>
             </w:r>
-            <w:proofErr w:type="gramStart"/>
             <w:r>
               <w:rPr>
                 <w:sz w:val="26"/>
@@ -8982,15 +8612,7 @@
                 <w:sz w:val="26"/>
                 <w:szCs w:val="26"/>
               </w:rPr>
-              <w:t xml:space="preserve">  клиентов</w:t>
-            </w:r>
-            <w:proofErr w:type="gramEnd"/>
-            <w:r>
-              <w:rPr>
-                <w:sz w:val="26"/>
-                <w:szCs w:val="26"/>
-              </w:rPr>
-              <w:t>.</w:t>
+              <w:t xml:space="preserve">  клиентов.</w:t>
             </w:r>
           </w:p>
           <w:p>
@@ -13365,36 +12987,12 @@
         </w:rPr>
         <w:t>Прототипы программы представлены в соответствии с рисунками 2.1.1 — 2.1.</w:t>
       </w:r>
-      <w:proofErr w:type="gramStart"/>
-      <w:r>
-        <w:rPr>
-          <w:sz w:val="28"/>
-          <w:szCs w:val="28"/>
-        </w:rPr>
-        <w:t>(….</w:t>
-      </w:r>
-      <w:proofErr w:type="gramEnd"/>
-      <w:r>
-        <w:rPr>
-          <w:sz w:val="28"/>
-          <w:szCs w:val="28"/>
-        </w:rPr>
-        <w:t>.)</w:t>
-      </w:r>
-      <w:r>
-        <w:rPr>
-          <w:sz w:val="28"/>
-          <w:szCs w:val="28"/>
-        </w:rPr>
-        <w:t xml:space="preserve"> </w:t>
-      </w:r>
-      <w:r>
-        <w:rPr>
-          <w:sz w:val="28"/>
-          <w:szCs w:val="28"/>
-          <w:highlight w:val="yellow"/>
-        </w:rPr>
-        <w:t>Вставить прототипы</w:t>
+      <w:r>
+        <w:rPr>
+          <w:sz w:val="28"/>
+          <w:szCs w:val="28"/>
+        </w:rPr>
+        <w:t>13</w:t>
       </w:r>
     </w:p>
     <w:p>
@@ -14635,94 +14233,12 @@
           <w:szCs w:val="28"/>
         </w:rPr>
       </w:pPr>
-      <w:proofErr w:type="spellStart"/>
-      <w:r>
-        <w:rPr>
-          <w:sz w:val="28"/>
-          <w:szCs w:val="28"/>
-        </w:rPr>
-        <w:t>private</w:t>
-      </w:r>
-      <w:proofErr w:type="spellEnd"/>
-      <w:r>
-        <w:rPr>
-          <w:sz w:val="28"/>
-          <w:szCs w:val="28"/>
-        </w:rPr>
-        <w:t xml:space="preserve"> </w:t>
-      </w:r>
-      <w:proofErr w:type="spellStart"/>
-      <w:r>
-        <w:rPr>
-          <w:sz w:val="28"/>
-          <w:szCs w:val="28"/>
-        </w:rPr>
-        <w:t>void</w:t>
-      </w:r>
-      <w:proofErr w:type="spellEnd"/>
-      <w:r>
-        <w:rPr>
-          <w:sz w:val="28"/>
-          <w:szCs w:val="28"/>
-        </w:rPr>
-        <w:t xml:space="preserve"> button2_</w:t>
-      </w:r>
-      <w:proofErr w:type="gramStart"/>
-      <w:r>
-        <w:rPr>
-          <w:sz w:val="28"/>
-          <w:szCs w:val="28"/>
-        </w:rPr>
-        <w:t>Click(</w:t>
-      </w:r>
-      <w:proofErr w:type="spellStart"/>
-      <w:proofErr w:type="gramEnd"/>
-      <w:r>
-        <w:rPr>
-          <w:sz w:val="28"/>
-          <w:szCs w:val="28"/>
-        </w:rPr>
-        <w:t>object</w:t>
-      </w:r>
-      <w:proofErr w:type="spellEnd"/>
-      <w:r>
-        <w:rPr>
-          <w:sz w:val="28"/>
-          <w:szCs w:val="28"/>
-        </w:rPr>
-        <w:t xml:space="preserve"> </w:t>
-      </w:r>
-      <w:proofErr w:type="spellStart"/>
-      <w:r>
-        <w:rPr>
-          <w:sz w:val="28"/>
-          <w:szCs w:val="28"/>
-        </w:rPr>
-        <w:t>sender</w:t>
-      </w:r>
-      <w:proofErr w:type="spellEnd"/>
-      <w:r>
-        <w:rPr>
-          <w:sz w:val="28"/>
-          <w:szCs w:val="28"/>
-        </w:rPr>
-        <w:t xml:space="preserve">, </w:t>
-      </w:r>
-      <w:proofErr w:type="spellStart"/>
-      <w:r>
-        <w:rPr>
-          <w:sz w:val="28"/>
-          <w:szCs w:val="28"/>
-        </w:rPr>
-        <w:t>EventArgs</w:t>
-      </w:r>
-      <w:proofErr w:type="spellEnd"/>
-      <w:r>
-        <w:rPr>
-          <w:sz w:val="28"/>
-          <w:szCs w:val="28"/>
-        </w:rPr>
-        <w:t xml:space="preserve"> e) </w:t>
+      <w:r>
+        <w:rPr>
+          <w:sz w:val="28"/>
+          <w:szCs w:val="28"/>
+        </w:rPr>
+        <w:t xml:space="preserve">private void button2_Click(object sender, EventArgs e) </w:t>
       </w:r>
       <w:r>
         <w:rPr>
@@ -14749,53 +14265,12 @@
           <w:szCs w:val="28"/>
         </w:rPr>
       </w:pPr>
-      <w:proofErr w:type="spellStart"/>
-      <w:r>
-        <w:rPr>
-          <w:sz w:val="28"/>
-          <w:szCs w:val="28"/>
-        </w:rPr>
-        <w:t>private</w:t>
-      </w:r>
-      <w:proofErr w:type="spellEnd"/>
-      <w:r>
-        <w:rPr>
-          <w:sz w:val="28"/>
-          <w:szCs w:val="28"/>
-        </w:rPr>
-        <w:t xml:space="preserve"> </w:t>
-      </w:r>
-      <w:proofErr w:type="spellStart"/>
-      <w:r>
-        <w:rPr>
-          <w:sz w:val="28"/>
-          <w:szCs w:val="28"/>
-        </w:rPr>
-        <w:t>bool</w:t>
-      </w:r>
-      <w:proofErr w:type="spellEnd"/>
-      <w:r>
-        <w:rPr>
-          <w:sz w:val="28"/>
-          <w:szCs w:val="28"/>
-        </w:rPr>
-        <w:t xml:space="preserve"> </w:t>
-      </w:r>
-      <w:proofErr w:type="spellStart"/>
-      <w:r>
-        <w:rPr>
-          <w:sz w:val="28"/>
-          <w:szCs w:val="28"/>
-        </w:rPr>
-        <w:t>CheckCaptcha</w:t>
-      </w:r>
-      <w:proofErr w:type="spellEnd"/>
-      <w:r>
-        <w:rPr>
-          <w:sz w:val="28"/>
-          <w:szCs w:val="28"/>
-        </w:rPr>
-        <w:t xml:space="preserve">() </w:t>
+      <w:r>
+        <w:rPr>
+          <w:sz w:val="28"/>
+          <w:szCs w:val="28"/>
+        </w:rPr>
+        <w:t xml:space="preserve">private bool CheckCaptcha() </w:t>
       </w:r>
       <w:r>
         <w:rPr>
@@ -14822,62 +14297,12 @@
           <w:szCs w:val="28"/>
         </w:rPr>
       </w:pPr>
-      <w:proofErr w:type="spellStart"/>
-      <w:r>
-        <w:rPr>
-          <w:sz w:val="28"/>
-          <w:szCs w:val="28"/>
-        </w:rPr>
-        <w:t>private</w:t>
-      </w:r>
-      <w:proofErr w:type="spellEnd"/>
-      <w:r>
-        <w:rPr>
-          <w:sz w:val="28"/>
-          <w:szCs w:val="28"/>
-        </w:rPr>
-        <w:t xml:space="preserve"> </w:t>
-      </w:r>
-      <w:proofErr w:type="spellStart"/>
-      <w:r>
-        <w:rPr>
-          <w:sz w:val="28"/>
-          <w:szCs w:val="28"/>
-        </w:rPr>
-        <w:t>void</w:t>
-      </w:r>
-      <w:proofErr w:type="spellEnd"/>
-      <w:r>
-        <w:rPr>
-          <w:sz w:val="28"/>
-          <w:szCs w:val="28"/>
-        </w:rPr>
-        <w:t xml:space="preserve"> </w:t>
-      </w:r>
-      <w:proofErr w:type="spellStart"/>
-      <w:proofErr w:type="gramStart"/>
-      <w:r>
-        <w:rPr>
-          <w:sz w:val="28"/>
-          <w:szCs w:val="28"/>
-        </w:rPr>
-        <w:t>HandleFailedLogin</w:t>
-      </w:r>
-      <w:proofErr w:type="spellEnd"/>
-      <w:r>
-        <w:rPr>
-          <w:sz w:val="28"/>
-          <w:szCs w:val="28"/>
-        </w:rPr>
-        <w:t>(</w:t>
-      </w:r>
-      <w:proofErr w:type="gramEnd"/>
-      <w:r>
-        <w:rPr>
-          <w:sz w:val="28"/>
-          <w:szCs w:val="28"/>
-        </w:rPr>
-        <w:t xml:space="preserve">) </w:t>
+      <w:r>
+        <w:rPr>
+          <w:sz w:val="28"/>
+          <w:szCs w:val="28"/>
+        </w:rPr>
+        <w:t xml:space="preserve">private void HandleFailedLogin() </w:t>
       </w:r>
       <w:r>
         <w:rPr>
@@ -14904,53 +14329,12 @@
           <w:szCs w:val="28"/>
         </w:rPr>
       </w:pPr>
-      <w:proofErr w:type="spellStart"/>
-      <w:r>
-        <w:rPr>
-          <w:sz w:val="28"/>
-          <w:szCs w:val="28"/>
-        </w:rPr>
-        <w:t>private</w:t>
-      </w:r>
-      <w:proofErr w:type="spellEnd"/>
-      <w:r>
-        <w:rPr>
-          <w:sz w:val="28"/>
-          <w:szCs w:val="28"/>
-        </w:rPr>
-        <w:t xml:space="preserve"> </w:t>
-      </w:r>
-      <w:proofErr w:type="spellStart"/>
-      <w:r>
-        <w:rPr>
-          <w:sz w:val="28"/>
-          <w:szCs w:val="28"/>
-        </w:rPr>
-        <w:t>void</w:t>
-      </w:r>
-      <w:proofErr w:type="spellEnd"/>
-      <w:r>
-        <w:rPr>
-          <w:sz w:val="28"/>
-          <w:szCs w:val="28"/>
-        </w:rPr>
-        <w:t xml:space="preserve"> </w:t>
-      </w:r>
-      <w:proofErr w:type="spellStart"/>
-      <w:r>
-        <w:rPr>
-          <w:sz w:val="28"/>
-          <w:szCs w:val="28"/>
-        </w:rPr>
-        <w:t>BlockSystem</w:t>
-      </w:r>
-      <w:proofErr w:type="spellEnd"/>
-      <w:r>
-        <w:rPr>
-          <w:sz w:val="28"/>
-          <w:szCs w:val="28"/>
-        </w:rPr>
-        <w:t xml:space="preserve">() </w:t>
+      <w:r>
+        <w:rPr>
+          <w:sz w:val="28"/>
+          <w:szCs w:val="28"/>
+        </w:rPr>
+        <w:t xml:space="preserve">private void BlockSystem() </w:t>
       </w:r>
       <w:r>
         <w:rPr>
@@ -14977,85 +14361,12 @@
           <w:szCs w:val="28"/>
         </w:rPr>
       </w:pPr>
-      <w:proofErr w:type="spellStart"/>
-      <w:r>
-        <w:rPr>
-          <w:sz w:val="28"/>
-          <w:szCs w:val="28"/>
-        </w:rPr>
-        <w:t>private</w:t>
-      </w:r>
-      <w:proofErr w:type="spellEnd"/>
-      <w:r>
-        <w:rPr>
-          <w:sz w:val="28"/>
-          <w:szCs w:val="28"/>
-        </w:rPr>
-        <w:t xml:space="preserve"> </w:t>
-      </w:r>
-      <w:proofErr w:type="spellStart"/>
-      <w:r>
-        <w:rPr>
-          <w:sz w:val="28"/>
-          <w:szCs w:val="28"/>
-        </w:rPr>
-        <w:t>void</w:t>
-      </w:r>
-      <w:proofErr w:type="spellEnd"/>
-      <w:r>
-        <w:rPr>
-          <w:sz w:val="28"/>
-          <w:szCs w:val="28"/>
-        </w:rPr>
-        <w:t xml:space="preserve"> </w:t>
-      </w:r>
-      <w:proofErr w:type="spellStart"/>
-      <w:r>
-        <w:rPr>
-          <w:sz w:val="28"/>
-          <w:szCs w:val="28"/>
-        </w:rPr>
-        <w:t>SetControlsEnabled</w:t>
-      </w:r>
-      <w:proofErr w:type="spellEnd"/>
-      <w:r>
-        <w:rPr>
-          <w:sz w:val="28"/>
-          <w:szCs w:val="28"/>
-        </w:rPr>
-        <w:t>(</w:t>
-      </w:r>
-      <w:proofErr w:type="spellStart"/>
-      <w:r>
-        <w:rPr>
-          <w:sz w:val="28"/>
-          <w:szCs w:val="28"/>
-        </w:rPr>
-        <w:t>bool</w:t>
-      </w:r>
-      <w:proofErr w:type="spellEnd"/>
-      <w:r>
-        <w:rPr>
-          <w:sz w:val="28"/>
-          <w:szCs w:val="28"/>
-        </w:rPr>
-        <w:t xml:space="preserve"> </w:t>
-      </w:r>
-      <w:proofErr w:type="spellStart"/>
-      <w:r>
-        <w:rPr>
-          <w:sz w:val="28"/>
-          <w:szCs w:val="28"/>
-        </w:rPr>
-        <w:t>enabled</w:t>
-      </w:r>
-      <w:proofErr w:type="spellEnd"/>
-      <w:r>
-        <w:rPr>
-          <w:sz w:val="28"/>
-          <w:szCs w:val="28"/>
-        </w:rPr>
-        <w:t xml:space="preserve">) </w:t>
+      <w:r>
+        <w:rPr>
+          <w:sz w:val="28"/>
+          <w:szCs w:val="28"/>
+        </w:rPr>
+        <w:t xml:space="preserve">private void SetControlsEnabled(bool enabled) </w:t>
       </w:r>
       <w:r>
         <w:rPr>
@@ -15082,53 +14393,12 @@
           <w:szCs w:val="28"/>
         </w:rPr>
       </w:pPr>
-      <w:proofErr w:type="spellStart"/>
-      <w:r>
-        <w:rPr>
-          <w:sz w:val="28"/>
-          <w:szCs w:val="28"/>
-        </w:rPr>
-        <w:t>private</w:t>
-      </w:r>
-      <w:proofErr w:type="spellEnd"/>
-      <w:r>
-        <w:rPr>
-          <w:sz w:val="28"/>
-          <w:szCs w:val="28"/>
-        </w:rPr>
-        <w:t xml:space="preserve"> </w:t>
-      </w:r>
-      <w:proofErr w:type="spellStart"/>
-      <w:r>
-        <w:rPr>
-          <w:sz w:val="28"/>
-          <w:szCs w:val="28"/>
-        </w:rPr>
-        <w:t>void</w:t>
-      </w:r>
-      <w:proofErr w:type="spellEnd"/>
-      <w:r>
-        <w:rPr>
-          <w:sz w:val="28"/>
-          <w:szCs w:val="28"/>
-        </w:rPr>
-        <w:t xml:space="preserve"> </w:t>
-      </w:r>
-      <w:proofErr w:type="spellStart"/>
-      <w:r>
-        <w:rPr>
-          <w:sz w:val="28"/>
-          <w:szCs w:val="28"/>
-        </w:rPr>
-        <w:t>ShowCaptcha</w:t>
-      </w:r>
-      <w:proofErr w:type="spellEnd"/>
-      <w:r>
-        <w:rPr>
-          <w:sz w:val="28"/>
-          <w:szCs w:val="28"/>
-        </w:rPr>
-        <w:t xml:space="preserve">() </w:t>
+      <w:r>
+        <w:rPr>
+          <w:sz w:val="28"/>
+          <w:szCs w:val="28"/>
+        </w:rPr>
+        <w:t xml:space="preserve">private void ShowCaptcha() </w:t>
       </w:r>
       <w:r>
         <w:rPr>
@@ -15155,53 +14425,12 @@
           <w:szCs w:val="28"/>
         </w:rPr>
       </w:pPr>
-      <w:proofErr w:type="spellStart"/>
-      <w:r>
-        <w:rPr>
-          <w:sz w:val="28"/>
-          <w:szCs w:val="28"/>
-        </w:rPr>
-        <w:t>public</w:t>
-      </w:r>
-      <w:proofErr w:type="spellEnd"/>
-      <w:r>
-        <w:rPr>
-          <w:sz w:val="28"/>
-          <w:szCs w:val="28"/>
-        </w:rPr>
-        <w:t xml:space="preserve"> </w:t>
-      </w:r>
-      <w:proofErr w:type="spellStart"/>
-      <w:r>
-        <w:rPr>
-          <w:sz w:val="28"/>
-          <w:szCs w:val="28"/>
-        </w:rPr>
-        <w:t>void</w:t>
-      </w:r>
-      <w:proofErr w:type="spellEnd"/>
-      <w:r>
-        <w:rPr>
-          <w:sz w:val="28"/>
-          <w:szCs w:val="28"/>
-        </w:rPr>
-        <w:t xml:space="preserve"> </w:t>
-      </w:r>
-      <w:proofErr w:type="spellStart"/>
-      <w:r>
-        <w:rPr>
-          <w:sz w:val="28"/>
-          <w:szCs w:val="28"/>
-        </w:rPr>
-        <w:t>GenerateCaptcha</w:t>
-      </w:r>
-      <w:proofErr w:type="spellEnd"/>
-      <w:r>
-        <w:rPr>
-          <w:sz w:val="28"/>
-          <w:szCs w:val="28"/>
-        </w:rPr>
-        <w:t xml:space="preserve">() </w:t>
+      <w:r>
+        <w:rPr>
+          <w:sz w:val="28"/>
+          <w:szCs w:val="28"/>
+        </w:rPr>
+        <w:t xml:space="preserve">public void GenerateCaptcha() </w:t>
       </w:r>
       <w:r>
         <w:rPr>
@@ -15228,85 +14457,12 @@
           <w:szCs w:val="28"/>
         </w:rPr>
       </w:pPr>
-      <w:proofErr w:type="spellStart"/>
-      <w:r>
-        <w:rPr>
-          <w:sz w:val="28"/>
-          <w:szCs w:val="28"/>
-        </w:rPr>
-        <w:t>private</w:t>
-      </w:r>
-      <w:proofErr w:type="spellEnd"/>
-      <w:r>
-        <w:rPr>
-          <w:sz w:val="28"/>
-          <w:szCs w:val="28"/>
-        </w:rPr>
-        <w:t xml:space="preserve"> </w:t>
-      </w:r>
-      <w:proofErr w:type="spellStart"/>
-      <w:r>
-        <w:rPr>
-          <w:sz w:val="28"/>
-          <w:szCs w:val="28"/>
-        </w:rPr>
-        <w:t>void</w:t>
-      </w:r>
-      <w:proofErr w:type="spellEnd"/>
-      <w:r>
-        <w:rPr>
-          <w:sz w:val="28"/>
-          <w:szCs w:val="28"/>
-        </w:rPr>
-        <w:t xml:space="preserve"> button1_Click(</w:t>
-      </w:r>
-      <w:proofErr w:type="spellStart"/>
-      <w:r>
-        <w:rPr>
-          <w:sz w:val="28"/>
-          <w:szCs w:val="28"/>
-        </w:rPr>
-        <w:t>object</w:t>
-      </w:r>
-      <w:proofErr w:type="spellEnd"/>
-      <w:r>
-        <w:rPr>
-          <w:sz w:val="28"/>
-          <w:szCs w:val="28"/>
-        </w:rPr>
-        <w:t xml:space="preserve"> </w:t>
-      </w:r>
-      <w:proofErr w:type="spellStart"/>
-      <w:r>
-        <w:rPr>
-          <w:sz w:val="28"/>
-          <w:szCs w:val="28"/>
-        </w:rPr>
-        <w:t>sender</w:t>
-      </w:r>
-      <w:proofErr w:type="spellEnd"/>
-      <w:r>
-        <w:rPr>
-          <w:sz w:val="28"/>
-          <w:szCs w:val="28"/>
-        </w:rPr>
-        <w:t xml:space="preserve">, </w:t>
-      </w:r>
-      <w:proofErr w:type="spellStart"/>
-      <w:r>
-        <w:rPr>
-          <w:sz w:val="28"/>
-          <w:szCs w:val="28"/>
-        </w:rPr>
-        <w:t>EventArgs</w:t>
-      </w:r>
-      <w:proofErr w:type="spellEnd"/>
-      <w:r>
-        <w:rPr>
-          <w:sz w:val="28"/>
-          <w:szCs w:val="28"/>
-        </w:rPr>
-        <w:t xml:space="preserve"> e) </w:t>
+      <w:r>
+        <w:rPr>
+          <w:sz w:val="28"/>
+          <w:szCs w:val="28"/>
+        </w:rPr>
+        <w:t xml:space="preserve">private void button1_Click(object sender, EventArgs e) </w:t>
       </w:r>
       <w:r>
         <w:rPr>
@@ -15333,85 +14489,12 @@
           <w:szCs w:val="28"/>
         </w:rPr>
       </w:pPr>
-      <w:proofErr w:type="spellStart"/>
-      <w:r>
-        <w:rPr>
-          <w:sz w:val="28"/>
-          <w:szCs w:val="28"/>
-        </w:rPr>
-        <w:t>private</w:t>
-      </w:r>
-      <w:proofErr w:type="spellEnd"/>
-      <w:r>
-        <w:rPr>
-          <w:sz w:val="28"/>
-          <w:szCs w:val="28"/>
-        </w:rPr>
-        <w:t xml:space="preserve"> </w:t>
-      </w:r>
-      <w:proofErr w:type="spellStart"/>
-      <w:r>
-        <w:rPr>
-          <w:sz w:val="28"/>
-          <w:szCs w:val="28"/>
-        </w:rPr>
-        <w:t>void</w:t>
-      </w:r>
-      <w:proofErr w:type="spellEnd"/>
-      <w:r>
-        <w:rPr>
-          <w:sz w:val="28"/>
-          <w:szCs w:val="28"/>
-        </w:rPr>
-        <w:t xml:space="preserve"> buttonCheckCaptcha2_Click(</w:t>
-      </w:r>
-      <w:proofErr w:type="spellStart"/>
-      <w:r>
-        <w:rPr>
-          <w:sz w:val="28"/>
-          <w:szCs w:val="28"/>
-        </w:rPr>
-        <w:t>object</w:t>
-      </w:r>
-      <w:proofErr w:type="spellEnd"/>
-      <w:r>
-        <w:rPr>
-          <w:sz w:val="28"/>
-          <w:szCs w:val="28"/>
-        </w:rPr>
-        <w:t xml:space="preserve"> </w:t>
-      </w:r>
-      <w:proofErr w:type="spellStart"/>
-      <w:r>
-        <w:rPr>
-          <w:sz w:val="28"/>
-          <w:szCs w:val="28"/>
-        </w:rPr>
-        <w:t>sender</w:t>
-      </w:r>
-      <w:proofErr w:type="spellEnd"/>
-      <w:r>
-        <w:rPr>
-          <w:sz w:val="28"/>
-          <w:szCs w:val="28"/>
-        </w:rPr>
-        <w:t xml:space="preserve">, </w:t>
-      </w:r>
-      <w:proofErr w:type="spellStart"/>
-      <w:r>
-        <w:rPr>
-          <w:sz w:val="28"/>
-          <w:szCs w:val="28"/>
-        </w:rPr>
-        <w:t>EventArgs</w:t>
-      </w:r>
-      <w:proofErr w:type="spellEnd"/>
-      <w:r>
-        <w:rPr>
-          <w:sz w:val="28"/>
-          <w:szCs w:val="28"/>
-        </w:rPr>
-        <w:t xml:space="preserve"> e) </w:t>
+      <w:r>
+        <w:rPr>
+          <w:sz w:val="28"/>
+          <w:szCs w:val="28"/>
+        </w:rPr>
+        <w:t xml:space="preserve">private void buttonCheckCaptcha2_Click(object sender, EventArgs e) </w:t>
       </w:r>
       <w:r>
         <w:rPr>
@@ -15438,102 +14521,13 @@
           <w:szCs w:val="28"/>
         </w:rPr>
       </w:pPr>
-      <w:proofErr w:type="spellStart"/>
       <w:r>
         <w:rPr>
           <w:sz w:val="28"/>
           <w:szCs w:val="28"/>
         </w:rPr>
         <w:lastRenderedPageBreak/>
-        <w:t>private</w:t>
-      </w:r>
-      <w:proofErr w:type="spellEnd"/>
-      <w:r>
-        <w:rPr>
-          <w:sz w:val="28"/>
-          <w:szCs w:val="28"/>
-        </w:rPr>
-        <w:t xml:space="preserve"> </w:t>
-      </w:r>
-      <w:proofErr w:type="spellStart"/>
-      <w:r>
-        <w:rPr>
-          <w:sz w:val="28"/>
-          <w:szCs w:val="28"/>
-        </w:rPr>
-        <w:t>void</w:t>
-      </w:r>
-      <w:proofErr w:type="spellEnd"/>
-      <w:r>
-        <w:rPr>
-          <w:sz w:val="28"/>
-          <w:szCs w:val="28"/>
-        </w:rPr>
-        <w:t xml:space="preserve"> </w:t>
-      </w:r>
-      <w:proofErr w:type="spellStart"/>
-      <w:r>
-        <w:rPr>
-          <w:sz w:val="28"/>
-          <w:szCs w:val="28"/>
-        </w:rPr>
-        <w:t>FormAutorization_FormClosing</w:t>
-      </w:r>
-      <w:proofErr w:type="spellEnd"/>
-      <w:r>
-        <w:rPr>
-          <w:sz w:val="28"/>
-          <w:szCs w:val="28"/>
-        </w:rPr>
-        <w:t>(</w:t>
-      </w:r>
-      <w:proofErr w:type="spellStart"/>
-      <w:r>
-        <w:rPr>
-          <w:sz w:val="28"/>
-          <w:szCs w:val="28"/>
-        </w:rPr>
-        <w:t>object</w:t>
-      </w:r>
-      <w:proofErr w:type="spellEnd"/>
-      <w:r>
-        <w:rPr>
-          <w:sz w:val="28"/>
-          <w:szCs w:val="28"/>
-        </w:rPr>
-        <w:t xml:space="preserve"> </w:t>
-      </w:r>
-      <w:proofErr w:type="spellStart"/>
-      <w:r>
-        <w:rPr>
-          <w:sz w:val="28"/>
-          <w:szCs w:val="28"/>
-        </w:rPr>
-        <w:t>sender</w:t>
-      </w:r>
-      <w:proofErr w:type="spellEnd"/>
-      <w:r>
-        <w:rPr>
-          <w:sz w:val="28"/>
-          <w:szCs w:val="28"/>
-        </w:rPr>
-        <w:t xml:space="preserve">, </w:t>
-      </w:r>
-      <w:proofErr w:type="spellStart"/>
-      <w:r>
-        <w:rPr>
-          <w:sz w:val="28"/>
-          <w:szCs w:val="28"/>
-        </w:rPr>
-        <w:t>FormClosingEventArgs</w:t>
-      </w:r>
-      <w:proofErr w:type="spellEnd"/>
-      <w:r>
-        <w:rPr>
-          <w:sz w:val="28"/>
-          <w:szCs w:val="28"/>
-        </w:rPr>
-        <w:t xml:space="preserve"> e) </w:t>
+        <w:t xml:space="preserve">private void FormAutorization_FormClosing(object sender, FormClosingEventArgs e) </w:t>
       </w:r>
       <w:r>
         <w:rPr>
@@ -15560,53 +14554,12 @@
           <w:szCs w:val="28"/>
         </w:rPr>
       </w:pPr>
-      <w:proofErr w:type="spellStart"/>
-      <w:r>
-        <w:rPr>
-          <w:sz w:val="28"/>
-          <w:szCs w:val="28"/>
-        </w:rPr>
-        <w:t>private</w:t>
-      </w:r>
-      <w:proofErr w:type="spellEnd"/>
-      <w:r>
-        <w:rPr>
-          <w:sz w:val="28"/>
-          <w:szCs w:val="28"/>
-        </w:rPr>
-        <w:t xml:space="preserve"> </w:t>
-      </w:r>
-      <w:proofErr w:type="spellStart"/>
-      <w:r>
-        <w:rPr>
-          <w:sz w:val="28"/>
-          <w:szCs w:val="28"/>
-        </w:rPr>
-        <w:t>void</w:t>
-      </w:r>
-      <w:proofErr w:type="spellEnd"/>
-      <w:r>
-        <w:rPr>
-          <w:sz w:val="28"/>
-          <w:szCs w:val="28"/>
-        </w:rPr>
-        <w:t xml:space="preserve"> </w:t>
-      </w:r>
-      <w:proofErr w:type="spellStart"/>
-      <w:r>
-        <w:rPr>
-          <w:sz w:val="28"/>
-          <w:szCs w:val="28"/>
-        </w:rPr>
-        <w:t>SetupFormConstraints</w:t>
-      </w:r>
-      <w:proofErr w:type="spellEnd"/>
-      <w:r>
-        <w:rPr>
-          <w:sz w:val="28"/>
-          <w:szCs w:val="28"/>
-        </w:rPr>
-        <w:t xml:space="preserve">() </w:t>
+      <w:r>
+        <w:rPr>
+          <w:sz w:val="28"/>
+          <w:szCs w:val="28"/>
+        </w:rPr>
+        <w:t xml:space="preserve">private void SetupFormConstraints() </w:t>
       </w:r>
       <w:r>
         <w:rPr>
@@ -15620,23 +14573,7 @@
           <w:sz w:val="28"/>
           <w:szCs w:val="28"/>
         </w:rPr>
-        <w:t xml:space="preserve"> этот модуль настраивает ограничения ввода и валидацию для текстовых полей формы, чтобы пользователи вводили только допустимые символы (например, русский язык, цифры, </w:t>
-      </w:r>
-      <w:proofErr w:type="spellStart"/>
-      <w:r>
-        <w:rPr>
-          <w:sz w:val="28"/>
-          <w:szCs w:val="28"/>
-        </w:rPr>
-        <w:t>decimal</w:t>
-      </w:r>
-      <w:proofErr w:type="spellEnd"/>
-      <w:r>
-        <w:rPr>
-          <w:sz w:val="28"/>
-          <w:szCs w:val="28"/>
-        </w:rPr>
-        <w:t>) и не оставляли обязательные поля пустыми.</w:t>
+        <w:t xml:space="preserve"> этот модуль настраивает ограничения ввода и валидацию для текстовых полей формы, чтобы пользователи вводили только допустимые символы (например, русский язык, цифры, decimal) и не оставляли обязательные поля пустыми.</w:t>
       </w:r>
     </w:p>
     <w:p>
@@ -15649,101 +14586,12 @@
           <w:szCs w:val="28"/>
         </w:rPr>
       </w:pPr>
-      <w:proofErr w:type="spellStart"/>
-      <w:r>
-        <w:rPr>
-          <w:sz w:val="28"/>
-          <w:szCs w:val="28"/>
-        </w:rPr>
-        <w:t>private</w:t>
-      </w:r>
-      <w:proofErr w:type="spellEnd"/>
-      <w:r>
-        <w:rPr>
-          <w:sz w:val="28"/>
-          <w:szCs w:val="28"/>
-        </w:rPr>
-        <w:t xml:space="preserve"> </w:t>
-      </w:r>
-      <w:proofErr w:type="spellStart"/>
-      <w:r>
-        <w:rPr>
-          <w:sz w:val="28"/>
-          <w:szCs w:val="28"/>
-        </w:rPr>
-        <w:t>void</w:t>
-      </w:r>
-      <w:proofErr w:type="spellEnd"/>
-      <w:r>
-        <w:rPr>
-          <w:sz w:val="28"/>
-          <w:szCs w:val="28"/>
-        </w:rPr>
-        <w:t xml:space="preserve"> </w:t>
-      </w:r>
-      <w:proofErr w:type="spellStart"/>
-      <w:r>
-        <w:rPr>
-          <w:sz w:val="28"/>
-          <w:szCs w:val="28"/>
-        </w:rPr>
-        <w:t>InputOnlyRussian_KeyPress</w:t>
-      </w:r>
-      <w:proofErr w:type="spellEnd"/>
-      <w:r>
-        <w:rPr>
-          <w:sz w:val="28"/>
-          <w:szCs w:val="28"/>
-        </w:rPr>
-        <w:t>(</w:t>
-      </w:r>
-      <w:proofErr w:type="spellStart"/>
-      <w:r>
-        <w:rPr>
-          <w:sz w:val="28"/>
-          <w:szCs w:val="28"/>
-        </w:rPr>
-        <w:t>object</w:t>
-      </w:r>
-      <w:proofErr w:type="spellEnd"/>
-      <w:r>
-        <w:rPr>
-          <w:sz w:val="28"/>
-          <w:szCs w:val="28"/>
-        </w:rPr>
-        <w:t xml:space="preserve"> </w:t>
-      </w:r>
-      <w:proofErr w:type="spellStart"/>
-      <w:r>
-        <w:rPr>
-          <w:sz w:val="28"/>
-          <w:szCs w:val="28"/>
-        </w:rPr>
-        <w:t>sender</w:t>
-      </w:r>
-      <w:proofErr w:type="spellEnd"/>
-      <w:r>
-        <w:rPr>
-          <w:sz w:val="28"/>
-          <w:szCs w:val="28"/>
-        </w:rPr>
-        <w:t xml:space="preserve">, </w:t>
-      </w:r>
-      <w:proofErr w:type="spellStart"/>
-      <w:r>
-        <w:rPr>
-          <w:sz w:val="28"/>
-          <w:szCs w:val="28"/>
-        </w:rPr>
-        <w:t>KeyPressEventArgs</w:t>
-      </w:r>
-      <w:proofErr w:type="spellEnd"/>
-      <w:r>
-        <w:rPr>
-          <w:sz w:val="28"/>
-          <w:szCs w:val="28"/>
-        </w:rPr>
-        <w:t xml:space="preserve"> e) </w:t>
+      <w:r>
+        <w:rPr>
+          <w:sz w:val="28"/>
+          <w:szCs w:val="28"/>
+        </w:rPr>
+        <w:t xml:space="preserve">private void InputOnlyRussian_KeyPress(object sender, KeyPressEventArgs e) </w:t>
       </w:r>
       <w:r>
         <w:rPr>
@@ -15757,23 +14605,7 @@
           <w:sz w:val="28"/>
           <w:szCs w:val="28"/>
         </w:rPr>
-        <w:t xml:space="preserve"> данный модуль разрешает ввод только русских букв, а также обработку управляющих символов, таких как </w:t>
-      </w:r>
-      <w:proofErr w:type="spellStart"/>
-      <w:r>
-        <w:rPr>
-          <w:sz w:val="28"/>
-          <w:szCs w:val="28"/>
-        </w:rPr>
-        <w:t>Backspace</w:t>
-      </w:r>
-      <w:proofErr w:type="spellEnd"/>
-      <w:r>
-        <w:rPr>
-          <w:sz w:val="28"/>
-          <w:szCs w:val="28"/>
-        </w:rPr>
-        <w:t xml:space="preserve"> и пробел, при вводе в соответствующее поле.</w:t>
+        <w:t xml:space="preserve"> данный модуль разрешает ввод только русских букв, а также обработку управляющих символов, таких как Backspace и пробел, при вводе в соответствующее поле.</w:t>
       </w:r>
     </w:p>
     <w:p>
@@ -15786,101 +14618,12 @@
           <w:szCs w:val="28"/>
         </w:rPr>
       </w:pPr>
-      <w:proofErr w:type="spellStart"/>
-      <w:r>
-        <w:rPr>
-          <w:sz w:val="28"/>
-          <w:szCs w:val="28"/>
-        </w:rPr>
-        <w:t>private</w:t>
-      </w:r>
-      <w:proofErr w:type="spellEnd"/>
-      <w:r>
-        <w:rPr>
-          <w:sz w:val="28"/>
-          <w:szCs w:val="28"/>
-        </w:rPr>
-        <w:t xml:space="preserve"> </w:t>
-      </w:r>
-      <w:proofErr w:type="spellStart"/>
-      <w:r>
-        <w:rPr>
-          <w:sz w:val="28"/>
-          <w:szCs w:val="28"/>
-        </w:rPr>
-        <w:t>void</w:t>
-      </w:r>
-      <w:proofErr w:type="spellEnd"/>
-      <w:r>
-        <w:rPr>
-          <w:sz w:val="28"/>
-          <w:szCs w:val="28"/>
-        </w:rPr>
-        <w:t xml:space="preserve"> </w:t>
-      </w:r>
-      <w:proofErr w:type="spellStart"/>
-      <w:r>
-        <w:rPr>
-          <w:sz w:val="28"/>
-          <w:szCs w:val="28"/>
-        </w:rPr>
-        <w:t>InputOnlyDigits_KeyPress</w:t>
-      </w:r>
-      <w:proofErr w:type="spellEnd"/>
-      <w:r>
-        <w:rPr>
-          <w:sz w:val="28"/>
-          <w:szCs w:val="28"/>
-        </w:rPr>
-        <w:t>(</w:t>
-      </w:r>
-      <w:proofErr w:type="spellStart"/>
-      <w:r>
-        <w:rPr>
-          <w:sz w:val="28"/>
-          <w:szCs w:val="28"/>
-        </w:rPr>
-        <w:t>object</w:t>
-      </w:r>
-      <w:proofErr w:type="spellEnd"/>
-      <w:r>
-        <w:rPr>
-          <w:sz w:val="28"/>
-          <w:szCs w:val="28"/>
-        </w:rPr>
-        <w:t xml:space="preserve"> </w:t>
-      </w:r>
-      <w:proofErr w:type="spellStart"/>
-      <w:r>
-        <w:rPr>
-          <w:sz w:val="28"/>
-          <w:szCs w:val="28"/>
-        </w:rPr>
-        <w:t>sender</w:t>
-      </w:r>
-      <w:proofErr w:type="spellEnd"/>
-      <w:r>
-        <w:rPr>
-          <w:sz w:val="28"/>
-          <w:szCs w:val="28"/>
-        </w:rPr>
-        <w:t xml:space="preserve">, </w:t>
-      </w:r>
-      <w:proofErr w:type="spellStart"/>
-      <w:r>
-        <w:rPr>
-          <w:sz w:val="28"/>
-          <w:szCs w:val="28"/>
-        </w:rPr>
-        <w:t>KeyPressEventArgs</w:t>
-      </w:r>
-      <w:proofErr w:type="spellEnd"/>
-      <w:r>
-        <w:rPr>
-          <w:sz w:val="28"/>
-          <w:szCs w:val="28"/>
-        </w:rPr>
-        <w:t xml:space="preserve"> e) </w:t>
+      <w:r>
+        <w:rPr>
+          <w:sz w:val="28"/>
+          <w:szCs w:val="28"/>
+        </w:rPr>
+        <w:t xml:space="preserve">private void InputOnlyDigits_KeyPress(object sender, KeyPressEventArgs e) </w:t>
       </w:r>
       <w:r>
         <w:rPr>
@@ -15907,110 +14650,12 @@
           <w:szCs w:val="28"/>
         </w:rPr>
       </w:pPr>
-      <w:proofErr w:type="spellStart"/>
-      <w:r>
-        <w:rPr>
-          <w:sz w:val="28"/>
-          <w:szCs w:val="28"/>
-        </w:rPr>
-        <w:t>private</w:t>
-      </w:r>
-      <w:proofErr w:type="spellEnd"/>
-      <w:r>
-        <w:rPr>
-          <w:sz w:val="28"/>
-          <w:szCs w:val="28"/>
-        </w:rPr>
-        <w:t xml:space="preserve"> </w:t>
-      </w:r>
-      <w:proofErr w:type="spellStart"/>
-      <w:r>
-        <w:rPr>
-          <w:sz w:val="28"/>
-          <w:szCs w:val="28"/>
-        </w:rPr>
-        <w:t>void</w:t>
-      </w:r>
-      <w:proofErr w:type="spellEnd"/>
-      <w:r>
-        <w:rPr>
-          <w:sz w:val="28"/>
-          <w:szCs w:val="28"/>
-        </w:rPr>
-        <w:t xml:space="preserve"> </w:t>
-      </w:r>
-      <w:proofErr w:type="spellStart"/>
-      <w:r>
-        <w:rPr>
-          <w:sz w:val="28"/>
-          <w:szCs w:val="28"/>
-        </w:rPr>
-        <w:t>InputPhone_</w:t>
-      </w:r>
-      <w:proofErr w:type="gramStart"/>
-      <w:r>
-        <w:rPr>
-          <w:sz w:val="28"/>
-          <w:szCs w:val="28"/>
-        </w:rPr>
-        <w:t>KeyPress</w:t>
-      </w:r>
-      <w:proofErr w:type="spellEnd"/>
-      <w:r>
-        <w:rPr>
-          <w:sz w:val="28"/>
-          <w:szCs w:val="28"/>
-        </w:rPr>
-        <w:t>(</w:t>
-      </w:r>
-      <w:proofErr w:type="spellStart"/>
-      <w:proofErr w:type="gramEnd"/>
-      <w:r>
-        <w:rPr>
-          <w:sz w:val="28"/>
-          <w:szCs w:val="28"/>
-        </w:rPr>
-        <w:t>object</w:t>
-      </w:r>
-      <w:proofErr w:type="spellEnd"/>
-      <w:r>
-        <w:rPr>
-          <w:sz w:val="28"/>
-          <w:szCs w:val="28"/>
-        </w:rPr>
-        <w:t xml:space="preserve"> </w:t>
-      </w:r>
-      <w:proofErr w:type="spellStart"/>
-      <w:r>
-        <w:rPr>
-          <w:sz w:val="28"/>
-          <w:szCs w:val="28"/>
-        </w:rPr>
-        <w:t>sender</w:t>
-      </w:r>
-      <w:proofErr w:type="spellEnd"/>
-      <w:r>
-        <w:rPr>
-          <w:sz w:val="28"/>
-          <w:szCs w:val="28"/>
-        </w:rPr>
-        <w:t xml:space="preserve">, </w:t>
-      </w:r>
-      <w:proofErr w:type="spellStart"/>
-      <w:r>
-        <w:rPr>
-          <w:sz w:val="28"/>
-          <w:szCs w:val="28"/>
-        </w:rPr>
-        <w:t>KeyPressEventArgs</w:t>
-      </w:r>
-      <w:proofErr w:type="spellEnd"/>
-      <w:r>
-        <w:rPr>
-          <w:sz w:val="28"/>
-          <w:szCs w:val="28"/>
-        </w:rPr>
-        <w:t xml:space="preserve"> e) </w:t>
+      <w:r>
+        <w:rPr>
+          <w:sz w:val="28"/>
+          <w:szCs w:val="28"/>
+        </w:rPr>
+        <w:t xml:space="preserve">private void InputPhone_KeyPress(object sender, KeyPressEventArgs e) </w:t>
       </w:r>
       <w:r>
         <w:rPr>
@@ -16037,110 +14682,12 @@
           <w:szCs w:val="28"/>
         </w:rPr>
       </w:pPr>
-      <w:proofErr w:type="spellStart"/>
-      <w:r>
-        <w:rPr>
-          <w:sz w:val="28"/>
-          <w:szCs w:val="28"/>
-        </w:rPr>
-        <w:t>private</w:t>
-      </w:r>
-      <w:proofErr w:type="spellEnd"/>
-      <w:r>
-        <w:rPr>
-          <w:sz w:val="28"/>
-          <w:szCs w:val="28"/>
-        </w:rPr>
-        <w:t xml:space="preserve"> </w:t>
-      </w:r>
-      <w:proofErr w:type="spellStart"/>
-      <w:r>
-        <w:rPr>
-          <w:sz w:val="28"/>
-          <w:szCs w:val="28"/>
-        </w:rPr>
-        <w:t>void</w:t>
-      </w:r>
-      <w:proofErr w:type="spellEnd"/>
-      <w:r>
-        <w:rPr>
-          <w:sz w:val="28"/>
-          <w:szCs w:val="28"/>
-        </w:rPr>
-        <w:t xml:space="preserve"> </w:t>
-      </w:r>
-      <w:proofErr w:type="spellStart"/>
-      <w:r>
-        <w:rPr>
-          <w:sz w:val="28"/>
-          <w:szCs w:val="28"/>
-        </w:rPr>
-        <w:t>InputDecimal_</w:t>
-      </w:r>
-      <w:proofErr w:type="gramStart"/>
-      <w:r>
-        <w:rPr>
-          <w:sz w:val="28"/>
-          <w:szCs w:val="28"/>
-        </w:rPr>
-        <w:t>KeyPress</w:t>
-      </w:r>
-      <w:proofErr w:type="spellEnd"/>
-      <w:r>
-        <w:rPr>
-          <w:sz w:val="28"/>
-          <w:szCs w:val="28"/>
-        </w:rPr>
-        <w:t>(</w:t>
-      </w:r>
-      <w:proofErr w:type="spellStart"/>
-      <w:proofErr w:type="gramEnd"/>
-      <w:r>
-        <w:rPr>
-          <w:sz w:val="28"/>
-          <w:szCs w:val="28"/>
-        </w:rPr>
-        <w:t>object</w:t>
-      </w:r>
-      <w:proofErr w:type="spellEnd"/>
-      <w:r>
-        <w:rPr>
-          <w:sz w:val="28"/>
-          <w:szCs w:val="28"/>
-        </w:rPr>
-        <w:t xml:space="preserve"> </w:t>
-      </w:r>
-      <w:proofErr w:type="spellStart"/>
-      <w:r>
-        <w:rPr>
-          <w:sz w:val="28"/>
-          <w:szCs w:val="28"/>
-        </w:rPr>
-        <w:t>sender</w:t>
-      </w:r>
-      <w:proofErr w:type="spellEnd"/>
-      <w:r>
-        <w:rPr>
-          <w:sz w:val="28"/>
-          <w:szCs w:val="28"/>
-        </w:rPr>
-        <w:t xml:space="preserve">, </w:t>
-      </w:r>
-      <w:proofErr w:type="spellStart"/>
-      <w:r>
-        <w:rPr>
-          <w:sz w:val="28"/>
-          <w:szCs w:val="28"/>
-        </w:rPr>
-        <w:t>KeyPressEventArgs</w:t>
-      </w:r>
-      <w:proofErr w:type="spellEnd"/>
-      <w:r>
-        <w:rPr>
-          <w:sz w:val="28"/>
-          <w:szCs w:val="28"/>
-        </w:rPr>
-        <w:t xml:space="preserve"> e) </w:t>
+      <w:r>
+        <w:rPr>
+          <w:sz w:val="28"/>
+          <w:szCs w:val="28"/>
+        </w:rPr>
+        <w:t xml:space="preserve">private void InputDecimal_KeyPress(object sender, KeyPressEventArgs e) </w:t>
       </w:r>
       <w:r>
         <w:rPr>
@@ -16167,101 +14714,12 @@
           <w:szCs w:val="28"/>
         </w:rPr>
       </w:pPr>
-      <w:proofErr w:type="spellStart"/>
-      <w:r>
-        <w:rPr>
-          <w:sz w:val="28"/>
-          <w:szCs w:val="28"/>
-        </w:rPr>
-        <w:t>private</w:t>
-      </w:r>
-      <w:proofErr w:type="spellEnd"/>
-      <w:r>
-        <w:rPr>
-          <w:sz w:val="28"/>
-          <w:szCs w:val="28"/>
-        </w:rPr>
-        <w:t xml:space="preserve"> </w:t>
-      </w:r>
-      <w:proofErr w:type="spellStart"/>
-      <w:r>
-        <w:rPr>
-          <w:sz w:val="28"/>
-          <w:szCs w:val="28"/>
-        </w:rPr>
-        <w:t>void</w:t>
-      </w:r>
-      <w:proofErr w:type="spellEnd"/>
-      <w:r>
-        <w:rPr>
-          <w:sz w:val="28"/>
-          <w:szCs w:val="28"/>
-        </w:rPr>
-        <w:t xml:space="preserve"> </w:t>
-      </w:r>
-      <w:proofErr w:type="spellStart"/>
-      <w:r>
-        <w:rPr>
-          <w:sz w:val="28"/>
-          <w:szCs w:val="28"/>
-        </w:rPr>
-        <w:t>buttonAddClientPhoto_Click</w:t>
-      </w:r>
-      <w:proofErr w:type="spellEnd"/>
-      <w:r>
-        <w:rPr>
-          <w:sz w:val="28"/>
-          <w:szCs w:val="28"/>
-        </w:rPr>
-        <w:t>(</w:t>
-      </w:r>
-      <w:proofErr w:type="spellStart"/>
-      <w:r>
-        <w:rPr>
-          <w:sz w:val="28"/>
-          <w:szCs w:val="28"/>
-        </w:rPr>
-        <w:t>object</w:t>
-      </w:r>
-      <w:proofErr w:type="spellEnd"/>
-      <w:r>
-        <w:rPr>
-          <w:sz w:val="28"/>
-          <w:szCs w:val="28"/>
-        </w:rPr>
-        <w:t xml:space="preserve"> </w:t>
-      </w:r>
-      <w:proofErr w:type="spellStart"/>
-      <w:r>
-        <w:rPr>
-          <w:sz w:val="28"/>
-          <w:szCs w:val="28"/>
-        </w:rPr>
-        <w:t>sender</w:t>
-      </w:r>
-      <w:proofErr w:type="spellEnd"/>
-      <w:r>
-        <w:rPr>
-          <w:sz w:val="28"/>
-          <w:szCs w:val="28"/>
-        </w:rPr>
-        <w:t xml:space="preserve">, </w:t>
-      </w:r>
-      <w:proofErr w:type="spellStart"/>
-      <w:r>
-        <w:rPr>
-          <w:sz w:val="28"/>
-          <w:szCs w:val="28"/>
-        </w:rPr>
-        <w:t>EventArgs</w:t>
-      </w:r>
-      <w:proofErr w:type="spellEnd"/>
-      <w:r>
-        <w:rPr>
-          <w:sz w:val="28"/>
-          <w:szCs w:val="28"/>
-        </w:rPr>
-        <w:t xml:space="preserve"> e) </w:t>
+      <w:r>
+        <w:rPr>
+          <w:sz w:val="28"/>
+          <w:szCs w:val="28"/>
+        </w:rPr>
+        <w:t xml:space="preserve">private void buttonAddClientPhoto_Click(object sender, EventArgs e) </w:t>
       </w:r>
       <w:r>
         <w:rPr>
@@ -16288,101 +14746,12 @@
           <w:szCs w:val="28"/>
         </w:rPr>
       </w:pPr>
-      <w:proofErr w:type="spellStart"/>
-      <w:r>
-        <w:rPr>
-          <w:sz w:val="28"/>
-          <w:szCs w:val="28"/>
-        </w:rPr>
-        <w:t>private</w:t>
-      </w:r>
-      <w:proofErr w:type="spellEnd"/>
-      <w:r>
-        <w:rPr>
-          <w:sz w:val="28"/>
-          <w:szCs w:val="28"/>
-        </w:rPr>
-        <w:t xml:space="preserve"> </w:t>
-      </w:r>
-      <w:proofErr w:type="spellStart"/>
-      <w:r>
-        <w:rPr>
-          <w:sz w:val="28"/>
-          <w:szCs w:val="28"/>
-        </w:rPr>
-        <w:t>void</w:t>
-      </w:r>
-      <w:proofErr w:type="spellEnd"/>
-      <w:r>
-        <w:rPr>
-          <w:sz w:val="28"/>
-          <w:szCs w:val="28"/>
-        </w:rPr>
-        <w:t xml:space="preserve"> </w:t>
-      </w:r>
-      <w:proofErr w:type="spellStart"/>
-      <w:r>
-        <w:rPr>
-          <w:sz w:val="28"/>
-          <w:szCs w:val="28"/>
-        </w:rPr>
-        <w:t>buttonDeleteClientPhoto_Click</w:t>
-      </w:r>
-      <w:proofErr w:type="spellEnd"/>
-      <w:r>
-        <w:rPr>
-          <w:sz w:val="28"/>
-          <w:szCs w:val="28"/>
-        </w:rPr>
-        <w:t>(</w:t>
-      </w:r>
-      <w:proofErr w:type="spellStart"/>
-      <w:r>
-        <w:rPr>
-          <w:sz w:val="28"/>
-          <w:szCs w:val="28"/>
-        </w:rPr>
-        <w:t>object</w:t>
-      </w:r>
-      <w:proofErr w:type="spellEnd"/>
-      <w:r>
-        <w:rPr>
-          <w:sz w:val="28"/>
-          <w:szCs w:val="28"/>
-        </w:rPr>
-        <w:t xml:space="preserve"> </w:t>
-      </w:r>
-      <w:proofErr w:type="spellStart"/>
-      <w:r>
-        <w:rPr>
-          <w:sz w:val="28"/>
-          <w:szCs w:val="28"/>
-        </w:rPr>
-        <w:t>sender</w:t>
-      </w:r>
-      <w:proofErr w:type="spellEnd"/>
-      <w:r>
-        <w:rPr>
-          <w:sz w:val="28"/>
-          <w:szCs w:val="28"/>
-        </w:rPr>
-        <w:t xml:space="preserve">, </w:t>
-      </w:r>
-      <w:proofErr w:type="spellStart"/>
-      <w:r>
-        <w:rPr>
-          <w:sz w:val="28"/>
-          <w:szCs w:val="28"/>
-        </w:rPr>
-        <w:t>EventArgs</w:t>
-      </w:r>
-      <w:proofErr w:type="spellEnd"/>
-      <w:r>
-        <w:rPr>
-          <w:sz w:val="28"/>
-          <w:szCs w:val="28"/>
-        </w:rPr>
-        <w:t xml:space="preserve"> e) </w:t>
+      <w:r>
+        <w:rPr>
+          <w:sz w:val="28"/>
+          <w:szCs w:val="28"/>
+        </w:rPr>
+        <w:t xml:space="preserve">private void buttonDeleteClientPhoto_Click(object sender, EventArgs e) </w:t>
       </w:r>
       <w:r>
         <w:rPr>
@@ -16409,117 +14778,12 @@
           <w:szCs w:val="28"/>
         </w:rPr>
       </w:pPr>
-      <w:proofErr w:type="spellStart"/>
-      <w:r>
-        <w:rPr>
-          <w:sz w:val="28"/>
-          <w:szCs w:val="28"/>
-        </w:rPr>
-        <w:t>private</w:t>
-      </w:r>
-      <w:proofErr w:type="spellEnd"/>
-      <w:r>
-        <w:rPr>
-          <w:sz w:val="28"/>
-          <w:szCs w:val="28"/>
-        </w:rPr>
-        <w:t xml:space="preserve"> </w:t>
-      </w:r>
-      <w:proofErr w:type="spellStart"/>
-      <w:r>
-        <w:rPr>
-          <w:sz w:val="28"/>
-          <w:szCs w:val="28"/>
-        </w:rPr>
-        <w:t>bool</w:t>
-      </w:r>
-      <w:proofErr w:type="spellEnd"/>
-      <w:r>
-        <w:rPr>
-          <w:sz w:val="28"/>
-          <w:szCs w:val="28"/>
-        </w:rPr>
-        <w:t xml:space="preserve"> </w:t>
-      </w:r>
-      <w:proofErr w:type="spellStart"/>
-      <w:r>
-        <w:rPr>
-          <w:sz w:val="28"/>
-          <w:szCs w:val="28"/>
-        </w:rPr>
-        <w:t>IsClientDuplicate</w:t>
-      </w:r>
-      <w:proofErr w:type="spellEnd"/>
-      <w:r>
-        <w:rPr>
-          <w:sz w:val="28"/>
-          <w:szCs w:val="28"/>
-        </w:rPr>
-        <w:t>(</w:t>
-      </w:r>
-      <w:proofErr w:type="spellStart"/>
-      <w:r>
-        <w:rPr>
-          <w:sz w:val="28"/>
-          <w:szCs w:val="28"/>
-        </w:rPr>
-        <w:t>string</w:t>
-      </w:r>
-      <w:proofErr w:type="spellEnd"/>
-      <w:r>
-        <w:rPr>
-          <w:sz w:val="28"/>
-          <w:szCs w:val="28"/>
-        </w:rPr>
-        <w:t xml:space="preserve"> </w:t>
-      </w:r>
-      <w:proofErr w:type="spellStart"/>
-      <w:r>
-        <w:rPr>
-          <w:sz w:val="28"/>
-          <w:szCs w:val="28"/>
-        </w:rPr>
-        <w:t>fullName</w:t>
-      </w:r>
-      <w:proofErr w:type="spellEnd"/>
-      <w:r>
-        <w:rPr>
-          <w:sz w:val="28"/>
-          <w:szCs w:val="28"/>
-        </w:rPr>
-        <w:t xml:space="preserve">, </w:t>
-      </w:r>
-      <w:proofErr w:type="spellStart"/>
-      <w:r>
-        <w:rPr>
-          <w:sz w:val="28"/>
-          <w:szCs w:val="28"/>
-        </w:rPr>
-        <w:t>string</w:t>
-      </w:r>
-      <w:proofErr w:type="spellEnd"/>
-      <w:r>
-        <w:rPr>
-          <w:sz w:val="28"/>
-          <w:szCs w:val="28"/>
-        </w:rPr>
-        <w:t xml:space="preserve"> </w:t>
-      </w:r>
-      <w:proofErr w:type="spellStart"/>
-      <w:r>
-        <w:rPr>
-          <w:sz w:val="28"/>
-          <w:szCs w:val="28"/>
-        </w:rPr>
-        <w:t>phone</w:t>
-      </w:r>
-      <w:proofErr w:type="spellEnd"/>
-      <w:r>
-        <w:rPr>
-          <w:sz w:val="28"/>
-          <w:szCs w:val="28"/>
-        </w:rPr>
-        <w:t xml:space="preserve">) </w:t>
+      <w:r>
+        <w:rPr>
+          <w:sz w:val="28"/>
+          <w:szCs w:val="28"/>
+        </w:rPr>
+        <w:t xml:space="preserve">private bool IsClientDuplicate(string fullName, string phone) </w:t>
       </w:r>
       <w:r>
         <w:rPr>
@@ -16546,150 +14810,13 @@
           <w:szCs w:val="28"/>
         </w:rPr>
       </w:pPr>
-      <w:proofErr w:type="spellStart"/>
       <w:r>
         <w:rPr>
           <w:sz w:val="28"/>
           <w:szCs w:val="28"/>
         </w:rPr>
         <w:lastRenderedPageBreak/>
-        <w:t>private</w:t>
-      </w:r>
-      <w:proofErr w:type="spellEnd"/>
-      <w:r>
-        <w:rPr>
-          <w:sz w:val="28"/>
-          <w:szCs w:val="28"/>
-        </w:rPr>
-        <w:t xml:space="preserve"> </w:t>
-      </w:r>
-      <w:proofErr w:type="spellStart"/>
-      <w:r>
-        <w:rPr>
-          <w:sz w:val="28"/>
-          <w:szCs w:val="28"/>
-        </w:rPr>
-        <w:t>void</w:t>
-      </w:r>
-      <w:proofErr w:type="spellEnd"/>
-      <w:r>
-        <w:rPr>
-          <w:sz w:val="28"/>
-          <w:szCs w:val="28"/>
-        </w:rPr>
-        <w:t xml:space="preserve"> </w:t>
-      </w:r>
-      <w:proofErr w:type="spellStart"/>
-      <w:r>
-        <w:rPr>
-          <w:sz w:val="28"/>
-          <w:szCs w:val="28"/>
-        </w:rPr>
-        <w:t>InsertClientToDb</w:t>
-      </w:r>
-      <w:proofErr w:type="spellEnd"/>
-      <w:r>
-        <w:rPr>
-          <w:sz w:val="28"/>
-          <w:szCs w:val="28"/>
-        </w:rPr>
-        <w:t>(</w:t>
-      </w:r>
-      <w:proofErr w:type="spellStart"/>
-      <w:r>
-        <w:rPr>
-          <w:sz w:val="28"/>
-          <w:szCs w:val="28"/>
-        </w:rPr>
-        <w:t>int</w:t>
-      </w:r>
-      <w:proofErr w:type="spellEnd"/>
-      <w:r>
-        <w:rPr>
-          <w:sz w:val="28"/>
-          <w:szCs w:val="28"/>
-        </w:rPr>
-        <w:t xml:space="preserve"> </w:t>
-      </w:r>
-      <w:proofErr w:type="spellStart"/>
-      <w:r>
-        <w:rPr>
-          <w:sz w:val="28"/>
-          <w:szCs w:val="28"/>
-        </w:rPr>
-        <w:t>age</w:t>
-      </w:r>
-      <w:proofErr w:type="spellEnd"/>
-      <w:r>
-        <w:rPr>
-          <w:sz w:val="28"/>
-          <w:szCs w:val="28"/>
-        </w:rPr>
-        <w:t xml:space="preserve">, </w:t>
-      </w:r>
-      <w:proofErr w:type="spellStart"/>
-      <w:r>
-        <w:rPr>
-          <w:sz w:val="28"/>
-          <w:szCs w:val="28"/>
-        </w:rPr>
-        <w:t>decimal</w:t>
-      </w:r>
-      <w:proofErr w:type="spellEnd"/>
-      <w:r>
-        <w:rPr>
-          <w:sz w:val="28"/>
-          <w:szCs w:val="28"/>
-        </w:rPr>
-        <w:t xml:space="preserve"> </w:t>
-      </w:r>
-      <w:proofErr w:type="spellStart"/>
-      <w:r>
-        <w:rPr>
-          <w:sz w:val="28"/>
-          <w:szCs w:val="28"/>
-        </w:rPr>
-        <w:t>ltv</w:t>
-      </w:r>
-      <w:proofErr w:type="spellEnd"/>
-      <w:r>
-        <w:rPr>
-          <w:sz w:val="28"/>
-          <w:szCs w:val="28"/>
-        </w:rPr>
-        <w:t xml:space="preserve">, </w:t>
-      </w:r>
-      <w:proofErr w:type="spellStart"/>
-      <w:r>
-        <w:rPr>
-          <w:sz w:val="28"/>
-          <w:szCs w:val="28"/>
-        </w:rPr>
-        <w:t>DateTime</w:t>
-      </w:r>
-      <w:proofErr w:type="spellEnd"/>
-      <w:r>
-        <w:rPr>
-          <w:sz w:val="28"/>
-          <w:szCs w:val="28"/>
-        </w:rPr>
-        <w:t xml:space="preserve"> </w:t>
-      </w:r>
-      <w:proofErr w:type="spellStart"/>
-      <w:r>
-        <w:rPr>
-          <w:sz w:val="28"/>
-          <w:szCs w:val="28"/>
-        </w:rPr>
-        <w:t>birthday</w:t>
-      </w:r>
-      <w:proofErr w:type="spellEnd"/>
-      <w:r>
-        <w:rPr>
-          <w:sz w:val="28"/>
-          <w:szCs w:val="28"/>
-        </w:rPr>
-        <w:t xml:space="preserve">) </w:t>
+        <w:t xml:space="preserve">private void InsertClientToDb(int age, decimal ltv, DateTime birthday) </w:t>
       </w:r>
       <w:r>
         <w:rPr>
@@ -16716,53 +14843,12 @@
           <w:szCs w:val="28"/>
         </w:rPr>
       </w:pPr>
-      <w:proofErr w:type="spellStart"/>
-      <w:r>
-        <w:rPr>
-          <w:sz w:val="28"/>
-          <w:szCs w:val="28"/>
-        </w:rPr>
-        <w:t>private</w:t>
-      </w:r>
-      <w:proofErr w:type="spellEnd"/>
-      <w:r>
-        <w:rPr>
-          <w:sz w:val="28"/>
-          <w:szCs w:val="28"/>
-        </w:rPr>
-        <w:t xml:space="preserve"> </w:t>
-      </w:r>
-      <w:proofErr w:type="spellStart"/>
-      <w:r>
-        <w:rPr>
-          <w:sz w:val="28"/>
-          <w:szCs w:val="28"/>
-        </w:rPr>
-        <w:t>void</w:t>
-      </w:r>
-      <w:proofErr w:type="spellEnd"/>
-      <w:r>
-        <w:rPr>
-          <w:sz w:val="28"/>
-          <w:szCs w:val="28"/>
-        </w:rPr>
-        <w:t xml:space="preserve"> </w:t>
-      </w:r>
-      <w:proofErr w:type="spellStart"/>
-      <w:r>
-        <w:rPr>
-          <w:sz w:val="28"/>
-          <w:szCs w:val="28"/>
-        </w:rPr>
-        <w:t>LoadStatusCombo</w:t>
-      </w:r>
-      <w:proofErr w:type="spellEnd"/>
-      <w:r>
-        <w:rPr>
-          <w:sz w:val="28"/>
-          <w:szCs w:val="28"/>
-        </w:rPr>
-        <w:t xml:space="preserve">() </w:t>
+      <w:r>
+        <w:rPr>
+          <w:sz w:val="28"/>
+          <w:szCs w:val="28"/>
+        </w:rPr>
+        <w:t xml:space="preserve">private void LoadStatusCombo() </w:t>
       </w:r>
       <w:r>
         <w:rPr>
@@ -16776,23 +14862,7 @@
           <w:sz w:val="28"/>
           <w:szCs w:val="28"/>
         </w:rPr>
-        <w:t xml:space="preserve"> данный модуль загружает список статусов клиентов из базы данных и заполняет ими выпадающий список (</w:t>
-      </w:r>
-      <w:proofErr w:type="spellStart"/>
-      <w:r>
-        <w:rPr>
-          <w:sz w:val="28"/>
-          <w:szCs w:val="28"/>
-        </w:rPr>
-        <w:t>ComboBox</w:t>
-      </w:r>
-      <w:proofErr w:type="spellEnd"/>
-      <w:r>
-        <w:rPr>
-          <w:sz w:val="28"/>
-          <w:szCs w:val="28"/>
-        </w:rPr>
-        <w:t>), чтобы пользователь мог выбрать актуальный статус.</w:t>
+        <w:t xml:space="preserve"> данный модуль загружает список статусов клиентов из базы данных и заполняет ими выпадающий список (ComboBox), чтобы пользователь мог выбрать актуальный статус.</w:t>
       </w:r>
     </w:p>
     <w:p>
@@ -16805,101 +14875,12 @@
           <w:szCs w:val="28"/>
         </w:rPr>
       </w:pPr>
-      <w:proofErr w:type="spellStart"/>
-      <w:r>
-        <w:rPr>
-          <w:sz w:val="28"/>
-          <w:szCs w:val="28"/>
-        </w:rPr>
-        <w:t>private</w:t>
-      </w:r>
-      <w:proofErr w:type="spellEnd"/>
-      <w:r>
-        <w:rPr>
-          <w:sz w:val="28"/>
-          <w:szCs w:val="28"/>
-        </w:rPr>
-        <w:t xml:space="preserve"> </w:t>
-      </w:r>
-      <w:proofErr w:type="spellStart"/>
-      <w:r>
-        <w:rPr>
-          <w:sz w:val="28"/>
-          <w:szCs w:val="28"/>
-        </w:rPr>
-        <w:t>void</w:t>
-      </w:r>
-      <w:proofErr w:type="spellEnd"/>
-      <w:r>
-        <w:rPr>
-          <w:sz w:val="28"/>
-          <w:szCs w:val="28"/>
-        </w:rPr>
-        <w:t xml:space="preserve"> </w:t>
-      </w:r>
-      <w:proofErr w:type="spellStart"/>
-      <w:r>
-        <w:rPr>
-          <w:sz w:val="28"/>
-          <w:szCs w:val="28"/>
-        </w:rPr>
-        <w:t>buttonAdd_Click</w:t>
-      </w:r>
-      <w:proofErr w:type="spellEnd"/>
-      <w:r>
-        <w:rPr>
-          <w:sz w:val="28"/>
-          <w:szCs w:val="28"/>
-        </w:rPr>
-        <w:t>(</w:t>
-      </w:r>
-      <w:proofErr w:type="spellStart"/>
-      <w:r>
-        <w:rPr>
-          <w:sz w:val="28"/>
-          <w:szCs w:val="28"/>
-        </w:rPr>
-        <w:t>object</w:t>
-      </w:r>
-      <w:proofErr w:type="spellEnd"/>
-      <w:r>
-        <w:rPr>
-          <w:sz w:val="28"/>
-          <w:szCs w:val="28"/>
-        </w:rPr>
-        <w:t xml:space="preserve"> </w:t>
-      </w:r>
-      <w:proofErr w:type="spellStart"/>
-      <w:r>
-        <w:rPr>
-          <w:sz w:val="28"/>
-          <w:szCs w:val="28"/>
-        </w:rPr>
-        <w:t>sender</w:t>
-      </w:r>
-      <w:proofErr w:type="spellEnd"/>
-      <w:r>
-        <w:rPr>
-          <w:sz w:val="28"/>
-          <w:szCs w:val="28"/>
-        </w:rPr>
-        <w:t xml:space="preserve">, </w:t>
-      </w:r>
-      <w:proofErr w:type="spellStart"/>
-      <w:r>
-        <w:rPr>
-          <w:sz w:val="28"/>
-          <w:szCs w:val="28"/>
-        </w:rPr>
-        <w:t>EventArgs</w:t>
-      </w:r>
-      <w:proofErr w:type="spellEnd"/>
-      <w:r>
-        <w:rPr>
-          <w:sz w:val="28"/>
-          <w:szCs w:val="28"/>
-        </w:rPr>
-        <w:t xml:space="preserve"> e) </w:t>
+      <w:r>
+        <w:rPr>
+          <w:sz w:val="28"/>
+          <w:szCs w:val="28"/>
+        </w:rPr>
+        <w:t xml:space="preserve">private void buttonAdd_Click(object sender, EventArgs e) </w:t>
       </w:r>
       <w:r>
         <w:rPr>
@@ -16931,69 +14912,12 @@
         </w:rPr>
         <w:tab/>
       </w:r>
-      <w:proofErr w:type="spellStart"/>
-      <w:r>
-        <w:rPr>
-          <w:sz w:val="28"/>
-          <w:szCs w:val="28"/>
-        </w:rPr>
-        <w:t>private</w:t>
-      </w:r>
-      <w:proofErr w:type="spellEnd"/>
-      <w:r>
-        <w:rPr>
-          <w:sz w:val="28"/>
-          <w:szCs w:val="28"/>
-        </w:rPr>
-        <w:t xml:space="preserve"> </w:t>
-      </w:r>
-      <w:proofErr w:type="spellStart"/>
-      <w:r>
-        <w:rPr>
-          <w:sz w:val="28"/>
-          <w:szCs w:val="28"/>
-        </w:rPr>
-        <w:t>void</w:t>
-      </w:r>
-      <w:proofErr w:type="spellEnd"/>
-      <w:r>
-        <w:rPr>
-          <w:sz w:val="28"/>
-          <w:szCs w:val="28"/>
-        </w:rPr>
-        <w:t xml:space="preserve"> </w:t>
-      </w:r>
-      <w:proofErr w:type="spellStart"/>
-      <w:r>
-        <w:rPr>
-          <w:sz w:val="28"/>
-          <w:szCs w:val="28"/>
-        </w:rPr>
-        <w:t>InitializeContextMenu</w:t>
-      </w:r>
-      <w:proofErr w:type="spellEnd"/>
-      <w:r>
-        <w:rPr>
-          <w:sz w:val="28"/>
-          <w:szCs w:val="28"/>
-        </w:rPr>
-        <w:t xml:space="preserve">() {} — данный метод создает и привязывает контекстное меню для </w:t>
-      </w:r>
-      <w:proofErr w:type="spellStart"/>
-      <w:r>
-        <w:rPr>
-          <w:sz w:val="28"/>
-          <w:szCs w:val="28"/>
-        </w:rPr>
-        <w:t>DataGridView</w:t>
-      </w:r>
-      <w:proofErr w:type="spellEnd"/>
-      <w:r>
-        <w:rPr>
-          <w:sz w:val="28"/>
-          <w:szCs w:val="28"/>
-        </w:rPr>
-        <w:t>, позволяя добавлять, редактировать и удал</w:t>
+      <w:r>
+        <w:rPr>
+          <w:sz w:val="28"/>
+          <w:szCs w:val="28"/>
+        </w:rPr>
+        <w:t>private void InitializeContextMenu() {} — данный метод создает и привязывает контекстное меню для DataGridView, позволяя добавлять, редактировать и удал</w:t>
       </w:r>
       <w:r>
         <w:rPr>
@@ -17012,101 +14936,12 @@
           <w:szCs w:val="28"/>
         </w:rPr>
       </w:pPr>
-      <w:proofErr w:type="spellStart"/>
-      <w:r>
-        <w:rPr>
-          <w:sz w:val="28"/>
-          <w:szCs w:val="28"/>
-        </w:rPr>
-        <w:t>private</w:t>
-      </w:r>
-      <w:proofErr w:type="spellEnd"/>
-      <w:r>
-        <w:rPr>
-          <w:sz w:val="28"/>
-          <w:szCs w:val="28"/>
-        </w:rPr>
-        <w:t xml:space="preserve"> </w:t>
-      </w:r>
-      <w:proofErr w:type="spellStart"/>
-      <w:r>
-        <w:rPr>
-          <w:sz w:val="28"/>
-          <w:szCs w:val="28"/>
-        </w:rPr>
-        <w:t>void</w:t>
-      </w:r>
-      <w:proofErr w:type="spellEnd"/>
-      <w:r>
-        <w:rPr>
-          <w:sz w:val="28"/>
-          <w:szCs w:val="28"/>
-        </w:rPr>
-        <w:t xml:space="preserve"> </w:t>
-      </w:r>
-      <w:proofErr w:type="spellStart"/>
-      <w:r>
-        <w:rPr>
-          <w:sz w:val="28"/>
-          <w:szCs w:val="28"/>
-        </w:rPr>
-        <w:t>MenuItemAdd_Click</w:t>
-      </w:r>
-      <w:proofErr w:type="spellEnd"/>
-      <w:r>
-        <w:rPr>
-          <w:sz w:val="28"/>
-          <w:szCs w:val="28"/>
-        </w:rPr>
-        <w:t>(</w:t>
-      </w:r>
-      <w:proofErr w:type="spellStart"/>
-      <w:r>
-        <w:rPr>
-          <w:sz w:val="28"/>
-          <w:szCs w:val="28"/>
-        </w:rPr>
-        <w:t>object</w:t>
-      </w:r>
-      <w:proofErr w:type="spellEnd"/>
-      <w:r>
-        <w:rPr>
-          <w:sz w:val="28"/>
-          <w:szCs w:val="28"/>
-        </w:rPr>
-        <w:t xml:space="preserve"> </w:t>
-      </w:r>
-      <w:proofErr w:type="spellStart"/>
-      <w:r>
-        <w:rPr>
-          <w:sz w:val="28"/>
-          <w:szCs w:val="28"/>
-        </w:rPr>
-        <w:t>sender</w:t>
-      </w:r>
-      <w:proofErr w:type="spellEnd"/>
-      <w:r>
-        <w:rPr>
-          <w:sz w:val="28"/>
-          <w:szCs w:val="28"/>
-        </w:rPr>
-        <w:t xml:space="preserve">, </w:t>
-      </w:r>
-      <w:proofErr w:type="spellStart"/>
-      <w:r>
-        <w:rPr>
-          <w:sz w:val="28"/>
-          <w:szCs w:val="28"/>
-        </w:rPr>
-        <w:t>EventArgs</w:t>
-      </w:r>
-      <w:proofErr w:type="spellEnd"/>
-      <w:r>
-        <w:rPr>
-          <w:sz w:val="28"/>
-          <w:szCs w:val="28"/>
-        </w:rPr>
-        <w:t xml:space="preserve"> e) {} — данный обработчик открывает форму для добавления нового клиента и обновляет таблицу после успешного добавления.</w:t>
+      <w:r>
+        <w:rPr>
+          <w:sz w:val="28"/>
+          <w:szCs w:val="28"/>
+        </w:rPr>
+        <w:t>private void MenuItemAdd_Click(object sender, EventArgs e) {} — данный обработчик открывает форму для добавления нового клиента и обновляет таблицу после успешного добавления.</w:t>
       </w:r>
     </w:p>
     <w:p>
@@ -17118,101 +14953,12 @@
           <w:szCs w:val="28"/>
         </w:rPr>
       </w:pPr>
-      <w:proofErr w:type="spellStart"/>
-      <w:r>
-        <w:rPr>
-          <w:sz w:val="28"/>
-          <w:szCs w:val="28"/>
-        </w:rPr>
-        <w:t>private</w:t>
-      </w:r>
-      <w:proofErr w:type="spellEnd"/>
-      <w:r>
-        <w:rPr>
-          <w:sz w:val="28"/>
-          <w:szCs w:val="28"/>
-        </w:rPr>
-        <w:t xml:space="preserve"> </w:t>
-      </w:r>
-      <w:proofErr w:type="spellStart"/>
-      <w:r>
-        <w:rPr>
-          <w:sz w:val="28"/>
-          <w:szCs w:val="28"/>
-        </w:rPr>
-        <w:t>void</w:t>
-      </w:r>
-      <w:proofErr w:type="spellEnd"/>
-      <w:r>
-        <w:rPr>
-          <w:sz w:val="28"/>
-          <w:szCs w:val="28"/>
-        </w:rPr>
-        <w:t xml:space="preserve"> </w:t>
-      </w:r>
-      <w:proofErr w:type="spellStart"/>
-      <w:r>
-        <w:rPr>
-          <w:sz w:val="28"/>
-          <w:szCs w:val="28"/>
-        </w:rPr>
-        <w:t>MenuItemEdit_Click</w:t>
-      </w:r>
-      <w:proofErr w:type="spellEnd"/>
-      <w:r>
-        <w:rPr>
-          <w:sz w:val="28"/>
-          <w:szCs w:val="28"/>
-        </w:rPr>
-        <w:t>(</w:t>
-      </w:r>
-      <w:proofErr w:type="spellStart"/>
-      <w:r>
-        <w:rPr>
-          <w:sz w:val="28"/>
-          <w:szCs w:val="28"/>
-        </w:rPr>
-        <w:t>object</w:t>
-      </w:r>
-      <w:proofErr w:type="spellEnd"/>
-      <w:r>
-        <w:rPr>
-          <w:sz w:val="28"/>
-          <w:szCs w:val="28"/>
-        </w:rPr>
-        <w:t xml:space="preserve"> </w:t>
-      </w:r>
-      <w:proofErr w:type="spellStart"/>
-      <w:r>
-        <w:rPr>
-          <w:sz w:val="28"/>
-          <w:szCs w:val="28"/>
-        </w:rPr>
-        <w:t>sender</w:t>
-      </w:r>
-      <w:proofErr w:type="spellEnd"/>
-      <w:r>
-        <w:rPr>
-          <w:sz w:val="28"/>
-          <w:szCs w:val="28"/>
-        </w:rPr>
-        <w:t xml:space="preserve">, </w:t>
-      </w:r>
-      <w:proofErr w:type="spellStart"/>
-      <w:r>
-        <w:rPr>
-          <w:sz w:val="28"/>
-          <w:szCs w:val="28"/>
-        </w:rPr>
-        <w:t>EventArgs</w:t>
-      </w:r>
-      <w:proofErr w:type="spellEnd"/>
-      <w:r>
-        <w:rPr>
-          <w:sz w:val="28"/>
-          <w:szCs w:val="28"/>
-        </w:rPr>
-        <w:t xml:space="preserve"> e) {} — данный обработчик позволяет редактировать выбранного клиента, открывая форму редактирования и обновляя таблицу по завершении.</w:t>
+      <w:r>
+        <w:rPr>
+          <w:sz w:val="28"/>
+          <w:szCs w:val="28"/>
+        </w:rPr>
+        <w:t>private void MenuItemEdit_Click(object sender, EventArgs e) {} — данный обработчик позволяет редактировать выбранного клиента, открывая форму редактирования и обновляя таблицу по завершении.</w:t>
       </w:r>
     </w:p>
     <w:p>
@@ -17224,117 +14970,12 @@
           <w:szCs w:val="28"/>
         </w:rPr>
       </w:pPr>
-      <w:proofErr w:type="spellStart"/>
-      <w:r>
-        <w:rPr>
-          <w:sz w:val="28"/>
-          <w:szCs w:val="28"/>
-        </w:rPr>
-        <w:t>private</w:t>
-      </w:r>
-      <w:proofErr w:type="spellEnd"/>
-      <w:r>
-        <w:rPr>
-          <w:sz w:val="28"/>
-          <w:szCs w:val="28"/>
-        </w:rPr>
-        <w:t xml:space="preserve"> </w:t>
-      </w:r>
-      <w:proofErr w:type="spellStart"/>
-      <w:r>
-        <w:rPr>
-          <w:sz w:val="28"/>
-          <w:szCs w:val="28"/>
-        </w:rPr>
-        <w:t>void</w:t>
-      </w:r>
-      <w:proofErr w:type="spellEnd"/>
-      <w:r>
-        <w:rPr>
-          <w:sz w:val="28"/>
-          <w:szCs w:val="28"/>
-        </w:rPr>
-        <w:t xml:space="preserve"> </w:t>
-      </w:r>
-      <w:proofErr w:type="spellStart"/>
-      <w:r>
-        <w:rPr>
-          <w:sz w:val="28"/>
-          <w:szCs w:val="28"/>
-        </w:rPr>
-        <w:t>MenuItemDelete_Click</w:t>
-      </w:r>
-      <w:proofErr w:type="spellEnd"/>
-      <w:r>
-        <w:rPr>
-          <w:sz w:val="28"/>
-          <w:szCs w:val="28"/>
-        </w:rPr>
-        <w:t>(</w:t>
-      </w:r>
-      <w:proofErr w:type="spellStart"/>
-      <w:r>
-        <w:rPr>
-          <w:sz w:val="28"/>
-          <w:szCs w:val="28"/>
-        </w:rPr>
-        <w:t>object</w:t>
-      </w:r>
-      <w:proofErr w:type="spellEnd"/>
-      <w:r>
-        <w:rPr>
-          <w:sz w:val="28"/>
-          <w:szCs w:val="28"/>
-        </w:rPr>
-        <w:t xml:space="preserve"> </w:t>
-      </w:r>
-      <w:proofErr w:type="spellStart"/>
-      <w:r>
-        <w:rPr>
-          <w:sz w:val="28"/>
-          <w:szCs w:val="28"/>
-        </w:rPr>
-        <w:t>sender</w:t>
-      </w:r>
-      <w:proofErr w:type="spellEnd"/>
-      <w:r>
-        <w:rPr>
-          <w:sz w:val="28"/>
-          <w:szCs w:val="28"/>
-        </w:rPr>
-        <w:t xml:space="preserve">, </w:t>
-      </w:r>
-      <w:proofErr w:type="spellStart"/>
-      <w:r>
-        <w:rPr>
-          <w:sz w:val="28"/>
-          <w:szCs w:val="28"/>
-        </w:rPr>
-        <w:t>EventArgs</w:t>
-      </w:r>
-      <w:proofErr w:type="spellEnd"/>
-      <w:r>
-        <w:rPr>
-          <w:sz w:val="28"/>
-          <w:szCs w:val="28"/>
-        </w:rPr>
-        <w:t xml:space="preserve"> e) {} — данный метод выполняет удаление выбранного клиента (через установку флага </w:t>
-      </w:r>
-      <w:proofErr w:type="spellStart"/>
-      <w:r>
-        <w:rPr>
-          <w:sz w:val="28"/>
-          <w:szCs w:val="28"/>
-        </w:rPr>
-        <w:t>IsDeleted</w:t>
-      </w:r>
-      <w:proofErr w:type="spellEnd"/>
-      <w:r>
-        <w:rPr>
-          <w:sz w:val="28"/>
-          <w:szCs w:val="28"/>
-        </w:rPr>
-        <w:t xml:space="preserve"> = 1), с подтверждением пользователя, и обновляет таблицу.</w:t>
+      <w:r>
+        <w:rPr>
+          <w:sz w:val="28"/>
+          <w:szCs w:val="28"/>
+        </w:rPr>
+        <w:t>private void MenuItemDelete_Click(object sender, EventArgs e) {} — данный метод выполняет удаление выбранного клиента (через установку флага IsDeleted = 1), с подтверждением пользователя, и обновляет таблицу.</w:t>
       </w:r>
     </w:p>
     <w:p>
@@ -17346,69 +14987,12 @@
           <w:szCs w:val="28"/>
         </w:rPr>
       </w:pPr>
-      <w:proofErr w:type="spellStart"/>
-      <w:r>
-        <w:rPr>
-          <w:sz w:val="28"/>
-          <w:szCs w:val="28"/>
-        </w:rPr>
-        <w:t>private</w:t>
-      </w:r>
-      <w:proofErr w:type="spellEnd"/>
-      <w:r>
-        <w:rPr>
-          <w:sz w:val="28"/>
-          <w:szCs w:val="28"/>
-        </w:rPr>
-        <w:t xml:space="preserve"> </w:t>
-      </w:r>
-      <w:proofErr w:type="spellStart"/>
-      <w:r>
-        <w:rPr>
-          <w:sz w:val="28"/>
-          <w:szCs w:val="28"/>
-        </w:rPr>
-        <w:t>void</w:t>
-      </w:r>
-      <w:proofErr w:type="spellEnd"/>
-      <w:r>
-        <w:rPr>
-          <w:sz w:val="28"/>
-          <w:szCs w:val="28"/>
-        </w:rPr>
-        <w:t xml:space="preserve"> </w:t>
-      </w:r>
-      <w:proofErr w:type="spellStart"/>
-      <w:r>
-        <w:rPr>
-          <w:sz w:val="28"/>
-          <w:szCs w:val="28"/>
-        </w:rPr>
-        <w:t>FillTableData</w:t>
-      </w:r>
-      <w:proofErr w:type="spellEnd"/>
-      <w:r>
-        <w:rPr>
-          <w:sz w:val="28"/>
-          <w:szCs w:val="28"/>
-        </w:rPr>
-        <w:t xml:space="preserve">() {} — данный метод загружает данные о клиентах из базы данных, наполняет таблицу </w:t>
-      </w:r>
-      <w:proofErr w:type="spellStart"/>
-      <w:r>
-        <w:rPr>
-          <w:sz w:val="28"/>
-          <w:szCs w:val="28"/>
-        </w:rPr>
-        <w:t>DataGridView</w:t>
-      </w:r>
-      <w:proofErr w:type="spellEnd"/>
-      <w:r>
-        <w:rPr>
-          <w:sz w:val="28"/>
-          <w:szCs w:val="28"/>
-        </w:rPr>
-        <w:t>, устанавливает заголовки и скрывает ненужные столбцы.</w:t>
+      <w:r>
+        <w:rPr>
+          <w:sz w:val="28"/>
+          <w:szCs w:val="28"/>
+        </w:rPr>
+        <w:t>private void FillTableData() {} — данный метод загружает данные о клиентах из базы данных, наполняет таблицу DataGridView, устанавливает заголовки и скрывает ненужные столбцы.</w:t>
       </w:r>
     </w:p>
     <w:p>
@@ -17427,179 +15011,97 @@
           <w:szCs w:val="28"/>
           <w:lang w:val="en-US"/>
         </w:rPr>
-        <w:t xml:space="preserve">private void </w:t>
-      </w:r>
-      <w:proofErr w:type="spellStart"/>
-      <w:proofErr w:type="gramStart"/>
+        <w:t xml:space="preserve">private void SetHeader(string columnName, string headerText) {} — </w:t>
+      </w:r>
+      <w:r>
+        <w:rPr>
+          <w:sz w:val="28"/>
+          <w:szCs w:val="28"/>
+        </w:rPr>
+        <w:t>данный</w:t>
+      </w:r>
       <w:r>
         <w:rPr>
           <w:sz w:val="28"/>
           <w:szCs w:val="28"/>
           <w:lang w:val="en-US"/>
         </w:rPr>
-        <w:t>SetHeader</w:t>
-      </w:r>
-      <w:proofErr w:type="spellEnd"/>
+        <w:t xml:space="preserve"> </w:t>
+      </w:r>
+      <w:r>
+        <w:rPr>
+          <w:sz w:val="28"/>
+          <w:szCs w:val="28"/>
+        </w:rPr>
+        <w:t>метод</w:t>
+      </w:r>
       <w:r>
         <w:rPr>
           <w:sz w:val="28"/>
           <w:szCs w:val="28"/>
           <w:lang w:val="en-US"/>
         </w:rPr>
-        <w:t>(</w:t>
-      </w:r>
-      <w:proofErr w:type="gramEnd"/>
+        <w:t xml:space="preserve"> </w:t>
+      </w:r>
+      <w:r>
+        <w:rPr>
+          <w:sz w:val="28"/>
+          <w:szCs w:val="28"/>
+        </w:rPr>
+        <w:t>задает</w:t>
+      </w:r>
       <w:r>
         <w:rPr>
           <w:sz w:val="28"/>
           <w:szCs w:val="28"/>
           <w:lang w:val="en-US"/>
         </w:rPr>
-        <w:t xml:space="preserve">string </w:t>
-      </w:r>
-      <w:proofErr w:type="spellStart"/>
+        <w:t xml:space="preserve"> </w:t>
+      </w:r>
+      <w:r>
+        <w:rPr>
+          <w:sz w:val="28"/>
+          <w:szCs w:val="28"/>
+        </w:rPr>
+        <w:t>название</w:t>
+      </w:r>
       <w:r>
         <w:rPr>
           <w:sz w:val="28"/>
           <w:szCs w:val="28"/>
           <w:lang w:val="en-US"/>
         </w:rPr>
-        <w:t>columnName</w:t>
-      </w:r>
-      <w:proofErr w:type="spellEnd"/>
+        <w:t xml:space="preserve"> </w:t>
+      </w:r>
+      <w:r>
+        <w:rPr>
+          <w:sz w:val="28"/>
+          <w:szCs w:val="28"/>
+        </w:rPr>
+        <w:t>заголовка</w:t>
+      </w:r>
       <w:r>
         <w:rPr>
           <w:sz w:val="28"/>
           <w:szCs w:val="28"/>
           <w:lang w:val="en-US"/>
         </w:rPr>
-        <w:t xml:space="preserve">, string </w:t>
-      </w:r>
-      <w:proofErr w:type="spellStart"/>
+        <w:t xml:space="preserve"> </w:t>
+      </w:r>
+      <w:r>
+        <w:rPr>
+          <w:sz w:val="28"/>
+          <w:szCs w:val="28"/>
+        </w:rPr>
+        <w:t>столбца</w:t>
+      </w:r>
       <w:r>
         <w:rPr>
           <w:sz w:val="28"/>
           <w:szCs w:val="28"/>
           <w:lang w:val="en-US"/>
         </w:rPr>
-        <w:t>headerText</w:t>
-      </w:r>
-      <w:proofErr w:type="spellEnd"/>
-      <w:r>
-        <w:rPr>
-          <w:sz w:val="28"/>
-          <w:szCs w:val="28"/>
-          <w:lang w:val="en-US"/>
-        </w:rPr>
-        <w:t xml:space="preserve">) {} — </w:t>
-      </w:r>
-      <w:r>
-        <w:rPr>
-          <w:sz w:val="28"/>
-          <w:szCs w:val="28"/>
-        </w:rPr>
-        <w:t>данный</w:t>
-      </w:r>
-      <w:r>
-        <w:rPr>
-          <w:sz w:val="28"/>
-          <w:szCs w:val="28"/>
-          <w:lang w:val="en-US"/>
-        </w:rPr>
-        <w:t xml:space="preserve"> </w:t>
-      </w:r>
-      <w:r>
-        <w:rPr>
-          <w:sz w:val="28"/>
-          <w:szCs w:val="28"/>
-        </w:rPr>
-        <w:t>метод</w:t>
-      </w:r>
-      <w:r>
-        <w:rPr>
-          <w:sz w:val="28"/>
-          <w:szCs w:val="28"/>
-          <w:lang w:val="en-US"/>
-        </w:rPr>
-        <w:t xml:space="preserve"> </w:t>
-      </w:r>
-      <w:r>
-        <w:rPr>
-          <w:sz w:val="28"/>
-          <w:szCs w:val="28"/>
-        </w:rPr>
-        <w:t>задает</w:t>
-      </w:r>
-      <w:r>
-        <w:rPr>
-          <w:sz w:val="28"/>
-          <w:szCs w:val="28"/>
-          <w:lang w:val="en-US"/>
-        </w:rPr>
-        <w:t xml:space="preserve"> </w:t>
-      </w:r>
-      <w:r>
-        <w:rPr>
-          <w:sz w:val="28"/>
-          <w:szCs w:val="28"/>
-        </w:rPr>
-        <w:t>название</w:t>
-      </w:r>
-      <w:r>
-        <w:rPr>
-          <w:sz w:val="28"/>
-          <w:szCs w:val="28"/>
-          <w:lang w:val="en-US"/>
-        </w:rPr>
-        <w:t xml:space="preserve"> </w:t>
-      </w:r>
-      <w:r>
-        <w:rPr>
-          <w:sz w:val="28"/>
-          <w:szCs w:val="28"/>
-        </w:rPr>
-        <w:t>заголовка</w:t>
-      </w:r>
-      <w:r>
-        <w:rPr>
-          <w:sz w:val="28"/>
-          <w:szCs w:val="28"/>
-          <w:lang w:val="en-US"/>
-        </w:rPr>
-        <w:t xml:space="preserve"> </w:t>
-      </w:r>
-      <w:r>
-        <w:rPr>
-          <w:sz w:val="28"/>
-          <w:szCs w:val="28"/>
-        </w:rPr>
-        <w:t>столбца</w:t>
-      </w:r>
-      <w:r>
-        <w:rPr>
-          <w:sz w:val="28"/>
-          <w:szCs w:val="28"/>
-          <w:lang w:val="en-US"/>
-        </w:rPr>
-        <w:t xml:space="preserve"> </w:t>
-      </w:r>
-      <w:proofErr w:type="spellStart"/>
-      <w:r>
-        <w:rPr>
-          <w:sz w:val="28"/>
-          <w:szCs w:val="28"/>
-          <w:lang w:val="en-US"/>
-        </w:rPr>
-        <w:t>DataGridView</w:t>
-      </w:r>
-      <w:proofErr w:type="spellEnd"/>
-      <w:r>
-        <w:rPr>
-          <w:sz w:val="28"/>
-          <w:szCs w:val="28"/>
-          <w:lang w:val="en-US"/>
-        </w:rPr>
-        <w:t>.</w:t>
+        <w:t xml:space="preserve"> DataGridView.</w:t>
       </w:r>
     </w:p>
     <w:p>
@@ -17618,60 +15120,89 @@
           <w:szCs w:val="28"/>
           <w:lang w:val="en-US"/>
         </w:rPr>
-        <w:t xml:space="preserve">private void </w:t>
-      </w:r>
-      <w:proofErr w:type="spellStart"/>
-      <w:proofErr w:type="gramStart"/>
+        <w:t xml:space="preserve">private void HideColumn(string columnName) {} — </w:t>
+      </w:r>
+      <w:r>
+        <w:rPr>
+          <w:sz w:val="28"/>
+          <w:szCs w:val="28"/>
+        </w:rPr>
+        <w:t>данный</w:t>
+      </w:r>
       <w:r>
         <w:rPr>
           <w:sz w:val="28"/>
           <w:szCs w:val="28"/>
           <w:lang w:val="en-US"/>
         </w:rPr>
-        <w:t>HideColumn</w:t>
-      </w:r>
-      <w:proofErr w:type="spellEnd"/>
+        <w:t xml:space="preserve"> </w:t>
+      </w:r>
+      <w:r>
+        <w:rPr>
+          <w:sz w:val="28"/>
+          <w:szCs w:val="28"/>
+        </w:rPr>
+        <w:t>метод</w:t>
+      </w:r>
       <w:r>
         <w:rPr>
           <w:sz w:val="28"/>
           <w:szCs w:val="28"/>
           <w:lang w:val="en-US"/>
         </w:rPr>
-        <w:t>(</w:t>
-      </w:r>
-      <w:proofErr w:type="gramEnd"/>
+        <w:t xml:space="preserve"> </w:t>
+      </w:r>
+      <w:r>
+        <w:rPr>
+          <w:sz w:val="28"/>
+          <w:szCs w:val="28"/>
+        </w:rPr>
+        <w:t>скрывает</w:t>
+      </w:r>
       <w:r>
         <w:rPr>
           <w:sz w:val="28"/>
           <w:szCs w:val="28"/>
           <w:lang w:val="en-US"/>
         </w:rPr>
-        <w:t xml:space="preserve">string </w:t>
-      </w:r>
-      <w:proofErr w:type="spellStart"/>
+        <w:t xml:space="preserve"> </w:t>
+      </w:r>
+      <w:r>
+        <w:rPr>
+          <w:sz w:val="28"/>
+          <w:szCs w:val="28"/>
+        </w:rPr>
+        <w:t>выбранный</w:t>
+      </w:r>
       <w:r>
         <w:rPr>
           <w:sz w:val="28"/>
           <w:szCs w:val="28"/>
           <w:lang w:val="en-US"/>
         </w:rPr>
-        <w:t>columnName</w:t>
-      </w:r>
-      <w:proofErr w:type="spellEnd"/>
+        <w:t xml:space="preserve"> </w:t>
+      </w:r>
+      <w:r>
+        <w:rPr>
+          <w:sz w:val="28"/>
+          <w:szCs w:val="28"/>
+        </w:rPr>
+        <w:t>столбец</w:t>
+      </w:r>
       <w:r>
         <w:rPr>
           <w:sz w:val="28"/>
           <w:szCs w:val="28"/>
           <w:lang w:val="en-US"/>
         </w:rPr>
-        <w:t xml:space="preserve">) {} — </w:t>
-      </w:r>
-      <w:r>
-        <w:rPr>
-          <w:sz w:val="28"/>
-          <w:szCs w:val="28"/>
-        </w:rPr>
-        <w:t>данный</w:t>
+        <w:t xml:space="preserve"> </w:t>
+      </w:r>
+      <w:r>
+        <w:rPr>
+          <w:sz w:val="28"/>
+          <w:szCs w:val="28"/>
+        </w:rPr>
+        <w:t>в</w:t>
       </w:r>
       <w:r>
         <w:rPr>
@@ -17679,100 +15210,7 @@
           <w:szCs w:val="28"/>
           <w:lang w:val="en-US"/>
         </w:rPr>
-        <w:t xml:space="preserve"> </w:t>
-      </w:r>
-      <w:r>
-        <w:rPr>
-          <w:sz w:val="28"/>
-          <w:szCs w:val="28"/>
-        </w:rPr>
-        <w:t>метод</w:t>
-      </w:r>
-      <w:r>
-        <w:rPr>
-          <w:sz w:val="28"/>
-          <w:szCs w:val="28"/>
-          <w:lang w:val="en-US"/>
-        </w:rPr>
-        <w:t xml:space="preserve"> </w:t>
-      </w:r>
-      <w:r>
-        <w:rPr>
-          <w:sz w:val="28"/>
-          <w:szCs w:val="28"/>
-        </w:rPr>
-        <w:t>скрывает</w:t>
-      </w:r>
-      <w:r>
-        <w:rPr>
-          <w:sz w:val="28"/>
-          <w:szCs w:val="28"/>
-          <w:lang w:val="en-US"/>
-        </w:rPr>
-        <w:t xml:space="preserve"> </w:t>
-      </w:r>
-      <w:r>
-        <w:rPr>
-          <w:sz w:val="28"/>
-          <w:szCs w:val="28"/>
-        </w:rPr>
-        <w:t>выбранный</w:t>
-      </w:r>
-      <w:r>
-        <w:rPr>
-          <w:sz w:val="28"/>
-          <w:szCs w:val="28"/>
-          <w:lang w:val="en-US"/>
-        </w:rPr>
-        <w:t xml:space="preserve"> </w:t>
-      </w:r>
-      <w:r>
-        <w:rPr>
-          <w:sz w:val="28"/>
-          <w:szCs w:val="28"/>
-        </w:rPr>
-        <w:t>столбец</w:t>
-      </w:r>
-      <w:r>
-        <w:rPr>
-          <w:sz w:val="28"/>
-          <w:szCs w:val="28"/>
-          <w:lang w:val="en-US"/>
-        </w:rPr>
-        <w:t xml:space="preserve"> </w:t>
-      </w:r>
-      <w:r>
-        <w:rPr>
-          <w:sz w:val="28"/>
-          <w:szCs w:val="28"/>
-        </w:rPr>
-        <w:t>в</w:t>
-      </w:r>
-      <w:r>
-        <w:rPr>
-          <w:sz w:val="28"/>
-          <w:szCs w:val="28"/>
-          <w:lang w:val="en-US"/>
-        </w:rPr>
-        <w:t xml:space="preserve"> </w:t>
-      </w:r>
-      <w:proofErr w:type="spellStart"/>
-      <w:r>
-        <w:rPr>
-          <w:sz w:val="28"/>
-          <w:szCs w:val="28"/>
-          <w:lang w:val="en-US"/>
-        </w:rPr>
-        <w:t>DataGridView</w:t>
-      </w:r>
-      <w:proofErr w:type="spellEnd"/>
-      <w:r>
-        <w:rPr>
-          <w:sz w:val="28"/>
-          <w:szCs w:val="28"/>
-          <w:lang w:val="en-US"/>
-        </w:rPr>
-        <w:t>.</w:t>
+        <w:t xml:space="preserve"> DataGridView.</w:t>
       </w:r>
     </w:p>
     <w:p>
@@ -17784,54 +15222,13 @@
           <w:szCs w:val="28"/>
         </w:rPr>
       </w:pPr>
-      <w:proofErr w:type="spellStart"/>
       <w:r>
         <w:rPr>
           <w:sz w:val="28"/>
           <w:szCs w:val="28"/>
         </w:rPr>
         <w:lastRenderedPageBreak/>
-        <w:t>private</w:t>
-      </w:r>
-      <w:proofErr w:type="spellEnd"/>
-      <w:r>
-        <w:rPr>
-          <w:sz w:val="28"/>
-          <w:szCs w:val="28"/>
-        </w:rPr>
-        <w:t xml:space="preserve"> </w:t>
-      </w:r>
-      <w:proofErr w:type="spellStart"/>
-      <w:r>
-        <w:rPr>
-          <w:sz w:val="28"/>
-          <w:szCs w:val="28"/>
-        </w:rPr>
-        <w:t>void</w:t>
-      </w:r>
-      <w:proofErr w:type="spellEnd"/>
-      <w:r>
-        <w:rPr>
-          <w:sz w:val="28"/>
-          <w:szCs w:val="28"/>
-        </w:rPr>
-        <w:t xml:space="preserve"> </w:t>
-      </w:r>
-      <w:proofErr w:type="spellStart"/>
-      <w:r>
-        <w:rPr>
-          <w:sz w:val="28"/>
-          <w:szCs w:val="28"/>
-        </w:rPr>
-        <w:t>UpdateClientBirthdaysAndAges</w:t>
-      </w:r>
-      <w:proofErr w:type="spellEnd"/>
-      <w:r>
-        <w:rPr>
-          <w:sz w:val="28"/>
-          <w:szCs w:val="28"/>
-        </w:rPr>
-        <w:t>() {} — данный метод обновляет возраст клиентов в базе данных на основе их даты рождения.</w:t>
+        <w:t>private void UpdateClientBirthdaysAndAges() {} — данный метод обновляет возраст клиентов в базе данных на основе их даты рождения.</w:t>
       </w:r>
     </w:p>
     <w:p>
@@ -17843,85 +15240,12 @@
           <w:szCs w:val="28"/>
         </w:rPr>
       </w:pPr>
-      <w:proofErr w:type="spellStart"/>
-      <w:r>
-        <w:rPr>
-          <w:sz w:val="28"/>
-          <w:szCs w:val="28"/>
-        </w:rPr>
-        <w:t>private</w:t>
-      </w:r>
-      <w:proofErr w:type="spellEnd"/>
-      <w:r>
-        <w:rPr>
-          <w:sz w:val="28"/>
-          <w:szCs w:val="28"/>
-        </w:rPr>
-        <w:t xml:space="preserve"> </w:t>
-      </w:r>
-      <w:proofErr w:type="spellStart"/>
-      <w:r>
-        <w:rPr>
-          <w:sz w:val="28"/>
-          <w:szCs w:val="28"/>
-        </w:rPr>
-        <w:t>void</w:t>
-      </w:r>
-      <w:proofErr w:type="spellEnd"/>
-      <w:r>
-        <w:rPr>
-          <w:sz w:val="28"/>
-          <w:szCs w:val="28"/>
-        </w:rPr>
-        <w:t xml:space="preserve"> dataGridView1_MouseDown(</w:t>
-      </w:r>
-      <w:proofErr w:type="spellStart"/>
-      <w:r>
-        <w:rPr>
-          <w:sz w:val="28"/>
-          <w:szCs w:val="28"/>
-        </w:rPr>
-        <w:t>object</w:t>
-      </w:r>
-      <w:proofErr w:type="spellEnd"/>
-      <w:r>
-        <w:rPr>
-          <w:sz w:val="28"/>
-          <w:szCs w:val="28"/>
-        </w:rPr>
-        <w:t xml:space="preserve"> </w:t>
-      </w:r>
-      <w:proofErr w:type="spellStart"/>
-      <w:r>
-        <w:rPr>
-          <w:sz w:val="28"/>
-          <w:szCs w:val="28"/>
-        </w:rPr>
-        <w:t>sender</w:t>
-      </w:r>
-      <w:proofErr w:type="spellEnd"/>
-      <w:r>
-        <w:rPr>
-          <w:sz w:val="28"/>
-          <w:szCs w:val="28"/>
-        </w:rPr>
-        <w:t xml:space="preserve">, </w:t>
-      </w:r>
-      <w:proofErr w:type="spellStart"/>
-      <w:r>
-        <w:rPr>
-          <w:sz w:val="28"/>
-          <w:szCs w:val="28"/>
-        </w:rPr>
-        <w:t>MouseEventArgs</w:t>
-      </w:r>
-      <w:proofErr w:type="spellEnd"/>
-      <w:r>
-        <w:rPr>
-          <w:sz w:val="28"/>
-          <w:szCs w:val="28"/>
-        </w:rPr>
-        <w:t xml:space="preserve"> e) {} — данный обработчик показывает контекстное меню при правом клике на строку таблицы.</w:t>
+      <w:r>
+        <w:rPr>
+          <w:sz w:val="28"/>
+          <w:szCs w:val="28"/>
+        </w:rPr>
+        <w:t>private void dataGridView1_MouseDown(object sender, MouseEventArgs e) {} — данный обработчик показывает контекстное меню при правом клике на строку таблицы.</w:t>
       </w:r>
     </w:p>
     <w:p>
@@ -17933,110 +15257,12 @@
           <w:szCs w:val="28"/>
         </w:rPr>
       </w:pPr>
-      <w:proofErr w:type="spellStart"/>
-      <w:r>
-        <w:rPr>
-          <w:sz w:val="28"/>
-          <w:szCs w:val="28"/>
-        </w:rPr>
-        <w:t>private</w:t>
-      </w:r>
-      <w:proofErr w:type="spellEnd"/>
-      <w:r>
-        <w:rPr>
-          <w:sz w:val="28"/>
-          <w:szCs w:val="28"/>
-        </w:rPr>
-        <w:t xml:space="preserve"> </w:t>
-      </w:r>
-      <w:proofErr w:type="spellStart"/>
-      <w:r>
-        <w:rPr>
-          <w:sz w:val="28"/>
-          <w:szCs w:val="28"/>
-        </w:rPr>
-        <w:t>void</w:t>
-      </w:r>
-      <w:proofErr w:type="spellEnd"/>
-      <w:r>
-        <w:rPr>
-          <w:sz w:val="28"/>
-          <w:szCs w:val="28"/>
-        </w:rPr>
-        <w:t xml:space="preserve"> </w:t>
-      </w:r>
-      <w:proofErr w:type="spellStart"/>
-      <w:r>
-        <w:rPr>
-          <w:sz w:val="28"/>
-          <w:szCs w:val="28"/>
-        </w:rPr>
-        <w:t>FormViewClients_</w:t>
-      </w:r>
-      <w:proofErr w:type="gramStart"/>
-      <w:r>
-        <w:rPr>
-          <w:sz w:val="28"/>
-          <w:szCs w:val="28"/>
-        </w:rPr>
-        <w:t>Load</w:t>
-      </w:r>
-      <w:proofErr w:type="spellEnd"/>
-      <w:r>
-        <w:rPr>
-          <w:sz w:val="28"/>
-          <w:szCs w:val="28"/>
-        </w:rPr>
-        <w:t>(</w:t>
-      </w:r>
-      <w:proofErr w:type="spellStart"/>
-      <w:proofErr w:type="gramEnd"/>
-      <w:r>
-        <w:rPr>
-          <w:sz w:val="28"/>
-          <w:szCs w:val="28"/>
-        </w:rPr>
-        <w:t>object</w:t>
-      </w:r>
-      <w:proofErr w:type="spellEnd"/>
-      <w:r>
-        <w:rPr>
-          <w:sz w:val="28"/>
-          <w:szCs w:val="28"/>
-        </w:rPr>
-        <w:t xml:space="preserve"> </w:t>
-      </w:r>
-      <w:proofErr w:type="spellStart"/>
-      <w:r>
-        <w:rPr>
-          <w:sz w:val="28"/>
-          <w:szCs w:val="28"/>
-        </w:rPr>
-        <w:t>sender</w:t>
-      </w:r>
-      <w:proofErr w:type="spellEnd"/>
-      <w:r>
-        <w:rPr>
-          <w:sz w:val="28"/>
-          <w:szCs w:val="28"/>
-        </w:rPr>
-        <w:t xml:space="preserve">, </w:t>
-      </w:r>
-      <w:proofErr w:type="spellStart"/>
-      <w:r>
-        <w:rPr>
-          <w:sz w:val="28"/>
-          <w:szCs w:val="28"/>
-        </w:rPr>
-        <w:t>EventArgs</w:t>
-      </w:r>
-      <w:proofErr w:type="spellEnd"/>
-      <w:r>
-        <w:rPr>
-          <w:sz w:val="28"/>
-          <w:szCs w:val="28"/>
-        </w:rPr>
-        <w:t xml:space="preserve"> e) {} — данный метод вызывается при загрузке формы и загружает данные в таблицу, а также обновляет возраст клиентов.</w:t>
+      <w:r>
+        <w:rPr>
+          <w:sz w:val="28"/>
+          <w:szCs w:val="28"/>
+        </w:rPr>
+        <w:t>private void FormViewClients_Load(object sender, EventArgs e) {} — данный метод вызывается при загрузке формы и загружает данные в таблицу, а также обновляет возраст клиентов.</w:t>
       </w:r>
     </w:p>
     <w:p>
@@ -19489,7 +16715,7 @@
           <w:sz w:val="28"/>
           <w:szCs w:val="28"/>
         </w:rPr>
-        <w:t>просмотра, добавления, удаления и редактирования информации о сотрудниках, объектах и ролях;</w:t>
+        <w:t>просмотра, добавления, удаления и редактирования информации о сотрудниках, объектах;</w:t>
       </w:r>
     </w:p>
     <w:p>
@@ -20358,59 +17584,13 @@
         </w:rPr>
         <w:t xml:space="preserve">2 </w:t>
       </w:r>
-      <w:proofErr w:type="spellStart"/>
       <w:r>
         <w:rPr>
           <w:color w:val="000000"/>
           <w:sz w:val="28"/>
           <w:szCs w:val="28"/>
         </w:rPr>
-        <w:t>Мацяшек</w:t>
-      </w:r>
-      <w:proofErr w:type="spellEnd"/>
-      <w:r>
-        <w:rPr>
-          <w:color w:val="000000"/>
-          <w:sz w:val="28"/>
-          <w:szCs w:val="28"/>
-        </w:rPr>
-        <w:t xml:space="preserve"> Л.А., </w:t>
-      </w:r>
-      <w:proofErr w:type="spellStart"/>
-      <w:r>
-        <w:rPr>
-          <w:color w:val="000000"/>
-          <w:sz w:val="28"/>
-          <w:szCs w:val="28"/>
-        </w:rPr>
-        <w:t>Лионг</w:t>
-      </w:r>
-      <w:proofErr w:type="spellEnd"/>
-      <w:r>
-        <w:rPr>
-          <w:color w:val="000000"/>
-          <w:sz w:val="28"/>
-          <w:szCs w:val="28"/>
-        </w:rPr>
-        <w:t xml:space="preserve"> Б.Л. Практическая программная инженерия на основе учебного примера - </w:t>
-      </w:r>
-      <w:proofErr w:type="gramStart"/>
-      <w:r>
-        <w:rPr>
-          <w:color w:val="000000"/>
-          <w:sz w:val="28"/>
-          <w:szCs w:val="28"/>
-        </w:rPr>
-        <w:t>М.:БИНОМ</w:t>
-      </w:r>
-      <w:proofErr w:type="gramEnd"/>
-      <w:r>
-        <w:rPr>
-          <w:color w:val="000000"/>
-          <w:sz w:val="28"/>
-          <w:szCs w:val="28"/>
-        </w:rPr>
-        <w:t>, Лаборатория знаний – ЭБК BOOK.RU 20</w:t>
+        <w:t>Мацяшек Л.А., Лионг Б.Л. Практическая программная инженерия на основе учебного примера - М.:БИНОМ, Лаборатория знаний – ЭБК BOOK.RU 20</w:t>
       </w:r>
       <w:r>
         <w:rPr>
@@ -20448,23 +17628,13 @@
         </w:rPr>
         <w:t xml:space="preserve">3 </w:t>
       </w:r>
-      <w:proofErr w:type="spellStart"/>
       <w:r>
         <w:rPr>
           <w:color w:val="000000"/>
           <w:sz w:val="28"/>
           <w:szCs w:val="28"/>
         </w:rPr>
-        <w:t>Могрунов</w:t>
-      </w:r>
-      <w:proofErr w:type="spellEnd"/>
-      <w:r>
-        <w:rPr>
-          <w:color w:val="000000"/>
-          <w:sz w:val="28"/>
-          <w:szCs w:val="28"/>
-        </w:rPr>
-        <w:t xml:space="preserve"> Е.П. Основы языка SQL, учебное пособие. – СПб.: БХВ-Петербург, 20</w:t>
+        <w:t>Могрунов Е.П. Основы языка SQL, учебное пособие. – СПб.: БХВ-Петербург, 20</w:t>
       </w:r>
       <w:r>
         <w:rPr>
@@ -20508,25 +17678,7 @@
           <w:sz w:val="28"/>
           <w:szCs w:val="28"/>
         </w:rPr>
-        <w:t xml:space="preserve">Новиков Б.А., Основы технологий баз данных, </w:t>
-      </w:r>
-      <w:proofErr w:type="spellStart"/>
-      <w:r>
-        <w:rPr>
-          <w:color w:val="000000"/>
-          <w:sz w:val="28"/>
-          <w:szCs w:val="28"/>
-        </w:rPr>
-        <w:t>Postgres</w:t>
-      </w:r>
-      <w:proofErr w:type="spellEnd"/>
-      <w:r>
-        <w:rPr>
-          <w:color w:val="000000"/>
-          <w:sz w:val="28"/>
-          <w:szCs w:val="28"/>
-        </w:rPr>
-        <w:t xml:space="preserve"> Professional. - М., 20</w:t>
+        <w:t>Новиков Б.А., Основы технологий баз данных, Postgres Professional. - М., 20</w:t>
       </w:r>
       <w:r>
         <w:rPr>
@@ -20570,25 +17722,7 @@
           <w:sz w:val="28"/>
           <w:szCs w:val="28"/>
         </w:rPr>
-        <w:t xml:space="preserve">Прайс Марк Дж. C# 7 и .NET Core </w:t>
-      </w:r>
-      <w:proofErr w:type="gramStart"/>
-      <w:r>
-        <w:rPr>
-          <w:color w:val="000000"/>
-          <w:sz w:val="28"/>
-          <w:szCs w:val="28"/>
-        </w:rPr>
-        <w:t>Кросс-платформенная</w:t>
-      </w:r>
-      <w:proofErr w:type="gramEnd"/>
-      <w:r>
-        <w:rPr>
-          <w:color w:val="000000"/>
-          <w:sz w:val="28"/>
-          <w:szCs w:val="28"/>
-        </w:rPr>
-        <w:t xml:space="preserve"> разработка для профессионалов. 3-е изд. - СПб.: Питер, 20</w:t>
+        <w:t>Прайс Марк Дж. C# 7 и .NET Core Кросс-платформенная разработка для профессионалов. 3-е изд. - СПб.: Питер, 20</w:t>
       </w:r>
       <w:r>
         <w:rPr>
@@ -20632,25 +17766,7 @@
           <w:sz w:val="28"/>
           <w:szCs w:val="28"/>
         </w:rPr>
-        <w:t xml:space="preserve">Эндрю </w:t>
-      </w:r>
-      <w:proofErr w:type="spellStart"/>
-      <w:r>
-        <w:rPr>
-          <w:color w:val="000000"/>
-          <w:sz w:val="28"/>
-          <w:szCs w:val="28"/>
-        </w:rPr>
-        <w:t>Троелсен</w:t>
-      </w:r>
-      <w:proofErr w:type="spellEnd"/>
-      <w:r>
-        <w:rPr>
-          <w:color w:val="000000"/>
-          <w:sz w:val="28"/>
-          <w:szCs w:val="28"/>
-        </w:rPr>
-        <w:t xml:space="preserve"> Язык программирования C# 6.0 и платформа .NET 4.6, 7-е изд.: пер. с англ. - М.: ООО “И.Д. Вильямс”, 20</w:t>
+        <w:t>Эндрю Троелсен Язык программирования C# 6.0 и платформа .NET 4.6, 7-е изд.: пер. с англ. - М.: ООО “И.Д. Вильямс”, 20</w:t>
       </w:r>
       <w:r>
         <w:rPr>
